--- a/CLIENTE/Tema2/Teoria/APUNTES.docx
+++ b/CLIENTE/Tema2/Teoria/APUNTES.docx
@@ -185,6 +185,7 @@
       </w:pPr>
       <w:r>
         <w:rPr>
+          <w:noProof/>
           <w:lang w:val="en-US"/>
         </w:rPr>
         <w:drawing>
@@ -825,14 +826,16 @@
         <w:rPr>
           <w:b/>
           <w:bCs/>
-        </w:rPr>
-      </w:pPr>
-      <w:proofErr w:type="spellStart"/>
-      <w:proofErr w:type="gramStart"/>
-      <w:r>
-        <w:rPr>
-          <w:b/>
-          <w:bCs/>
+          <w:lang w:val="en-US"/>
+        </w:rPr>
+      </w:pPr>
+      <w:proofErr w:type="spellStart"/>
+      <w:proofErr w:type="gramStart"/>
+      <w:r>
+        <w:rPr>
+          <w:b/>
+          <w:bCs/>
+          <w:lang w:val="en-US"/>
         </w:rPr>
         <w:t>window.opener</w:t>
       </w:r>
@@ -841,6 +844,7 @@
         <w:rPr>
           <w:b/>
           <w:bCs/>
+          <w:lang w:val="en-US"/>
         </w:rPr>
         <w:t>.</w:t>
       </w:r>
@@ -849,6 +853,7 @@
         <w:rPr>
           <w:b/>
           <w:bCs/>
+          <w:lang w:val="en-US"/>
         </w:rPr>
         <w:t>document.body</w:t>
       </w:r>
@@ -857,6 +862,7 @@
         <w:rPr>
           <w:b/>
           <w:bCs/>
+          <w:lang w:val="en-US"/>
         </w:rPr>
         <w:t>.</w:t>
       </w:r>
@@ -865,6 +871,7 @@
         <w:rPr>
           <w:b/>
           <w:bCs/>
+          <w:lang w:val="en-US"/>
         </w:rPr>
         <w:t>style.backgroundColor</w:t>
       </w:r>
@@ -874,6 +881,7 @@
         <w:rPr>
           <w:b/>
           <w:bCs/>
+          <w:lang w:val="en-US"/>
         </w:rPr>
         <w:t xml:space="preserve"> = "red";</w:t>
       </w:r>
@@ -881,6 +889,7 @@
         <w:rPr>
           <w:b/>
           <w:bCs/>
+          <w:lang w:val="en-US"/>
         </w:rPr>
         <w:t xml:space="preserve"> </w:t>
       </w:r>
@@ -1157,87 +1166,37 @@
       </w:r>
     </w:p>
     <w:p>
-      <w:pPr>
-        <w:rPr>
-          <w:lang w:val="en-US"/>
-        </w:rPr>
-      </w:pPr>
-      <w:r>
-        <w:rPr>
-          <w:lang w:val="en-US"/>
-        </w:rPr>
-        <w:t>JS Export</w:t>
-      </w:r>
-      <w:r>
-        <w:rPr>
-          <w:lang w:val="en-US"/>
-        </w:rPr>
+      <w:r>
+        <w:t xml:space="preserve">JS </w:t>
+      </w:r>
+      <w:proofErr w:type="spellStart"/>
+      <w:r>
+        <w:t>Export</w:t>
+      </w:r>
+      <w:proofErr w:type="spellEnd"/>
+      <w:r>
         <w:t xml:space="preserve"> &lt;script </w:t>
       </w:r>
       <w:proofErr w:type="spellStart"/>
       <w:r>
-        <w:rPr>
-          <w:lang w:val="en-US"/>
-        </w:rPr>
         <w:t>src</w:t>
       </w:r>
       <w:proofErr w:type="spellEnd"/>
       <w:r>
-        <w:rPr>
-          <w:lang w:val="en-US"/>
-        </w:rPr>
         <w:t>="</w:t>
       </w:r>
       <w:proofErr w:type="spellStart"/>
       <w:r>
-        <w:rPr>
-          <w:lang w:val="en-US"/>
-        </w:rPr>
         <w:t>js</w:t>
       </w:r>
       <w:proofErr w:type="spellEnd"/>
       <w:r>
-        <w:rPr>
-          <w:lang w:val="en-US"/>
-        </w:rPr>
-        <w:t xml:space="preserve">/accion.js"&gt;&lt;/script&gt; </w:t>
-      </w:r>
-      <w:proofErr w:type="spellStart"/>
-      <w:r>
-        <w:rPr>
-          <w:lang w:val="en-US"/>
-        </w:rPr>
-        <w:t>dentro</w:t>
-      </w:r>
-      <w:proofErr w:type="spellEnd"/>
-      <w:r>
-        <w:rPr>
-          <w:lang w:val="en-US"/>
-        </w:rPr>
-        <w:t xml:space="preserve"> del &lt;head&gt;.</w:t>
-      </w:r>
-    </w:p>
-    <w:p>
-      <w:pPr>
-        <w:rPr>
-          <w:lang w:val="en-US"/>
-        </w:rPr>
-      </w:pPr>
-    </w:p>
-    <w:p>
-      <w:pPr>
-        <w:rPr>
-          <w:lang w:val="en-US"/>
-        </w:rPr>
-      </w:pPr>
-    </w:p>
-    <w:p>
-      <w:pPr>
-        <w:rPr>
-          <w:lang w:val="en-US"/>
-        </w:rPr>
-      </w:pPr>
-    </w:p>
+        <w:t>/accion.js"&gt;&lt;/script&gt; dentro del &lt;head&gt;.</w:t>
+      </w:r>
+    </w:p>
+    <w:p/>
+    <w:p/>
+    <w:p/>
     <w:p>
       <w:pPr>
         <w:pStyle w:val="Prrafodelista"/>
@@ -1567,6 +1526,9 @@
     <w:p/>
     <w:p>
       <w:r>
+        <w:rPr>
+          <w:noProof/>
+        </w:rPr>
         <w:lastRenderedPageBreak/>
         <w:drawing>
           <wp:inline distT="0" distB="0" distL="0" distR="0" wp14:anchorId="377A8779" wp14:editId="72ABF6D5">
@@ -1955,6 +1917,9 @@
     <w:p/>
     <w:p>
       <w:r>
+        <w:rPr>
+          <w:noProof/>
+        </w:rPr>
         <w:drawing>
           <wp:inline distT="0" distB="0" distL="0" distR="0" wp14:anchorId="5DBDA510" wp14:editId="4F725212">
             <wp:extent cx="4039164" cy="5372850"/>
@@ -2000,6 +1965,7 @@
       </w:pPr>
       <w:r>
         <w:rPr>
+          <w:noProof/>
           <w:lang w:val="en-US"/>
         </w:rPr>
         <w:lastRenderedPageBreak/>
@@ -2182,6 +2148,7 @@
       </w:pPr>
       <w:r>
         <w:rPr>
+          <w:noProof/>
           <w:lang w:val="en-US"/>
         </w:rPr>
         <w:drawing>
@@ -2459,6 +2426,9 @@
         <w:jc w:val="center"/>
       </w:pPr>
       <w:r>
+        <w:rPr>
+          <w:noProof/>
+        </w:rPr>
         <w:drawing>
           <wp:inline distT="0" distB="0" distL="0" distR="0" wp14:anchorId="40198087" wp14:editId="4DC0B2D6">
             <wp:extent cx="4235570" cy="3872503"/>
@@ -2515,6 +2485,7 @@
       </w:pPr>
       <w:r>
         <w:rPr>
+          <w:noProof/>
           <w:lang w:val="en-US"/>
         </w:rPr>
         <w:drawing>
@@ -2615,8 +2586,28 @@
             <w14:bevelT w14:w="25400" w14:h="38100" w14:prst="circle"/>
           </w14:props3d>
         </w:rPr>
-        <w:t xml:space="preserve"> NaN</w:t>
-      </w:r>
+        <w:t xml:space="preserve"> </w:t>
+      </w:r>
+      <w:proofErr w:type="spellStart"/>
+      <w:r>
+        <w:rPr>
+          <w:b/>
+          <w:color w:val="0F9ED5" w:themeColor="accent4"/>
+          <w:sz w:val="32"/>
+          <w:szCs w:val="32"/>
+          <w:lang w:val="en-US"/>
+          <w14:textOutline w14:w="0" w14:cap="flat" w14:cmpd="sng" w14:algn="ctr">
+            <w14:noFill/>
+            <w14:prstDash w14:val="solid"/>
+            <w14:round/>
+          </w14:textOutline>
+          <w14:props3d w14:extrusionH="57150" w14:contourW="0" w14:prstMaterial="softEdge">
+            <w14:bevelT w14:w="25400" w14:h="38100" w14:prst="circle"/>
+          </w14:props3d>
+        </w:rPr>
+        <w:t>NaN</w:t>
+      </w:r>
+      <w:proofErr w:type="spellEnd"/>
     </w:p>
     <w:p>
       <w:pPr>
@@ -2627,6 +2618,7 @@
       </w:pPr>
       <w:r>
         <w:rPr>
+          <w:noProof/>
           <w:lang w:val="en-US"/>
         </w:rPr>
         <w:drawing>
@@ -2684,11 +2676,800 @@
     </w:p>
     <w:p>
       <w:pPr>
-        <w:ind w:left="360"/>
-        <w:rPr>
-          <w:lang w:val="en-US"/>
-        </w:rPr>
-      </w:pPr>
+        <w:pStyle w:val="Prrafodelista"/>
+        <w:numPr>
+          <w:ilvl w:val="0"/>
+          <w:numId w:val="1"/>
+        </w:numPr>
+        <w:rPr>
+          <w:lang w:val="en-US"/>
+        </w:rPr>
+      </w:pPr>
+      <w:r>
+        <w:rPr>
+          <w:lang w:val="en-US"/>
+        </w:rPr>
+        <w:lastRenderedPageBreak/>
+        <w:t>ARRAYS</w:t>
+      </w:r>
+    </w:p>
+    <w:p>
+      <w:pPr>
+        <w:pStyle w:val="Prrafodelista"/>
+        <w:rPr>
+          <w:lang w:val="en-US"/>
+        </w:rPr>
+      </w:pPr>
+    </w:p>
+    <w:p>
+      <w:pPr>
+        <w:pStyle w:val="Prrafodelista"/>
+        <w:rPr>
+          <w:b/>
+          <w:bCs/>
+          <w:lang w:val="en-US"/>
+        </w:rPr>
+      </w:pPr>
+      <w:proofErr w:type="spellStart"/>
+      <w:r>
+        <w:rPr>
+          <w:b/>
+          <w:bCs/>
+          <w:lang w:val="en-US"/>
+        </w:rPr>
+        <w:t>Declaracion</w:t>
+      </w:r>
+      <w:proofErr w:type="spellEnd"/>
+      <w:r>
+        <w:rPr>
+          <w:b/>
+          <w:bCs/>
+          <w:lang w:val="en-US"/>
+        </w:rPr>
+        <w:t xml:space="preserve"> </w:t>
+      </w:r>
+    </w:p>
+    <w:p>
+      <w:pPr>
+        <w:pStyle w:val="Prrafodelista"/>
+        <w:rPr>
+          <w:lang w:val="en-US"/>
+        </w:rPr>
+      </w:pPr>
+      <w:r>
+        <w:rPr>
+          <w:lang w:val="en-US"/>
+        </w:rPr>
+        <w:t>Let a = [];</w:t>
+      </w:r>
+    </w:p>
+    <w:p>
+      <w:pPr>
+        <w:pStyle w:val="Prrafodelista"/>
+        <w:rPr>
+          <w:lang w:val="en-US"/>
+        </w:rPr>
+      </w:pPr>
+      <w:r>
+        <w:rPr>
+          <w:lang w:val="en-US"/>
+        </w:rPr>
+        <w:t xml:space="preserve">Let a = new </w:t>
+      </w:r>
+      <w:proofErr w:type="gramStart"/>
+      <w:r>
+        <w:rPr>
+          <w:lang w:val="en-US"/>
+        </w:rPr>
+        <w:t>Array(</w:t>
+      </w:r>
+      <w:proofErr w:type="gramEnd"/>
+      <w:r>
+        <w:rPr>
+          <w:lang w:val="en-US"/>
+        </w:rPr>
+        <w:t>);</w:t>
+      </w:r>
+    </w:p>
+    <w:p>
+      <w:pPr>
+        <w:pStyle w:val="Prrafodelista"/>
+        <w:rPr>
+          <w:lang w:val="en-US"/>
+        </w:rPr>
+      </w:pPr>
+    </w:p>
+    <w:p>
+      <w:pPr>
+        <w:pStyle w:val="Prrafodelista"/>
+        <w:rPr>
+          <w:lang w:val="en-US"/>
+        </w:rPr>
+      </w:pPr>
+      <w:r>
+        <w:rPr>
+          <w:b/>
+          <w:bCs/>
+          <w:lang w:val="en-US"/>
+        </w:rPr>
+        <w:t>Con</w:t>
+      </w:r>
+      <w:r>
+        <w:rPr>
+          <w:lang w:val="en-US"/>
+        </w:rPr>
+        <w:t xml:space="preserve"> </w:t>
+      </w:r>
+      <w:proofErr w:type="spellStart"/>
+      <w:r>
+        <w:rPr>
+          <w:b/>
+          <w:bCs/>
+          <w:lang w:val="en-US"/>
+        </w:rPr>
+        <w:t>valores</w:t>
+      </w:r>
+      <w:proofErr w:type="spellEnd"/>
+    </w:p>
+    <w:p>
+      <w:pPr>
+        <w:pStyle w:val="Prrafodelista"/>
+        <w:rPr>
+          <w:lang w:val="en-US"/>
+        </w:rPr>
+      </w:pPr>
+    </w:p>
+    <w:p>
+      <w:pPr>
+        <w:pStyle w:val="Prrafodelista"/>
+        <w:rPr>
+          <w:lang w:val="en-US"/>
+        </w:rPr>
+      </w:pPr>
+      <w:r>
+        <w:rPr>
+          <w:lang w:val="en-US"/>
+        </w:rPr>
+        <w:t xml:space="preserve">let a = new </w:t>
+      </w:r>
+      <w:proofErr w:type="gramStart"/>
+      <w:r>
+        <w:rPr>
+          <w:lang w:val="en-US"/>
+        </w:rPr>
+        <w:t>Array(</w:t>
+      </w:r>
+      <w:proofErr w:type="gramEnd"/>
+      <w:r>
+        <w:rPr>
+          <w:lang w:val="en-US"/>
+        </w:rPr>
+        <w:t>3,4,5,6,7);</w:t>
+      </w:r>
+      <w:r>
+        <w:rPr>
+          <w:lang w:val="en-US"/>
+        </w:rPr>
+        <w:br/>
+        <w:t>let b =[</w:t>
+      </w:r>
+      <w:proofErr w:type="gramStart"/>
+      <w:r>
+        <w:rPr>
+          <w:lang w:val="en-US"/>
+        </w:rPr>
+        <w:t>1,true</w:t>
+      </w:r>
+      <w:proofErr w:type="gramEnd"/>
+      <w:r>
+        <w:rPr>
+          <w:lang w:val="en-US"/>
+        </w:rPr>
+        <w:t>,[1,2,3]</w:t>
+      </w:r>
+      <w:proofErr w:type="gramStart"/>
+      <w:r>
+        <w:rPr>
+          <w:lang w:val="en-US"/>
+        </w:rPr>
+        <w:t>,”cad</w:t>
+      </w:r>
+      <w:proofErr w:type="gramEnd"/>
+      <w:r>
+        <w:rPr>
+          <w:lang w:val="en-US"/>
+        </w:rPr>
+        <w:t>”];</w:t>
+      </w:r>
+      <w:r>
+        <w:rPr>
+          <w:lang w:val="en-US"/>
+        </w:rPr>
+        <w:br/>
+        <w:t>let c = [3,4,5,6,7];</w:t>
+      </w:r>
+      <w:r>
+        <w:rPr>
+          <w:lang w:val="en-US"/>
+        </w:rPr>
+        <w:br/>
+        <w:t>let d= Array(100</w:t>
+      </w:r>
+      <w:proofErr w:type="gramStart"/>
+      <w:r>
+        <w:rPr>
+          <w:lang w:val="en-US"/>
+        </w:rPr>
+        <w:t>).fill</w:t>
+      </w:r>
+      <w:proofErr w:type="gramEnd"/>
+      <w:r>
+        <w:rPr>
+          <w:lang w:val="en-US"/>
+        </w:rPr>
+        <w:t>(false);</w:t>
+      </w:r>
+    </w:p>
+    <w:p>
+      <w:pPr>
+        <w:pStyle w:val="Prrafodelista"/>
+        <w:rPr>
+          <w:lang w:val="en-US"/>
+        </w:rPr>
+      </w:pPr>
+    </w:p>
+    <w:p>
+      <w:pPr>
+        <w:pStyle w:val="Prrafodelista"/>
+      </w:pPr>
+      <w:r>
+        <w:t>console.log(</w:t>
+      </w:r>
+      <w:proofErr w:type="gramStart"/>
+      <w:r>
+        <w:t>a[</w:t>
+      </w:r>
+      <w:proofErr w:type="gramEnd"/>
+      <w:r>
+        <w:t>1]); // muestra 4</w:t>
+      </w:r>
+      <w:r>
+        <w:br/>
+        <w:t>console.log(a); // muestra [3,4,5,6,7]</w:t>
+      </w:r>
+    </w:p>
+    <w:p>
+      <w:pPr>
+        <w:pStyle w:val="Prrafodelista"/>
+      </w:pPr>
+    </w:p>
+    <w:p>
+      <w:pPr>
+        <w:pStyle w:val="Prrafodelista"/>
+        <w:rPr>
+          <w:b/>
+          <w:bCs/>
+        </w:rPr>
+      </w:pPr>
+      <w:r>
+        <w:rPr>
+          <w:b/>
+          <w:bCs/>
+        </w:rPr>
+        <w:t>Asignar Valores</w:t>
+      </w:r>
+    </w:p>
+    <w:p>
+      <w:pPr>
+        <w:pStyle w:val="Prrafodelista"/>
+      </w:pPr>
+      <w:proofErr w:type="gramStart"/>
+      <w:r>
+        <w:t>a[</w:t>
+      </w:r>
+      <w:proofErr w:type="gramEnd"/>
+      <w:r>
+        <w:t xml:space="preserve">0] </w:t>
+      </w:r>
+      <w:proofErr w:type="gramStart"/>
+      <w:r>
+        <w:t>= ”Rojo</w:t>
+      </w:r>
+      <w:proofErr w:type="gramEnd"/>
+      <w:r>
+        <w:t>”;</w:t>
+      </w:r>
+      <w:r>
+        <w:br/>
+      </w:r>
+      <w:proofErr w:type="gramStart"/>
+      <w:r>
+        <w:t>a[</w:t>
+      </w:r>
+      <w:proofErr w:type="gramEnd"/>
+      <w:r>
+        <w:t>1] = “Azul”;</w:t>
+      </w:r>
+      <w:r>
+        <w:br/>
+        <w:t>console.log(</w:t>
+      </w:r>
+      <w:proofErr w:type="gramStart"/>
+      <w:r>
+        <w:t>a[</w:t>
+      </w:r>
+      <w:proofErr w:type="gramEnd"/>
+      <w:r>
+        <w:t>1])</w:t>
+      </w:r>
+    </w:p>
+    <w:p>
+      <w:pPr>
+        <w:pStyle w:val="Prrafodelista"/>
+      </w:pPr>
+    </w:p>
+    <w:p>
+      <w:pPr>
+        <w:pStyle w:val="Prrafodelista"/>
+        <w:rPr>
+          <w:b/>
+          <w:bCs/>
+        </w:rPr>
+      </w:pPr>
+      <w:r>
+        <w:rPr>
+          <w:b/>
+          <w:bCs/>
+        </w:rPr>
+        <w:t xml:space="preserve">Recorrer </w:t>
+      </w:r>
+      <w:proofErr w:type="spellStart"/>
+      <w:r>
+        <w:rPr>
+          <w:b/>
+          <w:bCs/>
+        </w:rPr>
+        <w:t>Arrays</w:t>
+      </w:r>
+      <w:proofErr w:type="spellEnd"/>
+    </w:p>
+    <w:p>
+      <w:pPr>
+        <w:pStyle w:val="Prrafodelista"/>
+      </w:pPr>
+    </w:p>
+    <w:p>
+      <w:pPr>
+        <w:rPr>
+          <w:lang w:val="en-US"/>
+        </w:rPr>
+      </w:pPr>
+      <w:r>
+        <w:rPr>
+          <w:lang w:val="en-US"/>
+        </w:rPr>
+        <w:t>l</w:t>
+      </w:r>
+      <w:r>
+        <w:rPr>
+          <w:lang w:val="en-US"/>
+        </w:rPr>
+        <w:t>et ranks = ['A', 'B', 'C'];</w:t>
+      </w:r>
+      <w:r>
+        <w:rPr>
+          <w:lang w:val="en-US"/>
+        </w:rPr>
+        <w:br/>
+      </w:r>
+      <w:proofErr w:type="spellStart"/>
+      <w:proofErr w:type="gramStart"/>
+      <w:r>
+        <w:rPr>
+          <w:lang w:val="en-US"/>
+        </w:rPr>
+        <w:t>ranks.forEach</w:t>
+      </w:r>
+      <w:proofErr w:type="spellEnd"/>
+      <w:proofErr w:type="gramEnd"/>
+      <w:r>
+        <w:rPr>
+          <w:lang w:val="en-US"/>
+        </w:rPr>
+        <w:t>(function (e) {</w:t>
+      </w:r>
+      <w:r>
+        <w:rPr>
+          <w:lang w:val="en-US"/>
+        </w:rPr>
+        <w:br/>
+        <w:t>console.log(e);</w:t>
+      </w:r>
+      <w:r>
+        <w:rPr>
+          <w:lang w:val="en-US"/>
+        </w:rPr>
+        <w:br/>
+        <w:t>});</w:t>
+      </w:r>
+    </w:p>
+    <w:p>
+      <w:pPr>
+        <w:rPr>
+          <w:lang w:val="en-US"/>
+        </w:rPr>
+      </w:pPr>
+      <w:proofErr w:type="spellStart"/>
+      <w:proofErr w:type="gramStart"/>
+      <w:r>
+        <w:rPr>
+          <w:lang w:val="en-US"/>
+        </w:rPr>
+        <w:t>ranks.forEach</w:t>
+      </w:r>
+      <w:proofErr w:type="spellEnd"/>
+      <w:proofErr w:type="gramEnd"/>
+      <w:r>
+        <w:rPr>
+          <w:lang w:val="en-US"/>
+        </w:rPr>
+        <w:t>(function (</w:t>
+      </w:r>
+      <w:proofErr w:type="spellStart"/>
+      <w:proofErr w:type="gramStart"/>
+      <w:r>
+        <w:rPr>
+          <w:lang w:val="en-US"/>
+        </w:rPr>
+        <w:t>e,index</w:t>
+      </w:r>
+      <w:proofErr w:type="spellEnd"/>
+      <w:proofErr w:type="gramEnd"/>
+      <w:r>
+        <w:rPr>
+          <w:lang w:val="en-US"/>
+        </w:rPr>
+        <w:t>) {</w:t>
+      </w:r>
+      <w:r>
+        <w:rPr>
+          <w:lang w:val="en-US"/>
+        </w:rPr>
+        <w:br/>
+      </w:r>
+      <w:proofErr w:type="gramStart"/>
+      <w:r>
+        <w:rPr>
+          <w:lang w:val="en-US"/>
+        </w:rPr>
+        <w:t>console.log(</w:t>
+      </w:r>
+      <w:proofErr w:type="gramEnd"/>
+      <w:r>
+        <w:rPr>
+          <w:lang w:val="en-US"/>
+        </w:rPr>
+        <w:t xml:space="preserve">e + </w:t>
+      </w:r>
+      <w:proofErr w:type="gramStart"/>
+      <w:r>
+        <w:rPr>
+          <w:lang w:val="en-US"/>
+        </w:rPr>
+        <w:t xml:space="preserve">“ </w:t>
+      </w:r>
+      <w:proofErr w:type="spellStart"/>
+      <w:r>
+        <w:rPr>
+          <w:lang w:val="en-US"/>
+        </w:rPr>
+        <w:t>indice</w:t>
+      </w:r>
+      <w:proofErr w:type="spellEnd"/>
+      <w:r>
+        <w:rPr>
+          <w:lang w:val="en-US"/>
+        </w:rPr>
+        <w:t>: ”</w:t>
+      </w:r>
+      <w:proofErr w:type="gramEnd"/>
+      <w:r>
+        <w:rPr>
+          <w:lang w:val="en-US"/>
+        </w:rPr>
+        <w:t xml:space="preserve"> +index);</w:t>
+      </w:r>
+      <w:r>
+        <w:rPr>
+          <w:lang w:val="en-US"/>
+        </w:rPr>
+        <w:br/>
+        <w:t>})</w:t>
+      </w:r>
+      <w:r>
+        <w:rPr>
+          <w:lang w:val="en-US"/>
+        </w:rPr>
+        <w:t>;</w:t>
+      </w:r>
+      <w:r>
+        <w:rPr>
+          <w:lang w:val="en-US"/>
+        </w:rPr>
+        <w:br w:type="page"/>
+      </w:r>
+    </w:p>
+    <w:p>
+      <w:pPr>
+        <w:pStyle w:val="Prrafodelista"/>
+        <w:rPr>
+          <w:lang w:val="en-US"/>
+        </w:rPr>
+      </w:pPr>
+      <w:proofErr w:type="spellStart"/>
+      <w:r>
+        <w:rPr>
+          <w:lang w:val="en-US"/>
+        </w:rPr>
+        <w:lastRenderedPageBreak/>
+        <w:t>Objetos</w:t>
+      </w:r>
+      <w:proofErr w:type="spellEnd"/>
+      <w:r>
+        <w:rPr>
+          <w:lang w:val="en-US"/>
+        </w:rPr>
+        <w:t xml:space="preserve"> </w:t>
+      </w:r>
+      <w:proofErr w:type="spellStart"/>
+      <w:r>
+        <w:rPr>
+          <w:lang w:val="en-US"/>
+        </w:rPr>
+        <w:t>literales</w:t>
+      </w:r>
+      <w:proofErr w:type="spellEnd"/>
+    </w:p>
+    <w:p>
+      <w:pPr>
+        <w:pStyle w:val="Prrafodelista"/>
+        <w:rPr>
+          <w:lang w:val="en-US"/>
+        </w:rPr>
+      </w:pPr>
+    </w:p>
+    <w:p>
+      <w:pPr>
+        <w:pStyle w:val="Prrafodelista"/>
+        <w:rPr>
+          <w:lang w:val="en-US"/>
+        </w:rPr>
+      </w:pPr>
+      <w:r>
+        <w:rPr>
+          <w:lang w:val="en-US"/>
+        </w:rPr>
+        <w:t xml:space="preserve">let </w:t>
+      </w:r>
+      <w:proofErr w:type="spellStart"/>
+      <w:r>
+        <w:rPr>
+          <w:lang w:val="en-US"/>
+        </w:rPr>
+        <w:t>perro</w:t>
+      </w:r>
+      <w:proofErr w:type="spellEnd"/>
+      <w:r>
+        <w:rPr>
+          <w:lang w:val="en-US"/>
+        </w:rPr>
+        <w:t xml:space="preserve"> = {</w:t>
+      </w:r>
+      <w:r>
+        <w:rPr>
+          <w:lang w:val="en-US"/>
+        </w:rPr>
+        <w:br/>
+      </w:r>
+      <w:proofErr w:type="spellStart"/>
+      <w:r>
+        <w:rPr>
+          <w:lang w:val="en-US"/>
+        </w:rPr>
+        <w:t>nombre</w:t>
+      </w:r>
+      <w:proofErr w:type="spellEnd"/>
+      <w:r>
+        <w:rPr>
+          <w:lang w:val="en-US"/>
+        </w:rPr>
+        <w:t>:"Scott",</w:t>
+      </w:r>
+      <w:r>
+        <w:rPr>
+          <w:lang w:val="en-US"/>
+        </w:rPr>
+        <w:br/>
+      </w:r>
+      <w:proofErr w:type="spellStart"/>
+      <w:r>
+        <w:rPr>
+          <w:lang w:val="en-US"/>
+        </w:rPr>
+        <w:t>color:"Cafe</w:t>
+      </w:r>
+      <w:proofErr w:type="spellEnd"/>
+      <w:r>
+        <w:rPr>
+          <w:lang w:val="en-US"/>
+        </w:rPr>
+        <w:t>",</w:t>
+      </w:r>
+      <w:r>
+        <w:rPr>
+          <w:lang w:val="en-US"/>
+        </w:rPr>
+        <w:br/>
+      </w:r>
+      <w:proofErr w:type="spellStart"/>
+      <w:r>
+        <w:rPr>
+          <w:lang w:val="en-US"/>
+        </w:rPr>
+        <w:t>edad</w:t>
+      </w:r>
+      <w:proofErr w:type="spellEnd"/>
+      <w:r>
+        <w:rPr>
+          <w:lang w:val="en-US"/>
+        </w:rPr>
+        <w:t>: 5,</w:t>
+      </w:r>
+      <w:r>
+        <w:rPr>
+          <w:lang w:val="en-US"/>
+        </w:rPr>
+        <w:br/>
+        <w:t>macho: true,</w:t>
+      </w:r>
+      <w:r>
+        <w:rPr>
+          <w:lang w:val="en-US"/>
+        </w:rPr>
+        <w:br/>
+      </w:r>
+      <w:proofErr w:type="spellStart"/>
+      <w:r>
+        <w:rPr>
+          <w:lang w:val="en-US"/>
+        </w:rPr>
+        <w:t>ladrar</w:t>
+      </w:r>
+      <w:proofErr w:type="spellEnd"/>
+      <w:r>
+        <w:rPr>
+          <w:lang w:val="en-US"/>
+        </w:rPr>
+        <w:t>: function</w:t>
+      </w:r>
+      <w:proofErr w:type="gramStart"/>
+      <w:r>
+        <w:rPr>
+          <w:lang w:val="en-US"/>
+        </w:rPr>
+        <w:t>(){</w:t>
+      </w:r>
+      <w:proofErr w:type="gramEnd"/>
+      <w:r>
+        <w:rPr>
+          <w:lang w:val="en-US"/>
+        </w:rPr>
+        <w:br/>
+        <w:t>return(`${</w:t>
+      </w:r>
+      <w:proofErr w:type="spellStart"/>
+      <w:proofErr w:type="gramStart"/>
+      <w:r>
+        <w:rPr>
+          <w:lang w:val="en-US"/>
+        </w:rPr>
+        <w:t>this.nombre</w:t>
+      </w:r>
+      <w:proofErr w:type="spellEnd"/>
+      <w:proofErr w:type="gramEnd"/>
+      <w:r>
+        <w:rPr>
+          <w:lang w:val="en-US"/>
+        </w:rPr>
+        <w:t xml:space="preserve">} </w:t>
+      </w:r>
+      <w:proofErr w:type="spellStart"/>
+      <w:r>
+        <w:rPr>
+          <w:lang w:val="en-US"/>
+        </w:rPr>
+        <w:t>puede</w:t>
+      </w:r>
+      <w:proofErr w:type="spellEnd"/>
+      <w:r>
+        <w:rPr>
+          <w:lang w:val="en-US"/>
+        </w:rPr>
+        <w:t xml:space="preserve"> </w:t>
+      </w:r>
+      <w:proofErr w:type="spellStart"/>
+      <w:r>
+        <w:rPr>
+          <w:lang w:val="en-US"/>
+        </w:rPr>
+        <w:t>ladrar</w:t>
+      </w:r>
+      <w:proofErr w:type="spellEnd"/>
+      <w:r>
+        <w:rPr>
+          <w:lang w:val="en-US"/>
+        </w:rPr>
+        <w:t>`)</w:t>
+      </w:r>
+      <w:r>
+        <w:rPr>
+          <w:lang w:val="en-US"/>
+        </w:rPr>
+        <w:br/>
+        <w:t>}</w:t>
+      </w:r>
+      <w:r>
+        <w:rPr>
+          <w:lang w:val="en-US"/>
+        </w:rPr>
+        <w:br/>
+        <w:t>};</w:t>
+      </w:r>
+      <w:r>
+        <w:rPr>
+          <w:lang w:val="en-US"/>
+        </w:rPr>
+        <w:br/>
+        <w:t>console.log(</w:t>
+      </w:r>
+      <w:proofErr w:type="spellStart"/>
+      <w:proofErr w:type="gramStart"/>
+      <w:r>
+        <w:rPr>
+          <w:lang w:val="en-US"/>
+        </w:rPr>
+        <w:t>perro.ladrar</w:t>
+      </w:r>
+      <w:proofErr w:type="spellEnd"/>
+      <w:proofErr w:type="gramEnd"/>
+      <w:r>
+        <w:rPr>
+          <w:lang w:val="en-US"/>
+        </w:rPr>
+        <w:t xml:space="preserve">()); // Scott </w:t>
+      </w:r>
+      <w:proofErr w:type="spellStart"/>
+      <w:r>
+        <w:rPr>
+          <w:lang w:val="en-US"/>
+        </w:rPr>
+        <w:t>puede</w:t>
+      </w:r>
+      <w:proofErr w:type="spellEnd"/>
+      <w:r>
+        <w:rPr>
+          <w:lang w:val="en-US"/>
+        </w:rPr>
+        <w:t xml:space="preserve"> </w:t>
+      </w:r>
+      <w:proofErr w:type="spellStart"/>
+      <w:r>
+        <w:rPr>
+          <w:lang w:val="en-US"/>
+        </w:rPr>
+        <w:t>ladrar</w:t>
+      </w:r>
+      <w:proofErr w:type="spellEnd"/>
     </w:p>
     <w:sectPr>
       <w:pgSz w:w="11906" w:h="16838"/>

--- a/CLIENTE/Tema2/Teoria/APUNTES.docx
+++ b/CLIENTE/Tema2/Teoria/APUNTES.docx
@@ -3471,6 +3471,7689 @@
       </w:r>
       <w:proofErr w:type="spellEnd"/>
     </w:p>
+    <w:p>
+      <w:r>
+        <w:br w:type="page"/>
+      </w:r>
+    </w:p>
+    <w:p>
+      <w:pPr>
+        <w:pStyle w:val="Prrafodelista"/>
+        <w:numPr>
+          <w:ilvl w:val="0"/>
+          <w:numId w:val="1"/>
+        </w:numPr>
+        <w:jc w:val="center"/>
+        <w:rPr>
+          <w:b/>
+          <w:color w:val="0F9ED5" w:themeColor="accent4"/>
+          <w:sz w:val="32"/>
+          <w:szCs w:val="32"/>
+          <w14:textOutline w14:w="0" w14:cap="flat" w14:cmpd="sng" w14:algn="ctr">
+            <w14:noFill/>
+            <w14:prstDash w14:val="solid"/>
+            <w14:round/>
+          </w14:textOutline>
+          <w14:props3d w14:extrusionH="57150" w14:contourW="0" w14:prstMaterial="softEdge">
+            <w14:bevelT w14:w="25400" w14:h="38100" w14:prst="circle"/>
+          </w14:props3d>
+        </w:rPr>
+      </w:pPr>
+      <w:r>
+        <w:rPr>
+          <w:b/>
+          <w:color w:val="0F9ED5" w:themeColor="accent4"/>
+          <w:sz w:val="32"/>
+          <w:szCs w:val="32"/>
+          <w14:textOutline w14:w="0" w14:cap="flat" w14:cmpd="sng" w14:algn="ctr">
+            <w14:noFill/>
+            <w14:prstDash w14:val="solid"/>
+            <w14:round/>
+          </w14:textOutline>
+          <w14:props3d w14:extrusionH="57150" w14:contourW="0" w14:prstMaterial="softEdge">
+            <w14:bevelT w14:w="25400" w14:h="38100" w14:prst="circle"/>
+          </w14:props3d>
+        </w:rPr>
+        <w:lastRenderedPageBreak/>
+        <w:t xml:space="preserve">VARIABLES Y TIPOS DE DATOS</w:t>
+      </w:r>
+    </w:p>
+    <w:p>
+      <w:pPr>
+        <w:jc w:val="center"/>
+        <w:rPr>
+          <w:b/>
+          <w:bCs/>
+          <w:sz w:val="28"/>
+          <w:szCs w:val="28"/>
+        </w:rPr>
+      </w:pPr>
+      <w:r>
+        <w:rPr>
+          <w:b/>
+          <w:bCs/>
+          <w:sz w:val="28"/>
+          <w:szCs w:val="28"/>
+        </w:rPr>
+        <w:t xml:space="preserve">var, let y const</w:t>
+      </w:r>
+    </w:p>
+    <w:tbl>
+      <w:tblPr>
+        <w:tblW w:type="auto" w:w="0"/>
+        <w:jc w:val="center"/>
+        <w:tblLook w:firstColumn="1" w:firstRow="1" w:lastColumn="0" w:lastRow="0" w:noHBand="0" w:noVBand="1" w:val="04A0"/>
+        <w:tblBorders>
+          <w:top w:val="single" w:sz="4" w:space="0" w:color="7F7F7F"/>
+          <w:left w:val="single" w:sz="4" w:space="0" w:color="7F7F7F"/>
+          <w:bottom w:val="single" w:sz="4" w:space="0" w:color="7F7F7F"/>
+          <w:right w:val="single" w:sz="4" w:space="0" w:color="7F7F7F"/>
+          <w:insideH w:val="single" w:sz="4" w:space="0" w:color="7F7F7F"/>
+          <w:insideV w:val="single" w:sz="4" w:space="0" w:color="7F7F7F"/>
+        </w:tblBorders>
+      </w:tblPr>
+      <w:tblGrid>
+        <w:gridCol w:w="2126"/>
+        <w:gridCol w:w="2126"/>
+        <w:gridCol w:w="2126"/>
+        <w:gridCol w:w="2126"/>
+      </w:tblGrid>
+      <w:tr>
+        <w:tc>
+          <w:tcPr>
+            <w:tcW w:type="dxa" w:w="1247"/>
+            <w:shd w:val="clear" w:color="auto" w:fill="CFEAF7"/>
+          </w:tcPr>
+          <w:p>
+            <w:pPr>
+              <w:spacing w:after="40" w:before="40"/>
+            </w:pPr>
+            <w:r/>
+            <w:r>
+              <w:rPr>
+                <w:b/>
+                <w:sz w:val="20"/>
+              </w:rPr>
+              <w:t>Palabra</w:t>
+            </w:r>
+          </w:p>
+        </w:tc>
+        <w:tc>
+          <w:tcPr>
+            <w:tcW w:type="dxa" w:w="2721"/>
+            <w:shd w:val="clear" w:color="auto" w:fill="CFEAF7"/>
+          </w:tcPr>
+          <w:p>
+            <w:pPr>
+              <w:spacing w:after="40" w:before="40"/>
+            </w:pPr>
+            <w:r/>
+            <w:r>
+              <w:rPr>
+                <w:b/>
+                <w:sz w:val="20"/>
+              </w:rPr>
+              <w:t>Ámbito</w:t>
+            </w:r>
+          </w:p>
+        </w:tc>
+        <w:tc>
+          <w:tcPr>
+            <w:tcW w:type="dxa" w:w="1701"/>
+            <w:shd w:val="clear" w:color="auto" w:fill="CFEAF7"/>
+          </w:tcPr>
+          <w:p>
+            <w:pPr>
+              <w:spacing w:after="40" w:before="40"/>
+            </w:pPr>
+            <w:r/>
+            <w:r>
+              <w:rPr>
+                <w:b/>
+                <w:sz w:val="20"/>
+              </w:rPr>
+              <w:t>¿Se reasigna?</w:t>
+            </w:r>
+          </w:p>
+        </w:tc>
+        <w:tc>
+          <w:tcPr>
+            <w:tcW w:type="dxa" w:w="2835"/>
+            <w:shd w:val="clear" w:color="auto" w:fill="CFEAF7"/>
+          </w:tcPr>
+          <w:p>
+            <w:pPr>
+              <w:spacing w:after="40" w:before="40"/>
+            </w:pPr>
+            <w:r/>
+            <w:r>
+              <w:rPr>
+                <w:b/>
+                <w:sz w:val="20"/>
+              </w:rPr>
+              <w:t>Nota</w:t>
+            </w:r>
+          </w:p>
+        </w:tc>
+      </w:tr>
+      <w:tr>
+        <w:tc>
+          <w:tcPr>
+            <w:tcW w:type="dxa" w:w="1247"/>
+          </w:tcPr>
+          <w:p>
+            <w:pPr>
+              <w:spacing w:after="40" w:before="40"/>
+            </w:pPr>
+            <w:r/>
+            <w:r>
+              <w:rPr>
+                <w:sz w:val="20"/>
+              </w:rPr>
+              <w:t>var</w:t>
+            </w:r>
+          </w:p>
+        </w:tc>
+        <w:tc>
+          <w:tcPr>
+            <w:tcW w:type="dxa" w:w="2721"/>
+          </w:tcPr>
+          <w:p>
+            <w:pPr>
+              <w:spacing w:after="40" w:before="40"/>
+            </w:pPr>
+            <w:r/>
+            <w:r>
+              <w:rPr>
+                <w:sz w:val="20"/>
+              </w:rPr>
+              <w:t>función / global (NO de bloque)</w:t>
+            </w:r>
+          </w:p>
+        </w:tc>
+        <w:tc>
+          <w:tcPr>
+            <w:tcW w:type="dxa" w:w="1701"/>
+          </w:tcPr>
+          <w:p>
+            <w:pPr>
+              <w:spacing w:after="40" w:before="40"/>
+            </w:pPr>
+            <w:r/>
+            <w:r>
+              <w:rPr>
+                <w:sz w:val="20"/>
+              </w:rPr>
+              <w:t>sí</w:t>
+            </w:r>
+          </w:p>
+        </w:tc>
+        <w:tc>
+          <w:tcPr>
+            <w:tcW w:type="dxa" w:w="2835"/>
+          </w:tcPr>
+          <w:p>
+            <w:pPr>
+              <w:spacing w:after="40" w:before="40"/>
+            </w:pPr>
+            <w:r/>
+            <w:r>
+              <w:rPr>
+                <w:sz w:val="20"/>
+              </w:rPr>
+              <w:t>sobrevive fuera del { }</w:t>
+            </w:r>
+          </w:p>
+        </w:tc>
+      </w:tr>
+      <w:tr>
+        <w:tc>
+          <w:tcPr>
+            <w:tcW w:type="dxa" w:w="1247"/>
+          </w:tcPr>
+          <w:p>
+            <w:pPr>
+              <w:spacing w:after="40" w:before="40"/>
+            </w:pPr>
+            <w:r/>
+            <w:r>
+              <w:rPr>
+                <w:sz w:val="20"/>
+              </w:rPr>
+              <w:t>let</w:t>
+            </w:r>
+          </w:p>
+        </w:tc>
+        <w:tc>
+          <w:tcPr>
+            <w:tcW w:type="dxa" w:w="2721"/>
+          </w:tcPr>
+          <w:p>
+            <w:pPr>
+              <w:spacing w:after="40" w:before="40"/>
+            </w:pPr>
+            <w:r/>
+            <w:r>
+              <w:rPr>
+                <w:sz w:val="20"/>
+              </w:rPr>
+              <w:t>bloque { }</w:t>
+            </w:r>
+          </w:p>
+        </w:tc>
+        <w:tc>
+          <w:tcPr>
+            <w:tcW w:type="dxa" w:w="1701"/>
+          </w:tcPr>
+          <w:p>
+            <w:pPr>
+              <w:spacing w:after="40" w:before="40"/>
+            </w:pPr>
+            <w:r/>
+            <w:r>
+              <w:rPr>
+                <w:sz w:val="20"/>
+              </w:rPr>
+              <w:t>sí</w:t>
+            </w:r>
+          </w:p>
+        </w:tc>
+        <w:tc>
+          <w:tcPr>
+            <w:tcW w:type="dxa" w:w="2835"/>
+          </w:tcPr>
+          <w:p>
+            <w:pPr>
+              <w:spacing w:after="40" w:before="40"/>
+            </w:pPr>
+            <w:r/>
+            <w:r>
+              <w:rPr>
+                <w:sz w:val="20"/>
+              </w:rPr>
+              <w:t>la que hay que usar</w:t>
+            </w:r>
+          </w:p>
+        </w:tc>
+      </w:tr>
+      <w:tr>
+        <w:tc>
+          <w:tcPr>
+            <w:tcW w:type="dxa" w:w="1247"/>
+          </w:tcPr>
+          <w:p>
+            <w:pPr>
+              <w:spacing w:after="40" w:before="40"/>
+            </w:pPr>
+            <w:r/>
+            <w:r>
+              <w:rPr>
+                <w:sz w:val="20"/>
+              </w:rPr>
+              <w:t>const</w:t>
+            </w:r>
+          </w:p>
+        </w:tc>
+        <w:tc>
+          <w:tcPr>
+            <w:tcW w:type="dxa" w:w="2721"/>
+          </w:tcPr>
+          <w:p>
+            <w:pPr>
+              <w:spacing w:after="40" w:before="40"/>
+            </w:pPr>
+            <w:r/>
+            <w:r>
+              <w:rPr>
+                <w:sz w:val="20"/>
+              </w:rPr>
+              <w:t>bloque { }</w:t>
+            </w:r>
+          </w:p>
+        </w:tc>
+        <w:tc>
+          <w:tcPr>
+            <w:tcW w:type="dxa" w:w="1701"/>
+          </w:tcPr>
+          <w:p>
+            <w:pPr>
+              <w:spacing w:after="40" w:before="40"/>
+            </w:pPr>
+            <w:r/>
+            <w:r>
+              <w:rPr>
+                <w:sz w:val="20"/>
+              </w:rPr>
+              <w:t>NO (da error)</w:t>
+            </w:r>
+          </w:p>
+        </w:tc>
+        <w:tc>
+          <w:tcPr>
+            <w:tcW w:type="dxa" w:w="2835"/>
+          </w:tcPr>
+          <w:p>
+            <w:pPr>
+              <w:spacing w:after="40" w:before="40"/>
+            </w:pPr>
+            <w:r/>
+            <w:r>
+              <w:rPr>
+                <w:sz w:val="20"/>
+              </w:rPr>
+              <w:t>nombre en MAYÚSCULAS: const PI = 3.14</w:t>
+            </w:r>
+          </w:p>
+        </w:tc>
+      </w:tr>
+    </w:tbl>
+    <w:p/>
+    <w:p>
+      <w:pPr>
+        <w:spacing w:after="0" w:before="0" w:line="240" w:lineRule="auto"/>
+        <w:ind w:left="170"/>
+        <w:shd w:val="clear" w:color="auto" w:fill="F2F2F2"/>
+      </w:pPr>
+      <w:r>
+        <w:rPr>
+          <w:sz w:val="20"/>
+        </w:rPr>
+        <w:t>{ var x = 9; }</w:t>
+      </w:r>
+    </w:p>
+    <w:p>
+      <w:pPr>
+        <w:spacing w:after="0" w:before="0" w:line="240" w:lineRule="auto"/>
+        <w:ind w:left="170"/>
+        <w:shd w:val="clear" w:color="auto" w:fill="F2F2F2"/>
+      </w:pPr>
+      <w:r>
+        <w:rPr>
+          <w:sz w:val="20"/>
+        </w:rPr>
+        <w:t>console.log(x);   // 9  (var se ve fuera del bloque)</w:t>
+      </w:r>
+    </w:p>
+    <w:p>
+      <w:pPr>
+        <w:spacing w:after="0" w:before="0" w:line="240" w:lineRule="auto"/>
+        <w:ind w:left="170"/>
+        <w:shd w:val="clear" w:color="auto" w:fill="F2F2F2"/>
+      </w:pPr>
+      <w:r>
+        <w:rPr>
+          <w:sz w:val="20"/>
+        </w:rPr>
+        <w:t>{ let y = 9; }</w:t>
+      </w:r>
+    </w:p>
+    <w:p>
+      <w:pPr>
+        <w:spacing w:after="0" w:before="0" w:line="240" w:lineRule="auto"/>
+        <w:ind w:left="170"/>
+        <w:shd w:val="clear" w:color="auto" w:fill="F2F2F2"/>
+      </w:pPr>
+      <w:r>
+        <w:rPr>
+          <w:sz w:val="20"/>
+        </w:rPr>
+        <w:t>console.log(y);   // ERROR: y is not defined (let solo vive en su bloque)</w:t>
+      </w:r>
+    </w:p>
+    <w:p>
+      <w:pPr>
+        <w:spacing w:after="0" w:before="0" w:line="240" w:lineRule="auto"/>
+        <w:ind w:left="170"/>
+        <w:shd w:val="clear" w:color="auto" w:fill="F2F2F2"/>
+      </w:pPr>
+      <w:r>
+        <w:rPr>
+          <w:sz w:val="20"/>
+        </w:rPr>
+        <w:t>const PI = 3.14;</w:t>
+      </w:r>
+    </w:p>
+    <w:p>
+      <w:pPr>
+        <w:spacing w:after="0" w:before="0" w:line="240" w:lineRule="auto"/>
+        <w:ind w:left="170"/>
+        <w:shd w:val="clear" w:color="auto" w:fill="F2F2F2"/>
+      </w:pPr>
+      <w:r>
+        <w:rPr>
+          <w:sz w:val="20"/>
+        </w:rPr>
+        <w:t>PI = 23;          // ERROR: no se puede modificar una const</w:t>
+      </w:r>
+    </w:p>
+    <w:p/>
+    <w:p>
+      <w:r>
+        <w:rPr>
+          <w:b/>
+        </w:rPr>
+        <w:t>Trampa de examen:</w:t>
+      </w:r>
+      <w:r>
+        <w:rPr>
+          <w:b w:val="0"/>
+        </w:rPr>
+        <w:t xml:space="preserve"> ¿qué muestra?</w:t>
+      </w:r>
+    </w:p>
+    <w:p>
+      <w:pPr>
+        <w:spacing w:after="0" w:before="0" w:line="240" w:lineRule="auto"/>
+        <w:ind w:left="170"/>
+        <w:shd w:val="clear" w:color="auto" w:fill="F2F2F2"/>
+      </w:pPr>
+      <w:r>
+        <w:rPr>
+          <w:sz w:val="20"/>
+        </w:rPr>
+        <w:t>var nombre = 'Juan';</w:t>
+      </w:r>
+    </w:p>
+    <w:p>
+      <w:pPr>
+        <w:spacing w:after="0" w:before="0" w:line="240" w:lineRule="auto"/>
+        <w:ind w:left="170"/>
+        <w:shd w:val="clear" w:color="auto" w:fill="F2F2F2"/>
+      </w:pPr>
+      <w:r>
+        <w:rPr>
+          <w:sz w:val="20"/>
+        </w:rPr>
+        <w:t>if (nombre) { var nombre = 'Pedro'; console.log(nombre); }</w:t>
+      </w:r>
+    </w:p>
+    <w:p>
+      <w:pPr>
+        <w:spacing w:after="0" w:before="0" w:line="240" w:lineRule="auto"/>
+        <w:ind w:left="170"/>
+        <w:shd w:val="clear" w:color="auto" w:fill="F2F2F2"/>
+      </w:pPr>
+      <w:r>
+        <w:rPr>
+          <w:sz w:val="20"/>
+        </w:rPr>
+        <w:t>console.log(nombre);   // Pedro y Pedro  (var redeclara LA MISMA variable)</w:t>
+      </w:r>
+    </w:p>
+    <w:p>
+      <w:pPr>
+        <w:spacing w:after="0" w:before="0" w:line="240" w:lineRule="auto"/>
+        <w:ind w:left="170"/>
+        <w:shd w:val="clear" w:color="auto" w:fill="F2F2F2"/>
+      </w:pPr>
+      <w:r>
+        <w:rPr>
+          <w:sz w:val="20"/>
+        </w:rPr>
+        <w:t xml:space="preserve"> </w:t>
+      </w:r>
+    </w:p>
+    <w:p>
+      <w:pPr>
+        <w:spacing w:after="0" w:before="0" w:line="240" w:lineRule="auto"/>
+        <w:ind w:left="170"/>
+        <w:shd w:val="clear" w:color="auto" w:fill="F2F2F2"/>
+      </w:pPr>
+      <w:r>
+        <w:rPr>
+          <w:sz w:val="20"/>
+        </w:rPr>
+        <w:t>var nombre = 'Juan';</w:t>
+      </w:r>
+    </w:p>
+    <w:p>
+      <w:pPr>
+        <w:spacing w:after="0" w:before="0" w:line="240" w:lineRule="auto"/>
+        <w:ind w:left="170"/>
+        <w:shd w:val="clear" w:color="auto" w:fill="F2F2F2"/>
+      </w:pPr>
+      <w:r>
+        <w:rPr>
+          <w:sz w:val="20"/>
+        </w:rPr>
+        <w:t>if (nombre) { let nombre = 'Pedro'; console.log(nombre); }</w:t>
+      </w:r>
+    </w:p>
+    <w:p>
+      <w:pPr>
+        <w:spacing w:after="0" w:before="0" w:line="240" w:lineRule="auto"/>
+        <w:ind w:left="170"/>
+        <w:shd w:val="clear" w:color="auto" w:fill="F2F2F2"/>
+      </w:pPr>
+      <w:r>
+        <w:rPr>
+          <w:sz w:val="20"/>
+        </w:rPr>
+        <w:t>console.log(nombre);   // Pedro y Juan   (let crea otra distinta dentro del bloque)</w:t>
+      </w:r>
+    </w:p>
+    <w:p/>
+    <w:p>
+      <w:pPr>
+        <w:jc w:val="center"/>
+        <w:rPr>
+          <w:b/>
+          <w:bCs/>
+          <w:sz w:val="28"/>
+          <w:szCs w:val="28"/>
+        </w:rPr>
+      </w:pPr>
+      <w:r>
+        <w:rPr>
+          <w:b/>
+          <w:bCs/>
+          <w:sz w:val="28"/>
+          <w:szCs w:val="28"/>
+        </w:rPr>
+        <w:t xml:space="preserve">Tipos de datos y typeof</w:t>
+      </w:r>
+    </w:p>
+    <w:tbl>
+      <w:tblPr>
+        <w:tblW w:type="auto" w:w="0"/>
+        <w:jc w:val="center"/>
+        <w:tblLook w:firstColumn="1" w:firstRow="1" w:lastColumn="0" w:lastRow="0" w:noHBand="0" w:noVBand="1" w:val="04A0"/>
+        <w:tblBorders>
+          <w:top w:val="single" w:sz="4" w:space="0" w:color="7F7F7F"/>
+          <w:left w:val="single" w:sz="4" w:space="0" w:color="7F7F7F"/>
+          <w:bottom w:val="single" w:sz="4" w:space="0" w:color="7F7F7F"/>
+          <w:right w:val="single" w:sz="4" w:space="0" w:color="7F7F7F"/>
+          <w:insideH w:val="single" w:sz="4" w:space="0" w:color="7F7F7F"/>
+          <w:insideV w:val="single" w:sz="4" w:space="0" w:color="7F7F7F"/>
+        </w:tblBorders>
+      </w:tblPr>
+      <w:tblGrid>
+        <w:gridCol w:w="2835"/>
+        <w:gridCol w:w="2835"/>
+        <w:gridCol w:w="2835"/>
+      </w:tblGrid>
+      <w:tr>
+        <w:tc>
+          <w:tcPr>
+            <w:tcW w:type="dxa" w:w="1701"/>
+            <w:shd w:val="clear" w:color="auto" w:fill="CFEAF7"/>
+          </w:tcPr>
+          <w:p>
+            <w:pPr>
+              <w:spacing w:after="40" w:before="40"/>
+            </w:pPr>
+            <w:r/>
+            <w:r>
+              <w:rPr>
+                <w:b/>
+                <w:sz w:val="20"/>
+              </w:rPr>
+              <w:t>Tipo</w:t>
+            </w:r>
+          </w:p>
+        </w:tc>
+        <w:tc>
+          <w:tcPr>
+            <w:tcW w:type="dxa" w:w="3969"/>
+            <w:shd w:val="clear" w:color="auto" w:fill="CFEAF7"/>
+          </w:tcPr>
+          <w:p>
+            <w:pPr>
+              <w:spacing w:after="40" w:before="40"/>
+            </w:pPr>
+            <w:r/>
+            <w:r>
+              <w:rPr>
+                <w:b/>
+                <w:sz w:val="20"/>
+              </w:rPr>
+              <w:t>Ejemplo</w:t>
+            </w:r>
+          </w:p>
+        </w:tc>
+        <w:tc>
+          <w:tcPr>
+            <w:tcW w:type="dxa" w:w="2835"/>
+            <w:shd w:val="clear" w:color="auto" w:fill="CFEAF7"/>
+          </w:tcPr>
+          <w:p>
+            <w:pPr>
+              <w:spacing w:after="40" w:before="40"/>
+            </w:pPr>
+            <w:r/>
+            <w:r>
+              <w:rPr>
+                <w:b/>
+                <w:sz w:val="20"/>
+              </w:rPr>
+              <w:t>typeof</w:t>
+            </w:r>
+          </w:p>
+        </w:tc>
+      </w:tr>
+      <w:tr>
+        <w:tc>
+          <w:tcPr>
+            <w:tcW w:type="dxa" w:w="1701"/>
+          </w:tcPr>
+          <w:p>
+            <w:pPr>
+              <w:spacing w:after="40" w:before="40"/>
+            </w:pPr>
+            <w:r/>
+            <w:r>
+              <w:rPr>
+                <w:sz w:val="20"/>
+              </w:rPr>
+              <w:t>Number</w:t>
+            </w:r>
+          </w:p>
+        </w:tc>
+        <w:tc>
+          <w:tcPr>
+            <w:tcW w:type="dxa" w:w="3969"/>
+          </w:tcPr>
+          <w:p>
+            <w:pPr>
+              <w:spacing w:after="40" w:before="40"/>
+            </w:pPr>
+            <w:r/>
+            <w:r>
+              <w:rPr>
+                <w:sz w:val="20"/>
+              </w:rPr>
+              <w:t>12, 12.3, (12*3), (1/0) = Infinity</w:t>
+            </w:r>
+          </w:p>
+        </w:tc>
+        <w:tc>
+          <w:tcPr>
+            <w:tcW w:type="dxa" w:w="2835"/>
+          </w:tcPr>
+          <w:p>
+            <w:pPr>
+              <w:spacing w:after="40" w:before="40"/>
+            </w:pPr>
+            <w:r/>
+            <w:r>
+              <w:rPr>
+                <w:sz w:val="20"/>
+              </w:rPr>
+              <w:t>"number"</w:t>
+            </w:r>
+          </w:p>
+        </w:tc>
+      </w:tr>
+      <w:tr>
+        <w:tc>
+          <w:tcPr>
+            <w:tcW w:type="dxa" w:w="1701"/>
+          </w:tcPr>
+          <w:p>
+            <w:pPr>
+              <w:spacing w:after="40" w:before="40"/>
+            </w:pPr>
+            <w:r/>
+            <w:r>
+              <w:rPr>
+                <w:sz w:val="20"/>
+              </w:rPr>
+              <w:t>String</w:t>
+            </w:r>
+          </w:p>
+        </w:tc>
+        <w:tc>
+          <w:tcPr>
+            <w:tcW w:type="dxa" w:w="3969"/>
+          </w:tcPr>
+          <w:p>
+            <w:pPr>
+              <w:spacing w:after="40" w:before="40"/>
+            </w:pPr>
+            <w:r/>
+            <w:r>
+              <w:rPr>
+                <w:sz w:val="20"/>
+              </w:rPr>
+              <w:t>'Hola', "Hola", `Hola`</w:t>
+            </w:r>
+          </w:p>
+        </w:tc>
+        <w:tc>
+          <w:tcPr>
+            <w:tcW w:type="dxa" w:w="2835"/>
+          </w:tcPr>
+          <w:p>
+            <w:pPr>
+              <w:spacing w:after="40" w:before="40"/>
+            </w:pPr>
+            <w:r/>
+            <w:r>
+              <w:rPr>
+                <w:sz w:val="20"/>
+              </w:rPr>
+              <w:t>"string"</w:t>
+            </w:r>
+          </w:p>
+        </w:tc>
+      </w:tr>
+      <w:tr>
+        <w:tc>
+          <w:tcPr>
+            <w:tcW w:type="dxa" w:w="1701"/>
+          </w:tcPr>
+          <w:p>
+            <w:pPr>
+              <w:spacing w:after="40" w:before="40"/>
+            </w:pPr>
+            <w:r/>
+            <w:r>
+              <w:rPr>
+                <w:sz w:val="20"/>
+              </w:rPr>
+              <w:t>Boolean</w:t>
+            </w:r>
+          </w:p>
+        </w:tc>
+        <w:tc>
+          <w:tcPr>
+            <w:tcW w:type="dxa" w:w="3969"/>
+          </w:tcPr>
+          <w:p>
+            <w:pPr>
+              <w:spacing w:after="40" w:before="40"/>
+            </w:pPr>
+            <w:r/>
+            <w:r>
+              <w:rPr>
+                <w:sz w:val="20"/>
+              </w:rPr>
+              <w:t>true, (12&gt;3)</w:t>
+            </w:r>
+          </w:p>
+        </w:tc>
+        <w:tc>
+          <w:tcPr>
+            <w:tcW w:type="dxa" w:w="2835"/>
+          </w:tcPr>
+          <w:p>
+            <w:pPr>
+              <w:spacing w:after="40" w:before="40"/>
+            </w:pPr>
+            <w:r/>
+            <w:r>
+              <w:rPr>
+                <w:sz w:val="20"/>
+              </w:rPr>
+              <w:t>"boolean"</w:t>
+            </w:r>
+          </w:p>
+        </w:tc>
+      </w:tr>
+      <w:tr>
+        <w:tc>
+          <w:tcPr>
+            <w:tcW w:type="dxa" w:w="1701"/>
+          </w:tcPr>
+          <w:p>
+            <w:pPr>
+              <w:spacing w:after="40" w:before="40"/>
+            </w:pPr>
+            <w:r/>
+            <w:r>
+              <w:rPr>
+                <w:sz w:val="20"/>
+              </w:rPr>
+              <w:t>Undefined</w:t>
+            </w:r>
+          </w:p>
+        </w:tc>
+        <w:tc>
+          <w:tcPr>
+            <w:tcW w:type="dxa" w:w="3969"/>
+          </w:tcPr>
+          <w:p>
+            <w:pPr>
+              <w:spacing w:after="40" w:before="40"/>
+            </w:pPr>
+            <w:r/>
+            <w:r>
+              <w:rPr>
+                <w:sz w:val="20"/>
+              </w:rPr>
+              <w:t>let a;  (declarada sin valor)</w:t>
+            </w:r>
+          </w:p>
+        </w:tc>
+        <w:tc>
+          <w:tcPr>
+            <w:tcW w:type="dxa" w:w="2835"/>
+          </w:tcPr>
+          <w:p>
+            <w:pPr>
+              <w:spacing w:after="40" w:before="40"/>
+            </w:pPr>
+            <w:r/>
+            <w:r>
+              <w:rPr>
+                <w:sz w:val="20"/>
+              </w:rPr>
+              <w:t>"undefined"</w:t>
+            </w:r>
+          </w:p>
+        </w:tc>
+      </w:tr>
+      <w:tr>
+        <w:tc>
+          <w:tcPr>
+            <w:tcW w:type="dxa" w:w="1701"/>
+          </w:tcPr>
+          <w:p>
+            <w:pPr>
+              <w:spacing w:after="40" w:before="40"/>
+            </w:pPr>
+            <w:r/>
+            <w:r>
+              <w:rPr>
+                <w:sz w:val="20"/>
+              </w:rPr>
+              <w:t>Null</w:t>
+            </w:r>
+          </w:p>
+        </w:tc>
+        <w:tc>
+          <w:tcPr>
+            <w:tcW w:type="dxa" w:w="3969"/>
+          </w:tcPr>
+          <w:p>
+            <w:pPr>
+              <w:spacing w:after="40" w:before="40"/>
+            </w:pPr>
+            <w:r/>
+            <w:r>
+              <w:rPr>
+                <w:sz w:val="20"/>
+              </w:rPr>
+              <w:t>null  (asignado a propósito)</w:t>
+            </w:r>
+          </w:p>
+        </w:tc>
+        <w:tc>
+          <w:tcPr>
+            <w:tcW w:type="dxa" w:w="2835"/>
+          </w:tcPr>
+          <w:p>
+            <w:pPr>
+              <w:spacing w:after="40" w:before="40"/>
+            </w:pPr>
+            <w:r/>
+            <w:r>
+              <w:rPr>
+                <w:sz w:val="20"/>
+              </w:rPr>
+              <w:t>"object"  ¡ojo!</w:t>
+            </w:r>
+          </w:p>
+        </w:tc>
+      </w:tr>
+      <w:tr>
+        <w:tc>
+          <w:tcPr>
+            <w:tcW w:type="dxa" w:w="1701"/>
+          </w:tcPr>
+          <w:p>
+            <w:pPr>
+              <w:spacing w:after="40" w:before="40"/>
+            </w:pPr>
+            <w:r/>
+            <w:r>
+              <w:rPr>
+                <w:sz w:val="20"/>
+              </w:rPr>
+              <w:t>Array</w:t>
+            </w:r>
+          </w:p>
+        </w:tc>
+        <w:tc>
+          <w:tcPr>
+            <w:tcW w:type="dxa" w:w="3969"/>
+          </w:tcPr>
+          <w:p>
+            <w:pPr>
+              <w:spacing w:after="40" w:before="40"/>
+            </w:pPr>
+            <w:r/>
+            <w:r>
+              <w:rPr>
+                <w:sz w:val="20"/>
+              </w:rPr>
+              <w:t>[1,2,3,4]</w:t>
+            </w:r>
+          </w:p>
+        </w:tc>
+        <w:tc>
+          <w:tcPr>
+            <w:tcW w:type="dxa" w:w="2835"/>
+          </w:tcPr>
+          <w:p>
+            <w:pPr>
+              <w:spacing w:after="40" w:before="40"/>
+            </w:pPr>
+            <w:r/>
+            <w:r>
+              <w:rPr>
+                <w:sz w:val="20"/>
+              </w:rPr>
+              <w:t>"object"  ¡ojo!</w:t>
+            </w:r>
+          </w:p>
+        </w:tc>
+      </w:tr>
+      <w:tr>
+        <w:tc>
+          <w:tcPr>
+            <w:tcW w:type="dxa" w:w="1701"/>
+          </w:tcPr>
+          <w:p>
+            <w:pPr>
+              <w:spacing w:after="40" w:before="40"/>
+            </w:pPr>
+            <w:r/>
+            <w:r>
+              <w:rPr>
+                <w:sz w:val="20"/>
+              </w:rPr>
+              <w:t>Function</w:t>
+            </w:r>
+          </w:p>
+        </w:tc>
+        <w:tc>
+          <w:tcPr>
+            <w:tcW w:type="dxa" w:w="3969"/>
+          </w:tcPr>
+          <w:p>
+            <w:pPr>
+              <w:spacing w:after="40" w:before="40"/>
+            </w:pPr>
+            <w:r/>
+            <w:r>
+              <w:rPr>
+                <w:sz w:val="20"/>
+              </w:rPr>
+              <w:t>function(){ }</w:t>
+            </w:r>
+          </w:p>
+        </w:tc>
+        <w:tc>
+          <w:tcPr>
+            <w:tcW w:type="dxa" w:w="2835"/>
+          </w:tcPr>
+          <w:p>
+            <w:pPr>
+              <w:spacing w:after="40" w:before="40"/>
+            </w:pPr>
+            <w:r/>
+            <w:r>
+              <w:rPr>
+                <w:sz w:val="20"/>
+              </w:rPr>
+              <w:t>"function"</w:t>
+            </w:r>
+          </w:p>
+        </w:tc>
+      </w:tr>
+      <w:tr>
+        <w:tc>
+          <w:tcPr>
+            <w:tcW w:type="dxa" w:w="1701"/>
+          </w:tcPr>
+          <w:p>
+            <w:pPr>
+              <w:spacing w:after="40" w:before="40"/>
+            </w:pPr>
+            <w:r/>
+            <w:r>
+              <w:rPr>
+                <w:sz w:val="20"/>
+              </w:rPr>
+              <w:t>NaN</w:t>
+            </w:r>
+          </w:p>
+        </w:tc>
+        <w:tc>
+          <w:tcPr>
+            <w:tcW w:type="dxa" w:w="3969"/>
+          </w:tcPr>
+          <w:p>
+            <w:pPr>
+              <w:spacing w:after="40" w:before="40"/>
+            </w:pPr>
+            <w:r/>
+            <w:r>
+              <w:rPr>
+                <w:sz w:val="20"/>
+              </w:rPr>
+              <w:t>'Hola' * 3</w:t>
+            </w:r>
+          </w:p>
+        </w:tc>
+        <w:tc>
+          <w:tcPr>
+            <w:tcW w:type="dxa" w:w="2835"/>
+          </w:tcPr>
+          <w:p>
+            <w:pPr>
+              <w:spacing w:after="40" w:before="40"/>
+            </w:pPr>
+            <w:r/>
+            <w:r>
+              <w:rPr>
+                <w:sz w:val="20"/>
+              </w:rPr>
+              <w:t>"number"  ¡ojo!</w:t>
+            </w:r>
+          </w:p>
+        </w:tc>
+      </w:tr>
+    </w:tbl>
+    <w:p/>
+    <w:p>
+      <w:r>
+        <w:rPr>
+          <w:b/>
+        </w:rPr>
+        <w:t>Regla:</w:t>
+      </w:r>
+      <w:r>
+        <w:rPr>
+          <w:b w:val="0"/>
+        </w:rPr>
+        <w:t xml:space="preserve"> undefined = la variable existe pero no tiene valor; null = se le ha dado el valor null a propósito. Si el usuario cancela un prompt devuelve null.</w:t>
+      </w:r>
+    </w:p>
+    <w:p>
+      <w:r>
+        <w:rPr>
+          <w:b/>
+        </w:rPr>
+        <w:t>Trampa:</w:t>
+      </w:r>
+      <w:r>
+        <w:rPr>
+          <w:b w:val="0"/>
+        </w:rPr>
+        <w:t xml:space="preserve"> typeof 1+1 da "number1" (typeof se aplica solo al 1 y luego concatena).</w:t>
+      </w:r>
+    </w:p>
+    <w:p>
+      <w:r>
+        <w:rPr>
+          <w:b/>
+        </w:rPr>
+        <w:t>Nombres:</w:t>
+      </w:r>
+      <w:r>
+        <w:rPr>
+          <w:b w:val="0"/>
+        </w:rPr>
+        <w:t xml:space="preserve"> LowerCamelCase para variables, funciones y objetos (miNombre); UPPER_CASE para constantes (PI); UpperCamelCase para clases (SerHumano); snake_case para archivos. Un identificador empieza por letra, _ o $ (nunca por número) y distingue mayúsculas: mes ≠ Mes.</w:t>
+      </w:r>
+    </w:p>
+    <w:p/>
+    <w:p>
+      <w:pPr>
+        <w:pStyle w:val="Prrafodelista"/>
+        <w:numPr>
+          <w:ilvl w:val="0"/>
+          <w:numId w:val="1"/>
+        </w:numPr>
+        <w:jc w:val="center"/>
+        <w:rPr>
+          <w:b/>
+          <w:color w:val="0F9ED5" w:themeColor="accent4"/>
+          <w:sz w:val="32"/>
+          <w:szCs w:val="32"/>
+          <w14:textOutline w14:w="0" w14:cap="flat" w14:cmpd="sng" w14:algn="ctr">
+            <w14:noFill/>
+            <w14:prstDash w14:val="solid"/>
+            <w14:round/>
+          </w14:textOutline>
+          <w14:props3d w14:extrusionH="57150" w14:contourW="0" w14:prstMaterial="softEdge">
+            <w14:bevelT w14:w="25400" w14:h="38100" w14:prst="circle"/>
+          </w14:props3d>
+        </w:rPr>
+      </w:pPr>
+      <w:r>
+        <w:rPr>
+          <w:b/>
+          <w:color w:val="0F9ED5" w:themeColor="accent4"/>
+          <w:sz w:val="32"/>
+          <w:szCs w:val="32"/>
+          <w14:textOutline w14:w="0" w14:cap="flat" w14:cmpd="sng" w14:algn="ctr">
+            <w14:noFill/>
+            <w14:prstDash w14:val="solid"/>
+            <w14:round/>
+          </w14:textOutline>
+          <w14:props3d w14:extrusionH="57150" w14:contourW="0" w14:prstMaterial="softEdge">
+            <w14:bevelT w14:w="25400" w14:h="38100" w14:prst="circle"/>
+          </w14:props3d>
+        </w:rPr>
+        <w:lastRenderedPageBreak/>
+        <w:t xml:space="preserve">OPERADORES Y CONVERSIÓN DE TIPOS</w:t>
+      </w:r>
+    </w:p>
+    <w:p>
+      <w:pPr>
+        <w:jc w:val="center"/>
+        <w:rPr>
+          <w:b/>
+          <w:bCs/>
+          <w:sz w:val="28"/>
+          <w:szCs w:val="28"/>
+        </w:rPr>
+      </w:pPr>
+      <w:r>
+        <w:rPr>
+          <w:b/>
+          <w:bCs/>
+          <w:sz w:val="28"/>
+          <w:szCs w:val="28"/>
+        </w:rPr>
+        <w:t xml:space="preserve">Aritméticos y asignación</w:t>
+      </w:r>
+    </w:p>
+    <w:tbl>
+      <w:tblPr>
+        <w:tblW w:type="auto" w:w="0"/>
+        <w:jc w:val="center"/>
+        <w:tblLook w:firstColumn="1" w:firstRow="1" w:lastColumn="0" w:lastRow="0" w:noHBand="0" w:noVBand="1" w:val="04A0"/>
+        <w:tblBorders>
+          <w:top w:val="single" w:sz="4" w:space="0" w:color="7F7F7F"/>
+          <w:left w:val="single" w:sz="4" w:space="0" w:color="7F7F7F"/>
+          <w:bottom w:val="single" w:sz="4" w:space="0" w:color="7F7F7F"/>
+          <w:right w:val="single" w:sz="4" w:space="0" w:color="7F7F7F"/>
+          <w:insideH w:val="single" w:sz="4" w:space="0" w:color="7F7F7F"/>
+          <w:insideV w:val="single" w:sz="4" w:space="0" w:color="7F7F7F"/>
+        </w:tblBorders>
+      </w:tblPr>
+      <w:tblGrid>
+        <w:gridCol w:w="2835"/>
+        <w:gridCol w:w="2835"/>
+        <w:gridCol w:w="2835"/>
+      </w:tblGrid>
+      <w:tr>
+        <w:tc>
+          <w:tcPr>
+            <w:tcW w:type="dxa" w:w="2268"/>
+            <w:shd w:val="clear" w:color="auto" w:fill="CFEAF7"/>
+          </w:tcPr>
+          <w:p>
+            <w:pPr>
+              <w:spacing w:after="40" w:before="40"/>
+            </w:pPr>
+            <w:r/>
+            <w:r>
+              <w:rPr>
+                <w:b/>
+                <w:sz w:val="20"/>
+              </w:rPr>
+              <w:t>Operador</w:t>
+            </w:r>
+          </w:p>
+        </w:tc>
+        <w:tc>
+          <w:tcPr>
+            <w:tcW w:type="dxa" w:w="3118"/>
+            <w:shd w:val="clear" w:color="auto" w:fill="CFEAF7"/>
+          </w:tcPr>
+          <w:p>
+            <w:pPr>
+              <w:spacing w:after="40" w:before="40"/>
+            </w:pPr>
+            <w:r/>
+            <w:r>
+              <w:rPr>
+                <w:b/>
+                <w:sz w:val="20"/>
+              </w:rPr>
+              <w:t>Hace</w:t>
+            </w:r>
+          </w:p>
+        </w:tc>
+        <w:tc>
+          <w:tcPr>
+            <w:tcW w:type="dxa" w:w="3118"/>
+            <w:shd w:val="clear" w:color="auto" w:fill="CFEAF7"/>
+          </w:tcPr>
+          <w:p>
+            <w:pPr>
+              <w:spacing w:after="40" w:before="40"/>
+            </w:pPr>
+            <w:r/>
+            <w:r>
+              <w:rPr>
+                <w:b/>
+                <w:sz w:val="20"/>
+              </w:rPr>
+              <w:t>Ejemplo</w:t>
+            </w:r>
+          </w:p>
+        </w:tc>
+      </w:tr>
+      <w:tr>
+        <w:tc>
+          <w:tcPr>
+            <w:tcW w:type="dxa" w:w="2268"/>
+          </w:tcPr>
+          <w:p>
+            <w:pPr>
+              <w:spacing w:after="40" w:before="40"/>
+            </w:pPr>
+            <w:r/>
+            <w:r>
+              <w:rPr>
+                <w:sz w:val="20"/>
+              </w:rPr>
+              <w:t>%</w:t>
+            </w:r>
+          </w:p>
+        </w:tc>
+        <w:tc>
+          <w:tcPr>
+            <w:tcW w:type="dxa" w:w="3118"/>
+          </w:tcPr>
+          <w:p>
+            <w:pPr>
+              <w:spacing w:after="40" w:before="40"/>
+            </w:pPr>
+            <w:r/>
+            <w:r>
+              <w:rPr>
+                <w:sz w:val="20"/>
+              </w:rPr>
+              <w:t>resto de la división</w:t>
+            </w:r>
+          </w:p>
+        </w:tc>
+        <w:tc>
+          <w:tcPr>
+            <w:tcW w:type="dxa" w:w="3118"/>
+          </w:tcPr>
+          <w:p>
+            <w:pPr>
+              <w:spacing w:after="40" w:before="40"/>
+            </w:pPr>
+            <w:r/>
+            <w:r>
+              <w:rPr>
+                <w:sz w:val="20"/>
+              </w:rPr>
+              <w:t>12 % 5 → 2</w:t>
+            </w:r>
+          </w:p>
+        </w:tc>
+      </w:tr>
+      <w:tr>
+        <w:tc>
+          <w:tcPr>
+            <w:tcW w:type="dxa" w:w="2268"/>
+          </w:tcPr>
+          <w:p>
+            <w:pPr>
+              <w:spacing w:after="40" w:before="40"/>
+            </w:pPr>
+            <w:r/>
+            <w:r>
+              <w:rPr>
+                <w:sz w:val="20"/>
+              </w:rPr>
+              <w:t>**</w:t>
+            </w:r>
+          </w:p>
+        </w:tc>
+        <w:tc>
+          <w:tcPr>
+            <w:tcW w:type="dxa" w:w="3118"/>
+          </w:tcPr>
+          <w:p>
+            <w:pPr>
+              <w:spacing w:after="40" w:before="40"/>
+            </w:pPr>
+            <w:r/>
+            <w:r>
+              <w:rPr>
+                <w:sz w:val="20"/>
+              </w:rPr>
+              <w:t>potencia</w:t>
+            </w:r>
+          </w:p>
+        </w:tc>
+        <w:tc>
+          <w:tcPr>
+            <w:tcW w:type="dxa" w:w="3118"/>
+          </w:tcPr>
+          <w:p>
+            <w:pPr>
+              <w:spacing w:after="40" w:before="40"/>
+            </w:pPr>
+            <w:r/>
+            <w:r>
+              <w:rPr>
+                <w:sz w:val="20"/>
+              </w:rPr>
+              <w:t>2 ** 3 → 8</w:t>
+            </w:r>
+          </w:p>
+        </w:tc>
+      </w:tr>
+      <w:tr>
+        <w:tc>
+          <w:tcPr>
+            <w:tcW w:type="dxa" w:w="2268"/>
+          </w:tcPr>
+          <w:p>
+            <w:pPr>
+              <w:spacing w:after="40" w:before="40"/>
+            </w:pPr>
+            <w:r/>
+            <w:r>
+              <w:rPr>
+                <w:sz w:val="20"/>
+              </w:rPr>
+              <w:t>++ / --</w:t>
+            </w:r>
+          </w:p>
+        </w:tc>
+        <w:tc>
+          <w:tcPr>
+            <w:tcW w:type="dxa" w:w="3118"/>
+          </w:tcPr>
+          <w:p>
+            <w:pPr>
+              <w:spacing w:after="40" w:before="40"/>
+            </w:pPr>
+            <w:r/>
+            <w:r>
+              <w:rPr>
+                <w:sz w:val="20"/>
+              </w:rPr>
+              <w:t>suma / resta 1</w:t>
+            </w:r>
+          </w:p>
+        </w:tc>
+        <w:tc>
+          <w:tcPr>
+            <w:tcW w:type="dxa" w:w="3118"/>
+          </w:tcPr>
+          <w:p>
+            <w:pPr>
+              <w:spacing w:after="40" w:before="40"/>
+            </w:pPr>
+            <w:r/>
+            <w:r>
+              <w:rPr>
+                <w:sz w:val="20"/>
+              </w:rPr>
+              <w:t>x++  ;  ++x</w:t>
+            </w:r>
+          </w:p>
+        </w:tc>
+      </w:tr>
+      <w:tr>
+        <w:tc>
+          <w:tcPr>
+            <w:tcW w:type="dxa" w:w="2268"/>
+          </w:tcPr>
+          <w:p>
+            <w:pPr>
+              <w:spacing w:after="40" w:before="40"/>
+            </w:pPr>
+            <w:r/>
+            <w:r>
+              <w:rPr>
+                <w:sz w:val="20"/>
+              </w:rPr>
+              <w:t>+ unario</w:t>
+            </w:r>
+          </w:p>
+        </w:tc>
+        <w:tc>
+          <w:tcPr>
+            <w:tcW w:type="dxa" w:w="3118"/>
+          </w:tcPr>
+          <w:p>
+            <w:pPr>
+              <w:spacing w:after="40" w:before="40"/>
+            </w:pPr>
+            <w:r/>
+            <w:r>
+              <w:rPr>
+                <w:sz w:val="20"/>
+              </w:rPr>
+              <w:t>intenta convertir a número</w:t>
+            </w:r>
+          </w:p>
+        </w:tc>
+        <w:tc>
+          <w:tcPr>
+            <w:tcW w:type="dxa" w:w="3118"/>
+          </w:tcPr>
+          <w:p>
+            <w:pPr>
+              <w:spacing w:after="40" w:before="40"/>
+            </w:pPr>
+            <w:r/>
+            <w:r>
+              <w:rPr>
+                <w:sz w:val="20"/>
+              </w:rPr>
+              <w:t>+"3" → 3   ;   +true → 1</w:t>
+            </w:r>
+          </w:p>
+        </w:tc>
+      </w:tr>
+      <w:tr>
+        <w:tc>
+          <w:tcPr>
+            <w:tcW w:type="dxa" w:w="2268"/>
+          </w:tcPr>
+          <w:p>
+            <w:pPr>
+              <w:spacing w:after="40" w:before="40"/>
+            </w:pPr>
+            <w:r/>
+            <w:r>
+              <w:rPr>
+                <w:sz w:val="20"/>
+              </w:rPr>
+              <w:t>+= -= *= /= %= **=</w:t>
+            </w:r>
+          </w:p>
+        </w:tc>
+        <w:tc>
+          <w:tcPr>
+            <w:tcW w:type="dxa" w:w="3118"/>
+          </w:tcPr>
+          <w:p>
+            <w:pPr>
+              <w:spacing w:after="40" w:before="40"/>
+            </w:pPr>
+            <w:r/>
+            <w:r>
+              <w:rPr>
+                <w:sz w:val="20"/>
+              </w:rPr>
+              <w:t>operación y asigna</w:t>
+            </w:r>
+          </w:p>
+        </w:tc>
+        <w:tc>
+          <w:tcPr>
+            <w:tcW w:type="dxa" w:w="3118"/>
+          </w:tcPr>
+          <w:p>
+            <w:pPr>
+              <w:spacing w:after="40" w:before="40"/>
+            </w:pPr>
+            <w:r/>
+            <w:r>
+              <w:rPr>
+                <w:sz w:val="20"/>
+              </w:rPr>
+              <w:t>x += 2  equivale a  x = x + 2</w:t>
+            </w:r>
+          </w:p>
+        </w:tc>
+      </w:tr>
+    </w:tbl>
+    <w:p/>
+    <w:p>
+      <w:pPr>
+        <w:jc w:val="center"/>
+        <w:rPr>
+          <w:b/>
+          <w:bCs/>
+          <w:sz w:val="28"/>
+          <w:szCs w:val="28"/>
+        </w:rPr>
+      </w:pPr>
+      <w:r>
+        <w:rPr>
+          <w:b/>
+          <w:bCs/>
+          <w:sz w:val="28"/>
+          <w:szCs w:val="28"/>
+        </w:rPr>
+        <w:t xml:space="preserve">Incremento: prefijo o sufijo</w:t>
+      </w:r>
+    </w:p>
+    <w:p>
+      <w:pPr>
+        <w:spacing w:after="0" w:before="0" w:line="240" w:lineRule="auto"/>
+        <w:ind w:left="170"/>
+        <w:shd w:val="clear" w:color="auto" w:fill="F2F2F2"/>
+      </w:pPr>
+      <w:r>
+        <w:rPr>
+          <w:sz w:val="20"/>
+        </w:rPr>
+        <w:t>let valor = 50;</w:t>
+      </w:r>
+    </w:p>
+    <w:p>
+      <w:pPr>
+        <w:spacing w:after="0" w:before="0" w:line="240" w:lineRule="auto"/>
+        <w:ind w:left="170"/>
+        <w:shd w:val="clear" w:color="auto" w:fill="F2F2F2"/>
+      </w:pPr>
+      <w:r>
+        <w:rPr>
+          <w:sz w:val="20"/>
+        </w:rPr>
+        <w:t>let a = valor++;   // a = 50, valor = 51  (devuelve y DESPUÉS suma)</w:t>
+      </w:r>
+    </w:p>
+    <w:p>
+      <w:pPr>
+        <w:spacing w:after="0" w:before="0" w:line="240" w:lineRule="auto"/>
+        <w:ind w:left="170"/>
+        <w:shd w:val="clear" w:color="auto" w:fill="F2F2F2"/>
+      </w:pPr>
+      <w:r>
+        <w:rPr>
+          <w:sz w:val="20"/>
+        </w:rPr>
+        <w:t>let b = ++valor;   // b = 52, valor = 52  (suma y DESPUÉS devuelve)</w:t>
+      </w:r>
+    </w:p>
+    <w:p/>
+    <w:p>
+      <w:pPr>
+        <w:jc w:val="center"/>
+        <w:rPr>
+          <w:b/>
+          <w:bCs/>
+          <w:sz w:val="28"/>
+          <w:szCs w:val="28"/>
+        </w:rPr>
+      </w:pPr>
+      <w:r>
+        <w:rPr>
+          <w:b/>
+          <w:bCs/>
+          <w:sz w:val="28"/>
+          <w:szCs w:val="28"/>
+        </w:rPr>
+        <w:t xml:space="preserve">Comparación y lógicos</w:t>
+      </w:r>
+    </w:p>
+    <w:tbl>
+      <w:tblPr>
+        <w:tblW w:type="auto" w:w="0"/>
+        <w:jc w:val="center"/>
+        <w:tblLook w:firstColumn="1" w:firstRow="1" w:lastColumn="0" w:lastRow="0" w:noHBand="0" w:noVBand="1" w:val="04A0"/>
+        <w:tblBorders>
+          <w:top w:val="single" w:sz="4" w:space="0" w:color="7F7F7F"/>
+          <w:left w:val="single" w:sz="4" w:space="0" w:color="7F7F7F"/>
+          <w:bottom w:val="single" w:sz="4" w:space="0" w:color="7F7F7F"/>
+          <w:right w:val="single" w:sz="4" w:space="0" w:color="7F7F7F"/>
+          <w:insideH w:val="single" w:sz="4" w:space="0" w:color="7F7F7F"/>
+          <w:insideV w:val="single" w:sz="4" w:space="0" w:color="7F7F7F"/>
+        </w:tblBorders>
+      </w:tblPr>
+      <w:tblGrid>
+        <w:gridCol w:w="4252"/>
+        <w:gridCol w:w="4252"/>
+      </w:tblGrid>
+      <w:tr>
+        <w:tc>
+          <w:tcPr>
+            <w:tcW w:type="dxa" w:w="2268"/>
+            <w:shd w:val="clear" w:color="auto" w:fill="CFEAF7"/>
+          </w:tcPr>
+          <w:p>
+            <w:pPr>
+              <w:spacing w:after="40" w:before="40"/>
+            </w:pPr>
+            <w:r/>
+            <w:r>
+              <w:rPr>
+                <w:b/>
+                <w:sz w:val="20"/>
+              </w:rPr>
+              <w:t>Operador</w:t>
+            </w:r>
+          </w:p>
+        </w:tc>
+        <w:tc>
+          <w:tcPr>
+            <w:tcW w:type="dxa" w:w="6236"/>
+            <w:shd w:val="clear" w:color="auto" w:fill="CFEAF7"/>
+          </w:tcPr>
+          <w:p>
+            <w:pPr>
+              <w:spacing w:after="40" w:before="40"/>
+            </w:pPr>
+            <w:r/>
+            <w:r>
+              <w:rPr>
+                <w:b/>
+                <w:sz w:val="20"/>
+              </w:rPr>
+              <w:t>Significado</w:t>
+            </w:r>
+          </w:p>
+        </w:tc>
+      </w:tr>
+      <w:tr>
+        <w:tc>
+          <w:tcPr>
+            <w:tcW w:type="dxa" w:w="2268"/>
+          </w:tcPr>
+          <w:p>
+            <w:pPr>
+              <w:spacing w:after="40" w:before="40"/>
+            </w:pPr>
+            <w:r/>
+            <w:r>
+              <w:rPr>
+                <w:sz w:val="20"/>
+              </w:rPr>
+              <w:t>=</w:t>
+            </w:r>
+          </w:p>
+        </w:tc>
+        <w:tc>
+          <w:tcPr>
+            <w:tcW w:type="dxa" w:w="6236"/>
+          </w:tcPr>
+          <w:p>
+            <w:pPr>
+              <w:spacing w:after="40" w:before="40"/>
+            </w:pPr>
+            <w:r/>
+            <w:r>
+              <w:rPr>
+                <w:sz w:val="20"/>
+              </w:rPr>
+              <w:t>ASIGNA un valor</w:t>
+            </w:r>
+          </w:p>
+        </w:tc>
+      </w:tr>
+      <w:tr>
+        <w:tc>
+          <w:tcPr>
+            <w:tcW w:type="dxa" w:w="2268"/>
+          </w:tcPr>
+          <w:p>
+            <w:pPr>
+              <w:spacing w:after="40" w:before="40"/>
+            </w:pPr>
+            <w:r/>
+            <w:r>
+              <w:rPr>
+                <w:sz w:val="20"/>
+              </w:rPr>
+              <w:t>==</w:t>
+            </w:r>
+          </w:p>
+        </w:tc>
+        <w:tc>
+          <w:tcPr>
+            <w:tcW w:type="dxa" w:w="6236"/>
+          </w:tcPr>
+          <w:p>
+            <w:pPr>
+              <w:spacing w:after="40" w:before="40"/>
+            </w:pPr>
+            <w:r/>
+            <w:r>
+              <w:rPr>
+                <w:sz w:val="20"/>
+              </w:rPr>
+              <w:t>compara solo el valor:   2 == "2"  → true</w:t>
+            </w:r>
+          </w:p>
+        </w:tc>
+      </w:tr>
+      <w:tr>
+        <w:tc>
+          <w:tcPr>
+            <w:tcW w:type="dxa" w:w="2268"/>
+          </w:tcPr>
+          <w:p>
+            <w:pPr>
+              <w:spacing w:after="40" w:before="40"/>
+            </w:pPr>
+            <w:r/>
+            <w:r>
+              <w:rPr>
+                <w:sz w:val="20"/>
+              </w:rPr>
+              <w:t>===</w:t>
+            </w:r>
+          </w:p>
+        </w:tc>
+        <w:tc>
+          <w:tcPr>
+            <w:tcW w:type="dxa" w:w="6236"/>
+          </w:tcPr>
+          <w:p>
+            <w:pPr>
+              <w:spacing w:after="40" w:before="40"/>
+            </w:pPr>
+            <w:r/>
+            <w:r>
+              <w:rPr>
+                <w:sz w:val="20"/>
+              </w:rPr>
+              <w:t>compara valor Y tipo:   2 === "2"  → false</w:t>
+            </w:r>
+          </w:p>
+        </w:tc>
+      </w:tr>
+      <w:tr>
+        <w:tc>
+          <w:tcPr>
+            <w:tcW w:type="dxa" w:w="2268"/>
+          </w:tcPr>
+          <w:p>
+            <w:pPr>
+              <w:spacing w:after="40" w:before="40"/>
+            </w:pPr>
+            <w:r/>
+            <w:r>
+              <w:rPr>
+                <w:sz w:val="20"/>
+              </w:rPr>
+              <w:t>!=  /  !==</w:t>
+            </w:r>
+          </w:p>
+        </w:tc>
+        <w:tc>
+          <w:tcPr>
+            <w:tcW w:type="dxa" w:w="6236"/>
+          </w:tcPr>
+          <w:p>
+            <w:pPr>
+              <w:spacing w:after="40" w:before="40"/>
+            </w:pPr>
+            <w:r/>
+            <w:r>
+              <w:rPr>
+                <w:sz w:val="20"/>
+              </w:rPr>
+              <w:t>distinto  /  estrictamente distinto</w:t>
+            </w:r>
+          </w:p>
+        </w:tc>
+      </w:tr>
+      <w:tr>
+        <w:tc>
+          <w:tcPr>
+            <w:tcW w:type="dxa" w:w="2268"/>
+          </w:tcPr>
+          <w:p>
+            <w:pPr>
+              <w:spacing w:after="40" w:before="40"/>
+            </w:pPr>
+            <w:r/>
+            <w:r>
+              <w:rPr>
+                <w:sz w:val="20"/>
+              </w:rPr>
+              <w:t>&amp;&amp;  (AND)</w:t>
+            </w:r>
+          </w:p>
+        </w:tc>
+        <w:tc>
+          <w:tcPr>
+            <w:tcW w:type="dxa" w:w="6236"/>
+          </w:tcPr>
+          <w:p>
+            <w:pPr>
+              <w:spacing w:after="40" w:before="40"/>
+            </w:pPr>
+            <w:r/>
+            <w:r>
+              <w:rPr>
+                <w:sz w:val="20"/>
+              </w:rPr>
+              <w:t>true si las dos son true</w:t>
+            </w:r>
+          </w:p>
+        </w:tc>
+      </w:tr>
+      <w:tr>
+        <w:tc>
+          <w:tcPr>
+            <w:tcW w:type="dxa" w:w="2268"/>
+          </w:tcPr>
+          <w:p>
+            <w:pPr>
+              <w:spacing w:after="40" w:before="40"/>
+            </w:pPr>
+            <w:r/>
+            <w:r>
+              <w:rPr>
+                <w:sz w:val="20"/>
+              </w:rPr>
+              <w:t>||  (OR)</w:t>
+            </w:r>
+          </w:p>
+        </w:tc>
+        <w:tc>
+          <w:tcPr>
+            <w:tcW w:type="dxa" w:w="6236"/>
+          </w:tcPr>
+          <w:p>
+            <w:pPr>
+              <w:spacing w:after="40" w:before="40"/>
+            </w:pPr>
+            <w:r/>
+            <w:r>
+              <w:rPr>
+                <w:sz w:val="20"/>
+              </w:rPr>
+              <w:t>true si alguna es true</w:t>
+            </w:r>
+          </w:p>
+        </w:tc>
+      </w:tr>
+      <w:tr>
+        <w:tc>
+          <w:tcPr>
+            <w:tcW w:type="dxa" w:w="2268"/>
+          </w:tcPr>
+          <w:p>
+            <w:pPr>
+              <w:spacing w:after="40" w:before="40"/>
+            </w:pPr>
+            <w:r/>
+            <w:r>
+              <w:rPr>
+                <w:sz w:val="20"/>
+              </w:rPr>
+              <w:t>!  (NOT)</w:t>
+            </w:r>
+          </w:p>
+        </w:tc>
+        <w:tc>
+          <w:tcPr>
+            <w:tcW w:type="dxa" w:w="6236"/>
+          </w:tcPr>
+          <w:p>
+            <w:pPr>
+              <w:spacing w:after="40" w:before="40"/>
+            </w:pPr>
+            <w:r/>
+            <w:r>
+              <w:rPr>
+                <w:sz w:val="20"/>
+              </w:rPr>
+              <w:t>invierte el booleano</w:t>
+            </w:r>
+          </w:p>
+        </w:tc>
+      </w:tr>
+    </w:tbl>
+    <w:p/>
+    <w:p>
+      <w:r>
+        <w:rPr>
+          <w:b/>
+        </w:rPr>
+        <w:t>Regla:</w:t>
+      </w:r>
+      <w:r>
+        <w:rPr>
+          <w:b w:val="0"/>
+        </w:rPr>
+        <w:t xml:space="preserve"> usa === y !== siempre. </w:t>
+      </w:r>
+      <w:r>
+        <w:rPr>
+          <w:b/>
+        </w:rPr>
+        <w:t>Cortocircuito:</w:t>
+      </w:r>
+      <w:r>
+        <w:rPr>
+          <w:b w:val="0"/>
+        </w:rPr>
+        <w:t xml:space="preserve"> &amp;&amp; no evalúa la segunda condición si la primera es false (y || no la evalúa si la primera es true).</w:t>
+      </w:r>
+    </w:p>
+    <w:p>
+      <w:pPr>
+        <w:spacing w:after="0" w:before="0" w:line="240" w:lineRule="auto"/>
+        <w:ind w:left="170"/>
+        <w:shd w:val="clear" w:color="auto" w:fill="F2F2F2"/>
+      </w:pPr>
+      <w:r>
+        <w:rPr>
+          <w:sz w:val="20"/>
+        </w:rPr>
+        <w:t>let x = 11, y = 12;</w:t>
+      </w:r>
+    </w:p>
+    <w:p>
+      <w:pPr>
+        <w:spacing w:after="0" w:before="0" w:line="240" w:lineRule="auto"/>
+        <w:ind w:left="170"/>
+        <w:shd w:val="clear" w:color="auto" w:fill="F2F2F2"/>
+      </w:pPr>
+      <w:r>
+        <w:rPr>
+          <w:sz w:val="20"/>
+        </w:rPr>
+        <w:t>console.log(!x == 9 || y == 12);     // true   (!x es false; false==9 es false; y==12 es true)</w:t>
+      </w:r>
+    </w:p>
+    <w:p>
+      <w:pPr>
+        <w:spacing w:after="0" w:before="0" w:line="240" w:lineRule="auto"/>
+        <w:ind w:left="170"/>
+        <w:shd w:val="clear" w:color="auto" w:fill="F2F2F2"/>
+      </w:pPr>
+      <w:r>
+        <w:rPr>
+          <w:sz w:val="20"/>
+        </w:rPr>
+        <w:t>console.log(!(x == 9 || y == 12));   // false</w:t>
+      </w:r>
+    </w:p>
+    <w:p>
+      <w:pPr>
+        <w:spacing w:after="0" w:before="0" w:line="240" w:lineRule="auto"/>
+        <w:ind w:left="170"/>
+        <w:shd w:val="clear" w:color="auto" w:fill="F2F2F2"/>
+      </w:pPr>
+      <w:r>
+        <w:rPr>
+          <w:sz w:val="20"/>
+        </w:rPr>
+        <w:t xml:space="preserve"> </w:t>
+      </w:r>
+    </w:p>
+    <w:p>
+      <w:pPr>
+        <w:spacing w:after="0" w:before="0" w:line="240" w:lineRule="auto"/>
+        <w:ind w:left="170"/>
+        <w:shd w:val="clear" w:color="auto" w:fill="F2F2F2"/>
+      </w:pPr>
+      <w:r>
+        <w:rPr>
+          <w:sz w:val="20"/>
+        </w:rPr>
+        <w:t>let edad = 17;</w:t>
+      </w:r>
+    </w:p>
+    <w:p>
+      <w:pPr>
+        <w:spacing w:after="0" w:before="0" w:line="240" w:lineRule="auto"/>
+        <w:ind w:left="170"/>
+        <w:shd w:val="clear" w:color="auto" w:fill="F2F2F2"/>
+      </w:pPr>
+      <w:r>
+        <w:rPr>
+          <w:sz w:val="20"/>
+        </w:rPr>
+        <w:t>let conduce = (edad &gt;= 18 &amp;&amp; carnet == true);  // false, y NO da error aunque carnet no exista</w:t>
+      </w:r>
+    </w:p>
+    <w:p/>
+    <w:p>
+      <w:r>
+        <w:rPr>
+          <w:b/>
+        </w:rPr>
+        <w:t>Operador condicional (ternario):</w:t>
+      </w:r>
+      <w:r>
+        <w:rPr>
+          <w:b w:val="0"/>
+        </w:rPr>
+        <w:t xml:space="preserve">  condición ? valorSiTrue : valorSiFalse</w:t>
+      </w:r>
+    </w:p>
+    <w:p>
+      <w:pPr>
+        <w:spacing w:after="0" w:before="0" w:line="240" w:lineRule="auto"/>
+        <w:ind w:left="170"/>
+        <w:shd w:val="clear" w:color="auto" w:fill="F2F2F2"/>
+      </w:pPr>
+      <w:r>
+        <w:rPr>
+          <w:sz w:val="20"/>
+        </w:rPr>
+        <w:t>let tipo = (numero % 2 == 0) ? "par" : "impar";</w:t>
+      </w:r>
+    </w:p>
+    <w:p/>
+    <w:p>
+      <w:pPr>
+        <w:jc w:val="center"/>
+        <w:rPr>
+          <w:b/>
+          <w:bCs/>
+          <w:sz w:val="28"/>
+          <w:szCs w:val="28"/>
+        </w:rPr>
+      </w:pPr>
+      <w:r>
+        <w:rPr>
+          <w:b/>
+          <w:bCs/>
+          <w:sz w:val="28"/>
+          <w:szCs w:val="28"/>
+        </w:rPr>
+        <w:t xml:space="preserve">Conversión automática</w:t>
+      </w:r>
+    </w:p>
+    <w:tbl>
+      <w:tblPr>
+        <w:tblW w:type="auto" w:w="0"/>
+        <w:jc w:val="center"/>
+        <w:tblLook w:firstColumn="1" w:firstRow="1" w:lastColumn="0" w:lastRow="0" w:noHBand="0" w:noVBand="1" w:val="04A0"/>
+        <w:tblBorders>
+          <w:top w:val="single" w:sz="4" w:space="0" w:color="7F7F7F"/>
+          <w:left w:val="single" w:sz="4" w:space="0" w:color="7F7F7F"/>
+          <w:bottom w:val="single" w:sz="4" w:space="0" w:color="7F7F7F"/>
+          <w:right w:val="single" w:sz="4" w:space="0" w:color="7F7F7F"/>
+          <w:insideH w:val="single" w:sz="4" w:space="0" w:color="7F7F7F"/>
+          <w:insideV w:val="single" w:sz="4" w:space="0" w:color="7F7F7F"/>
+        </w:tblBorders>
+      </w:tblPr>
+      <w:tblGrid>
+        <w:gridCol w:w="2835"/>
+        <w:gridCol w:w="2835"/>
+        <w:gridCol w:w="2835"/>
+      </w:tblGrid>
+      <w:tr>
+        <w:tc>
+          <w:tcPr>
+            <w:tcW w:type="dxa" w:w="2551"/>
+            <w:shd w:val="clear" w:color="auto" w:fill="CFEAF7"/>
+          </w:tcPr>
+          <w:p>
+            <w:pPr>
+              <w:spacing w:after="40" w:before="40"/>
+            </w:pPr>
+            <w:r/>
+            <w:r>
+              <w:rPr>
+                <w:b/>
+                <w:sz w:val="20"/>
+              </w:rPr>
+              <w:t>Expresión</w:t>
+            </w:r>
+          </w:p>
+        </w:tc>
+        <w:tc>
+          <w:tcPr>
+            <w:tcW w:type="dxa" w:w="1701"/>
+            <w:shd w:val="clear" w:color="auto" w:fill="CFEAF7"/>
+          </w:tcPr>
+          <w:p>
+            <w:pPr>
+              <w:spacing w:after="40" w:before="40"/>
+            </w:pPr>
+            <w:r/>
+            <w:r>
+              <w:rPr>
+                <w:b/>
+                <w:sz w:val="20"/>
+              </w:rPr>
+              <w:t>Resultado</w:t>
+            </w:r>
+          </w:p>
+        </w:tc>
+        <w:tc>
+          <w:tcPr>
+            <w:tcW w:type="dxa" w:w="4252"/>
+            <w:shd w:val="clear" w:color="auto" w:fill="CFEAF7"/>
+          </w:tcPr>
+          <w:p>
+            <w:pPr>
+              <w:spacing w:after="40" w:before="40"/>
+            </w:pPr>
+            <w:r/>
+            <w:r>
+              <w:rPr>
+                <w:b/>
+                <w:sz w:val="20"/>
+              </w:rPr>
+              <w:t>Por qué</w:t>
+            </w:r>
+          </w:p>
+        </w:tc>
+      </w:tr>
+      <w:tr>
+        <w:tc>
+          <w:tcPr>
+            <w:tcW w:type="dxa" w:w="2551"/>
+          </w:tcPr>
+          <w:p>
+            <w:pPr>
+              <w:spacing w:after="40" w:before="40"/>
+            </w:pPr>
+            <w:r/>
+            <w:r>
+              <w:rPr>
+                <w:sz w:val="20"/>
+              </w:rPr>
+              <w:t>'2' * 3</w:t>
+            </w:r>
+          </w:p>
+        </w:tc>
+        <w:tc>
+          <w:tcPr>
+            <w:tcW w:type="dxa" w:w="1701"/>
+          </w:tcPr>
+          <w:p>
+            <w:pPr>
+              <w:spacing w:after="40" w:before="40"/>
+            </w:pPr>
+            <w:r/>
+            <w:r>
+              <w:rPr>
+                <w:sz w:val="20"/>
+              </w:rPr>
+              <w:t>6</w:t>
+            </w:r>
+          </w:p>
+        </w:tc>
+        <w:tc>
+          <w:tcPr>
+            <w:tcW w:type="dxa" w:w="4252"/>
+          </w:tcPr>
+          <w:p>
+            <w:pPr>
+              <w:spacing w:after="40" w:before="40"/>
+            </w:pPr>
+            <w:r/>
+            <w:r>
+              <w:rPr>
+                <w:sz w:val="20"/>
+              </w:rPr>
+              <w:t>* convierte a número</w:t>
+            </w:r>
+          </w:p>
+        </w:tc>
+      </w:tr>
+      <w:tr>
+        <w:tc>
+          <w:tcPr>
+            <w:tcW w:type="dxa" w:w="2551"/>
+          </w:tcPr>
+          <w:p>
+            <w:pPr>
+              <w:spacing w:after="40" w:before="40"/>
+            </w:pPr>
+            <w:r/>
+            <w:r>
+              <w:rPr>
+                <w:sz w:val="20"/>
+              </w:rPr>
+              <w:t>'2' + 3</w:t>
+            </w:r>
+          </w:p>
+        </w:tc>
+        <w:tc>
+          <w:tcPr>
+            <w:tcW w:type="dxa" w:w="1701"/>
+          </w:tcPr>
+          <w:p>
+            <w:pPr>
+              <w:spacing w:after="40" w:before="40"/>
+            </w:pPr>
+            <w:r/>
+            <w:r>
+              <w:rPr>
+                <w:sz w:val="20"/>
+              </w:rPr>
+              <w:t>"23"</w:t>
+            </w:r>
+          </w:p>
+        </w:tc>
+        <w:tc>
+          <w:tcPr>
+            <w:tcW w:type="dxa" w:w="4252"/>
+          </w:tcPr>
+          <w:p>
+            <w:pPr>
+              <w:spacing w:after="40" w:before="40"/>
+            </w:pPr>
+            <w:r/>
+            <w:r>
+              <w:rPr>
+                <w:sz w:val="20"/>
+              </w:rPr>
+              <w:t>+ con un string concatena</w:t>
+            </w:r>
+          </w:p>
+        </w:tc>
+      </w:tr>
+      <w:tr>
+        <w:tc>
+          <w:tcPr>
+            <w:tcW w:type="dxa" w:w="2551"/>
+          </w:tcPr>
+          <w:p>
+            <w:pPr>
+              <w:spacing w:after="40" w:before="40"/>
+            </w:pPr>
+            <w:r/>
+            <w:r>
+              <w:rPr>
+                <w:sz w:val="20"/>
+              </w:rPr>
+              <w:t>2 + '3'</w:t>
+            </w:r>
+          </w:p>
+        </w:tc>
+        <w:tc>
+          <w:tcPr>
+            <w:tcW w:type="dxa" w:w="1701"/>
+          </w:tcPr>
+          <w:p>
+            <w:pPr>
+              <w:spacing w:after="40" w:before="40"/>
+            </w:pPr>
+            <w:r/>
+            <w:r>
+              <w:rPr>
+                <w:sz w:val="20"/>
+              </w:rPr>
+              <w:t>"23"</w:t>
+            </w:r>
+          </w:p>
+        </w:tc>
+        <w:tc>
+          <w:tcPr>
+            <w:tcW w:type="dxa" w:w="4252"/>
+          </w:tcPr>
+          <w:p>
+            <w:pPr>
+              <w:spacing w:after="40" w:before="40"/>
+            </w:pPr>
+            <w:r/>
+            <w:r>
+              <w:rPr>
+                <w:sz w:val="20"/>
+              </w:rPr>
+              <w:t>igual</w:t>
+            </w:r>
+          </w:p>
+        </w:tc>
+      </w:tr>
+      <w:tr>
+        <w:tc>
+          <w:tcPr>
+            <w:tcW w:type="dxa" w:w="2551"/>
+          </w:tcPr>
+          <w:p>
+            <w:pPr>
+              <w:spacing w:after="40" w:before="40"/>
+            </w:pPr>
+            <w:r/>
+            <w:r>
+              <w:rPr>
+                <w:sz w:val="20"/>
+              </w:rPr>
+              <w:t>9 + 4 + "10"</w:t>
+            </w:r>
+          </w:p>
+        </w:tc>
+        <w:tc>
+          <w:tcPr>
+            <w:tcW w:type="dxa" w:w="1701"/>
+          </w:tcPr>
+          <w:p>
+            <w:pPr>
+              <w:spacing w:after="40" w:before="40"/>
+            </w:pPr>
+            <w:r/>
+            <w:r>
+              <w:rPr>
+                <w:sz w:val="20"/>
+              </w:rPr>
+              <w:t>"1310"</w:t>
+            </w:r>
+          </w:p>
+        </w:tc>
+        <w:tc>
+          <w:tcPr>
+            <w:tcW w:type="dxa" w:w="4252"/>
+          </w:tcPr>
+          <w:p>
+            <w:pPr>
+              <w:spacing w:after="40" w:before="40"/>
+            </w:pPr>
+            <w:r/>
+            <w:r>
+              <w:rPr>
+                <w:sz w:val="20"/>
+              </w:rPr>
+              <w:t>de izq. a der.: 9+4 = 13 y luego concatena</w:t>
+            </w:r>
+          </w:p>
+        </w:tc>
+      </w:tr>
+      <w:tr>
+        <w:tc>
+          <w:tcPr>
+            <w:tcW w:type="dxa" w:w="2551"/>
+          </w:tcPr>
+          <w:p>
+            <w:pPr>
+              <w:spacing w:after="40" w:before="40"/>
+            </w:pPr>
+            <w:r/>
+            <w:r>
+              <w:rPr>
+                <w:sz w:val="20"/>
+              </w:rPr>
+              <w:t>'Hola' * 3</w:t>
+            </w:r>
+          </w:p>
+        </w:tc>
+        <w:tc>
+          <w:tcPr>
+            <w:tcW w:type="dxa" w:w="1701"/>
+          </w:tcPr>
+          <w:p>
+            <w:pPr>
+              <w:spacing w:after="40" w:before="40"/>
+            </w:pPr>
+            <w:r/>
+            <w:r>
+              <w:rPr>
+                <w:sz w:val="20"/>
+              </w:rPr>
+              <w:t>NaN</w:t>
+            </w:r>
+          </w:p>
+        </w:tc>
+        <w:tc>
+          <w:tcPr>
+            <w:tcW w:type="dxa" w:w="4252"/>
+          </w:tcPr>
+          <w:p>
+            <w:pPr>
+              <w:spacing w:after="40" w:before="40"/>
+            </w:pPr>
+            <w:r/>
+            <w:r>
+              <w:rPr>
+                <w:sz w:val="20"/>
+              </w:rPr>
+              <w:t>texto no numérico</w:t>
+            </w:r>
+          </w:p>
+        </w:tc>
+      </w:tr>
+    </w:tbl>
+    <w:p/>
+    <w:tbl>
+      <w:tblPr>
+        <w:tblW w:type="auto" w:w="0"/>
+        <w:jc w:val="center"/>
+        <w:tblLook w:firstColumn="1" w:firstRow="1" w:lastColumn="0" w:lastRow="0" w:noHBand="0" w:noVBand="1" w:val="04A0"/>
+        <w:tblBorders>
+          <w:top w:val="single" w:sz="4" w:space="0" w:color="7F7F7F"/>
+          <w:left w:val="single" w:sz="4" w:space="0" w:color="7F7F7F"/>
+          <w:bottom w:val="single" w:sz="4" w:space="0" w:color="7F7F7F"/>
+          <w:right w:val="single" w:sz="4" w:space="0" w:color="7F7F7F"/>
+          <w:insideH w:val="single" w:sz="4" w:space="0" w:color="7F7F7F"/>
+          <w:insideV w:val="single" w:sz="4" w:space="0" w:color="7F7F7F"/>
+        </w:tblBorders>
+      </w:tblPr>
+      <w:tblGrid>
+        <w:gridCol w:w="4252"/>
+        <w:gridCol w:w="4252"/>
+      </w:tblGrid>
+      <w:tr>
+        <w:tc>
+          <w:tcPr>
+            <w:tcW w:type="dxa" w:w="3402"/>
+            <w:shd w:val="clear" w:color="auto" w:fill="CFEAF7"/>
+          </w:tcPr>
+          <w:p>
+            <w:pPr>
+              <w:spacing w:after="40" w:before="40"/>
+            </w:pPr>
+            <w:r/>
+            <w:r>
+              <w:rPr>
+                <w:b/>
+                <w:sz w:val="20"/>
+              </w:rPr>
+              <w:t>Valor</w:t>
+            </w:r>
+          </w:p>
+        </w:tc>
+        <w:tc>
+          <w:tcPr>
+            <w:tcW w:type="dxa" w:w="5102"/>
+            <w:shd w:val="clear" w:color="auto" w:fill="CFEAF7"/>
+          </w:tcPr>
+          <w:p>
+            <w:pPr>
+              <w:spacing w:after="40" w:before="40"/>
+            </w:pPr>
+            <w:r/>
+            <w:r>
+              <w:rPr>
+                <w:b/>
+                <w:sz w:val="20"/>
+              </w:rPr>
+              <w:t>Se convierte a número en…</w:t>
+            </w:r>
+          </w:p>
+        </w:tc>
+      </w:tr>
+      <w:tr>
+        <w:tc>
+          <w:tcPr>
+            <w:tcW w:type="dxa" w:w="3402"/>
+          </w:tcPr>
+          <w:p>
+            <w:pPr>
+              <w:spacing w:after="40" w:before="40"/>
+            </w:pPr>
+            <w:r/>
+            <w:r>
+              <w:rPr>
+                <w:sz w:val="20"/>
+              </w:rPr>
+              <w:t>undefined</w:t>
+            </w:r>
+          </w:p>
+        </w:tc>
+        <w:tc>
+          <w:tcPr>
+            <w:tcW w:type="dxa" w:w="5102"/>
+          </w:tcPr>
+          <w:p>
+            <w:pPr>
+              <w:spacing w:after="40" w:before="40"/>
+            </w:pPr>
+            <w:r/>
+            <w:r>
+              <w:rPr>
+                <w:sz w:val="20"/>
+              </w:rPr>
+              <w:t>NaN</w:t>
+            </w:r>
+          </w:p>
+        </w:tc>
+      </w:tr>
+      <w:tr>
+        <w:tc>
+          <w:tcPr>
+            <w:tcW w:type="dxa" w:w="3402"/>
+          </w:tcPr>
+          <w:p>
+            <w:pPr>
+              <w:spacing w:after="40" w:before="40"/>
+            </w:pPr>
+            <w:r/>
+            <w:r>
+              <w:rPr>
+                <w:sz w:val="20"/>
+              </w:rPr>
+              <w:t>null</w:t>
+            </w:r>
+          </w:p>
+        </w:tc>
+        <w:tc>
+          <w:tcPr>
+            <w:tcW w:type="dxa" w:w="5102"/>
+          </w:tcPr>
+          <w:p>
+            <w:pPr>
+              <w:spacing w:after="40" w:before="40"/>
+            </w:pPr>
+            <w:r/>
+            <w:r>
+              <w:rPr>
+                <w:sz w:val="20"/>
+              </w:rPr>
+              <w:t>0</w:t>
+            </w:r>
+          </w:p>
+        </w:tc>
+      </w:tr>
+      <w:tr>
+        <w:tc>
+          <w:tcPr>
+            <w:tcW w:type="dxa" w:w="3402"/>
+          </w:tcPr>
+          <w:p>
+            <w:pPr>
+              <w:spacing w:after="40" w:before="40"/>
+            </w:pPr>
+            <w:r/>
+            <w:r>
+              <w:rPr>
+                <w:sz w:val="20"/>
+              </w:rPr>
+              <w:t>true</w:t>
+            </w:r>
+          </w:p>
+        </w:tc>
+        <w:tc>
+          <w:tcPr>
+            <w:tcW w:type="dxa" w:w="5102"/>
+          </w:tcPr>
+          <w:p>
+            <w:pPr>
+              <w:spacing w:after="40" w:before="40"/>
+            </w:pPr>
+            <w:r/>
+            <w:r>
+              <w:rPr>
+                <w:sz w:val="20"/>
+              </w:rPr>
+              <w:t>1</w:t>
+            </w:r>
+          </w:p>
+        </w:tc>
+      </w:tr>
+      <w:tr>
+        <w:tc>
+          <w:tcPr>
+            <w:tcW w:type="dxa" w:w="3402"/>
+          </w:tcPr>
+          <w:p>
+            <w:pPr>
+              <w:spacing w:after="40" w:before="40"/>
+            </w:pPr>
+            <w:r/>
+            <w:r>
+              <w:rPr>
+                <w:sz w:val="20"/>
+              </w:rPr>
+              <w:t>false</w:t>
+            </w:r>
+          </w:p>
+        </w:tc>
+        <w:tc>
+          <w:tcPr>
+            <w:tcW w:type="dxa" w:w="5102"/>
+          </w:tcPr>
+          <w:p>
+            <w:pPr>
+              <w:spacing w:after="40" w:before="40"/>
+            </w:pPr>
+            <w:r/>
+            <w:r>
+              <w:rPr>
+                <w:sz w:val="20"/>
+              </w:rPr>
+              <w:t>0</w:t>
+            </w:r>
+          </w:p>
+        </w:tc>
+      </w:tr>
+      <w:tr>
+        <w:tc>
+          <w:tcPr>
+            <w:tcW w:type="dxa" w:w="3402"/>
+          </w:tcPr>
+          <w:p>
+            <w:pPr>
+              <w:spacing w:after="40" w:before="40"/>
+            </w:pPr>
+            <w:r/>
+            <w:r>
+              <w:rPr>
+                <w:sz w:val="20"/>
+              </w:rPr>
+              <w:t>string no numérico</w:t>
+            </w:r>
+          </w:p>
+        </w:tc>
+        <w:tc>
+          <w:tcPr>
+            <w:tcW w:type="dxa" w:w="5102"/>
+          </w:tcPr>
+          <w:p>
+            <w:pPr>
+              <w:spacing w:after="40" w:before="40"/>
+            </w:pPr>
+            <w:r/>
+            <w:r>
+              <w:rPr>
+                <w:sz w:val="20"/>
+              </w:rPr>
+              <w:t>NaN</w:t>
+            </w:r>
+          </w:p>
+        </w:tc>
+      </w:tr>
+    </w:tbl>
+    <w:p/>
+    <w:p>
+      <w:pPr>
+        <w:jc w:val="center"/>
+        <w:rPr>
+          <w:b/>
+          <w:bCs/>
+          <w:sz w:val="28"/>
+          <w:szCs w:val="28"/>
+        </w:rPr>
+      </w:pPr>
+      <w:r>
+        <w:rPr>
+          <w:b/>
+          <w:bCs/>
+          <w:sz w:val="28"/>
+          <w:szCs w:val="28"/>
+        </w:rPr>
+        <w:t xml:space="preserve">Conversión forzada</w:t>
+      </w:r>
+    </w:p>
+    <w:p>
+      <w:pPr>
+        <w:spacing w:after="0" w:before="0" w:line="240" w:lineRule="auto"/>
+        <w:ind w:left="170"/>
+        <w:shd w:val="clear" w:color="auto" w:fill="F2F2F2"/>
+      </w:pPr>
+      <w:r>
+        <w:rPr>
+          <w:sz w:val="20"/>
+        </w:rPr>
+        <w:t>Number('2') + Number('3')     // 5</w:t>
+      </w:r>
+    </w:p>
+    <w:p>
+      <w:pPr>
+        <w:spacing w:after="0" w:before="0" w:line="240" w:lineRule="auto"/>
+        <w:ind w:left="170"/>
+        <w:shd w:val="clear" w:color="auto" w:fill="F2F2F2"/>
+      </w:pPr>
+      <w:r>
+        <w:rPr>
+          <w:sz w:val="20"/>
+        </w:rPr>
+        <w:t>String(2) + String(3)         // "23"</w:t>
+      </w:r>
+    </w:p>
+    <w:p>
+      <w:pPr>
+        <w:spacing w:after="0" w:before="0" w:line="240" w:lineRule="auto"/>
+        <w:ind w:left="170"/>
+        <w:shd w:val="clear" w:color="auto" w:fill="F2F2F2"/>
+      </w:pPr>
+      <w:r>
+        <w:rPr>
+          <w:sz w:val="20"/>
+        </w:rPr>
+        <w:t>parseInt("37hola")            // 37      parseInt("hola37") → NaN</w:t>
+      </w:r>
+    </w:p>
+    <w:p>
+      <w:pPr>
+        <w:spacing w:after="0" w:before="0" w:line="240" w:lineRule="auto"/>
+        <w:ind w:left="170"/>
+        <w:shd w:val="clear" w:color="auto" w:fill="F2F2F2"/>
+      </w:pPr>
+      <w:r>
+        <w:rPr>
+          <w:sz w:val="20"/>
+        </w:rPr>
+        <w:t>parseFloat("3.14")            // 3.14</w:t>
+      </w:r>
+    </w:p>
+    <w:p>
+      <w:pPr>
+        <w:spacing w:after="0" w:before="0" w:line="240" w:lineRule="auto"/>
+        <w:ind w:left="170"/>
+        <w:shd w:val="clear" w:color="auto" w:fill="F2F2F2"/>
+      </w:pPr>
+      <w:r>
+        <w:rPr>
+          <w:sz w:val="20"/>
+        </w:rPr>
+        <w:t>Number("37hola")              // NaN     (Number es estricta, parseInt no)</w:t>
+      </w:r>
+    </w:p>
+    <w:p/>
+    <w:p/>
+    <w:p>
+      <w:pPr>
+        <w:pStyle w:val="Prrafodelista"/>
+        <w:numPr>
+          <w:ilvl w:val="0"/>
+          <w:numId w:val="1"/>
+        </w:numPr>
+        <w:jc w:val="center"/>
+        <w:rPr>
+          <w:b/>
+          <w:color w:val="0F9ED5" w:themeColor="accent4"/>
+          <w:sz w:val="32"/>
+          <w:szCs w:val="32"/>
+          <w14:textOutline w14:w="0" w14:cap="flat" w14:cmpd="sng" w14:algn="ctr">
+            <w14:noFill/>
+            <w14:prstDash w14:val="solid"/>
+            <w14:round/>
+          </w14:textOutline>
+          <w14:props3d w14:extrusionH="57150" w14:contourW="0" w14:prstMaterial="softEdge">
+            <w14:bevelT w14:w="25400" w14:h="38100" w14:prst="circle"/>
+          </w14:props3d>
+        </w:rPr>
+      </w:pPr>
+      <w:r>
+        <w:rPr>
+          <w:b/>
+          <w:color w:val="0F9ED5" w:themeColor="accent4"/>
+          <w:sz w:val="32"/>
+          <w:szCs w:val="32"/>
+          <w14:textOutline w14:w="0" w14:cap="flat" w14:cmpd="sng" w14:algn="ctr">
+            <w14:noFill/>
+            <w14:prstDash w14:val="solid"/>
+            <w14:round/>
+          </w14:textOutline>
+          <w14:props3d w14:extrusionH="57150" w14:contourW="0" w14:prstMaterial="softEdge">
+            <w14:bevelT w14:w="25400" w14:h="38100" w14:prst="circle"/>
+          </w14:props3d>
+        </w:rPr>
+        <w:lastRenderedPageBreak/>
+        <w:t xml:space="preserve">CUADROS DE DIÁLOGO</w:t>
+      </w:r>
+    </w:p>
+    <w:tbl>
+      <w:tblPr>
+        <w:tblW w:type="auto" w:w="0"/>
+        <w:jc w:val="center"/>
+        <w:tblLook w:firstColumn="1" w:firstRow="1" w:lastColumn="0" w:lastRow="0" w:noHBand="0" w:noVBand="1" w:val="04A0"/>
+        <w:tblBorders>
+          <w:top w:val="single" w:sz="4" w:space="0" w:color="7F7F7F"/>
+          <w:left w:val="single" w:sz="4" w:space="0" w:color="7F7F7F"/>
+          <w:bottom w:val="single" w:sz="4" w:space="0" w:color="7F7F7F"/>
+          <w:right w:val="single" w:sz="4" w:space="0" w:color="7F7F7F"/>
+          <w:insideH w:val="single" w:sz="4" w:space="0" w:color="7F7F7F"/>
+          <w:insideV w:val="single" w:sz="4" w:space="0" w:color="7F7F7F"/>
+        </w:tblBorders>
+      </w:tblPr>
+      <w:tblGrid>
+        <w:gridCol w:w="2835"/>
+        <w:gridCol w:w="2835"/>
+        <w:gridCol w:w="2835"/>
+      </w:tblGrid>
+      <w:tr>
+        <w:tc>
+          <w:tcPr>
+            <w:tcW w:type="dxa" w:w="1984"/>
+            <w:shd w:val="clear" w:color="auto" w:fill="CFEAF7"/>
+          </w:tcPr>
+          <w:p>
+            <w:pPr>
+              <w:spacing w:after="40" w:before="40"/>
+            </w:pPr>
+            <w:r/>
+            <w:r>
+              <w:rPr>
+                <w:b/>
+                <w:sz w:val="20"/>
+              </w:rPr>
+              <w:t>Método</w:t>
+            </w:r>
+          </w:p>
+        </w:tc>
+        <w:tc>
+          <w:tcPr>
+            <w:tcW w:type="dxa" w:w="3118"/>
+            <w:shd w:val="clear" w:color="auto" w:fill="CFEAF7"/>
+          </w:tcPr>
+          <w:p>
+            <w:pPr>
+              <w:spacing w:after="40" w:before="40"/>
+            </w:pPr>
+            <w:r/>
+            <w:r>
+              <w:rPr>
+                <w:b/>
+                <w:sz w:val="20"/>
+              </w:rPr>
+              <w:t>Qué hace</w:t>
+            </w:r>
+          </w:p>
+        </w:tc>
+        <w:tc>
+          <w:tcPr>
+            <w:tcW w:type="dxa" w:w="3402"/>
+            <w:shd w:val="clear" w:color="auto" w:fill="CFEAF7"/>
+          </w:tcPr>
+          <w:p>
+            <w:pPr>
+              <w:spacing w:after="40" w:before="40"/>
+            </w:pPr>
+            <w:r/>
+            <w:r>
+              <w:rPr>
+                <w:b/>
+                <w:sz w:val="20"/>
+              </w:rPr>
+              <w:t>Devuelve</w:t>
+            </w:r>
+          </w:p>
+        </w:tc>
+      </w:tr>
+      <w:tr>
+        <w:tc>
+          <w:tcPr>
+            <w:tcW w:type="dxa" w:w="1984"/>
+          </w:tcPr>
+          <w:p>
+            <w:pPr>
+              <w:spacing w:after="40" w:before="40"/>
+            </w:pPr>
+            <w:r/>
+            <w:r>
+              <w:rPr>
+                <w:sz w:val="20"/>
+              </w:rPr>
+              <w:t>alert(msg)</w:t>
+            </w:r>
+          </w:p>
+        </w:tc>
+        <w:tc>
+          <w:tcPr>
+            <w:tcW w:type="dxa" w:w="3118"/>
+          </w:tcPr>
+          <w:p>
+            <w:pPr>
+              <w:spacing w:after="40" w:before="40"/>
+            </w:pPr>
+            <w:r/>
+            <w:r>
+              <w:rPr>
+                <w:sz w:val="20"/>
+              </w:rPr>
+              <w:t>muestra un aviso con botón Aceptar</w:t>
+            </w:r>
+          </w:p>
+        </w:tc>
+        <w:tc>
+          <w:tcPr>
+            <w:tcW w:type="dxa" w:w="3402"/>
+          </w:tcPr>
+          <w:p>
+            <w:pPr>
+              <w:spacing w:after="40" w:before="40"/>
+            </w:pPr>
+            <w:r/>
+            <w:r>
+              <w:rPr>
+                <w:sz w:val="20"/>
+              </w:rPr>
+              <w:t>nada</w:t>
+            </w:r>
+          </w:p>
+        </w:tc>
+      </w:tr>
+      <w:tr>
+        <w:tc>
+          <w:tcPr>
+            <w:tcW w:type="dxa" w:w="1984"/>
+          </w:tcPr>
+          <w:p>
+            <w:pPr>
+              <w:spacing w:after="40" w:before="40"/>
+            </w:pPr>
+            <w:r/>
+            <w:r>
+              <w:rPr>
+                <w:sz w:val="20"/>
+              </w:rPr>
+              <w:t>confirm(msg)</w:t>
+            </w:r>
+          </w:p>
+        </w:tc>
+        <w:tc>
+          <w:tcPr>
+            <w:tcW w:type="dxa" w:w="3118"/>
+          </w:tcPr>
+          <w:p>
+            <w:pPr>
+              <w:spacing w:after="40" w:before="40"/>
+            </w:pPr>
+            <w:r/>
+            <w:r>
+              <w:rPr>
+                <w:sz w:val="20"/>
+              </w:rPr>
+              <w:t>Aceptar / Cancelar</w:t>
+            </w:r>
+          </w:p>
+        </w:tc>
+        <w:tc>
+          <w:tcPr>
+            <w:tcW w:type="dxa" w:w="3402"/>
+          </w:tcPr>
+          <w:p>
+            <w:pPr>
+              <w:spacing w:after="40" w:before="40"/>
+            </w:pPr>
+            <w:r/>
+            <w:r>
+              <w:rPr>
+                <w:sz w:val="20"/>
+              </w:rPr>
+              <w:t>true (Aceptar)  /  false (Cancelar)</w:t>
+            </w:r>
+          </w:p>
+        </w:tc>
+      </w:tr>
+      <w:tr>
+        <w:tc>
+          <w:tcPr>
+            <w:tcW w:type="dxa" w:w="1984"/>
+          </w:tcPr>
+          <w:p>
+            <w:pPr>
+              <w:spacing w:after="40" w:before="40"/>
+            </w:pPr>
+            <w:r/>
+            <w:r>
+              <w:rPr>
+                <w:sz w:val="20"/>
+              </w:rPr>
+              <w:t>prompt(msg)</w:t>
+            </w:r>
+          </w:p>
+        </w:tc>
+        <w:tc>
+          <w:tcPr>
+            <w:tcW w:type="dxa" w:w="3118"/>
+          </w:tcPr>
+          <w:p>
+            <w:pPr>
+              <w:spacing w:after="40" w:before="40"/>
+            </w:pPr>
+            <w:r/>
+            <w:r>
+              <w:rPr>
+                <w:sz w:val="20"/>
+              </w:rPr>
+              <w:t>cuadro para escribir texto</w:t>
+            </w:r>
+          </w:p>
+        </w:tc>
+        <w:tc>
+          <w:tcPr>
+            <w:tcW w:type="dxa" w:w="3402"/>
+          </w:tcPr>
+          <w:p>
+            <w:pPr>
+              <w:spacing w:after="40" w:before="40"/>
+            </w:pPr>
+            <w:r/>
+            <w:r>
+              <w:rPr>
+                <w:sz w:val="20"/>
+              </w:rPr>
+              <w:t>texto (string)  /  null si Cancela</w:t>
+            </w:r>
+          </w:p>
+        </w:tc>
+      </w:tr>
+    </w:tbl>
+    <w:p/>
+    <w:p>
+      <w:r>
+        <w:rPr>
+          <w:b/>
+        </w:rPr>
+        <w:t>Regla:</w:t>
+      </w:r>
+      <w:r>
+        <w:rPr>
+          <w:b w:val="0"/>
+        </w:rPr>
+        <w:t xml:space="preserve"> prompt SIEMPRE devuelve texto. Para operar hay que convertirlo con Number() o parseInt(). Si no, prompt("a") + prompt("b") concatena en vez de sumar.</w:t>
+      </w:r>
+    </w:p>
+    <w:p>
+      <w:pPr>
+        <w:spacing w:after="0" w:before="0" w:line="240" w:lineRule="auto"/>
+        <w:ind w:left="170"/>
+        <w:shd w:val="clear" w:color="auto" w:fill="F2F2F2"/>
+      </w:pPr>
+      <w:r>
+        <w:rPr>
+          <w:sz w:val="20"/>
+        </w:rPr>
+        <w:t>let nombre = prompt("Escribe tu nombre");</w:t>
+      </w:r>
+    </w:p>
+    <w:p>
+      <w:pPr>
+        <w:spacing w:after="0" w:before="0" w:line="240" w:lineRule="auto"/>
+        <w:ind w:left="170"/>
+        <w:shd w:val="clear" w:color="auto" w:fill="F2F2F2"/>
+      </w:pPr>
+      <w:r>
+        <w:rPr>
+          <w:sz w:val="20"/>
+        </w:rPr>
+        <w:t>if (nombre === null) { alert("Has cancelado"); }</w:t>
+      </w:r>
+    </w:p>
+    <w:p>
+      <w:pPr>
+        <w:spacing w:after="0" w:before="0" w:line="240" w:lineRule="auto"/>
+        <w:ind w:left="170"/>
+        <w:shd w:val="clear" w:color="auto" w:fill="F2F2F2"/>
+      </w:pPr>
+      <w:r>
+        <w:rPr>
+          <w:sz w:val="20"/>
+        </w:rPr>
+        <w:t>else { alert(`Tu nombre es ${nombre}`); }</w:t>
+      </w:r>
+    </w:p>
+    <w:p>
+      <w:pPr>
+        <w:spacing w:after="0" w:before="0" w:line="240" w:lineRule="auto"/>
+        <w:ind w:left="170"/>
+        <w:shd w:val="clear" w:color="auto" w:fill="F2F2F2"/>
+      </w:pPr>
+      <w:r>
+        <w:rPr>
+          <w:sz w:val="20"/>
+        </w:rPr>
+        <w:t xml:space="preserve"> </w:t>
+      </w:r>
+    </w:p>
+    <w:p>
+      <w:pPr>
+        <w:spacing w:after="0" w:before="0" w:line="240" w:lineRule="auto"/>
+        <w:ind w:left="170"/>
+        <w:shd w:val="clear" w:color="auto" w:fill="F2F2F2"/>
+      </w:pPr>
+      <w:r>
+        <w:rPr>
+          <w:sz w:val="20"/>
+        </w:rPr>
+        <w:t>let acepta = confirm("¿Acepta las condiciones?");   // true o false</w:t>
+      </w:r>
+    </w:p>
+    <w:p/>
+    <w:p/>
+    <w:p>
+      <w:pPr>
+        <w:pStyle w:val="Prrafodelista"/>
+        <w:numPr>
+          <w:ilvl w:val="0"/>
+          <w:numId w:val="1"/>
+        </w:numPr>
+        <w:jc w:val="center"/>
+        <w:rPr>
+          <w:b/>
+          <w:color w:val="0F9ED5" w:themeColor="accent4"/>
+          <w:sz w:val="32"/>
+          <w:szCs w:val="32"/>
+          <w14:textOutline w14:w="0" w14:cap="flat" w14:cmpd="sng" w14:algn="ctr">
+            <w14:noFill/>
+            <w14:prstDash w14:val="solid"/>
+            <w14:round/>
+          </w14:textOutline>
+          <w14:props3d w14:extrusionH="57150" w14:contourW="0" w14:prstMaterial="softEdge">
+            <w14:bevelT w14:w="25400" w14:h="38100" w14:prst="circle"/>
+          </w14:props3d>
+        </w:rPr>
+      </w:pPr>
+      <w:r>
+        <w:rPr>
+          <w:b/>
+          <w:color w:val="0F9ED5" w:themeColor="accent4"/>
+          <w:sz w:val="32"/>
+          <w:szCs w:val="32"/>
+          <w14:textOutline w14:w="0" w14:cap="flat" w14:cmpd="sng" w14:algn="ctr">
+            <w14:noFill/>
+            <w14:prstDash w14:val="solid"/>
+            <w14:round/>
+          </w14:textOutline>
+          <w14:props3d w14:extrusionH="57150" w14:contourW="0" w14:prstMaterial="softEdge">
+            <w14:bevelT w14:w="25400" w14:h="38100" w14:prst="circle"/>
+          </w14:props3d>
+        </w:rPr>
+        <w:lastRenderedPageBreak/>
+        <w:t xml:space="preserve">CONTROL DE FLUJO</w:t>
+      </w:r>
+    </w:p>
+    <w:p>
+      <w:pPr>
+        <w:jc w:val="center"/>
+        <w:rPr>
+          <w:b/>
+          <w:bCs/>
+          <w:sz w:val="28"/>
+          <w:szCs w:val="28"/>
+        </w:rPr>
+      </w:pPr>
+      <w:r>
+        <w:rPr>
+          <w:b/>
+          <w:bCs/>
+          <w:sz w:val="28"/>
+          <w:szCs w:val="28"/>
+        </w:rPr>
+        <w:t xml:space="preserve">if / else if / else</w:t>
+      </w:r>
+    </w:p>
+    <w:p>
+      <w:pPr>
+        <w:spacing w:after="0" w:before="0" w:line="240" w:lineRule="auto"/>
+        <w:ind w:left="170"/>
+        <w:shd w:val="clear" w:color="auto" w:fill="F2F2F2"/>
+      </w:pPr>
+      <w:r>
+        <w:rPr>
+          <w:sz w:val="20"/>
+        </w:rPr>
+        <w:t>if (nota &gt;= 5) {</w:t>
+      </w:r>
+    </w:p>
+    <w:p>
+      <w:pPr>
+        <w:spacing w:after="0" w:before="0" w:line="240" w:lineRule="auto"/>
+        <w:ind w:left="170"/>
+        <w:shd w:val="clear" w:color="auto" w:fill="F2F2F2"/>
+      </w:pPr>
+      <w:r>
+        <w:rPr>
+          <w:sz w:val="20"/>
+        </w:rPr>
+        <w:t xml:space="preserve">  document.write("Aprobado");</w:t>
+      </w:r>
+    </w:p>
+    <w:p>
+      <w:pPr>
+        <w:spacing w:after="0" w:before="0" w:line="240" w:lineRule="auto"/>
+        <w:ind w:left="170"/>
+        <w:shd w:val="clear" w:color="auto" w:fill="F2F2F2"/>
+      </w:pPr>
+      <w:r>
+        <w:rPr>
+          <w:sz w:val="20"/>
+        </w:rPr>
+        <w:t>} else if (nota &gt;= 3) {</w:t>
+      </w:r>
+    </w:p>
+    <w:p>
+      <w:pPr>
+        <w:spacing w:after="0" w:before="0" w:line="240" w:lineRule="auto"/>
+        <w:ind w:left="170"/>
+        <w:shd w:val="clear" w:color="auto" w:fill="F2F2F2"/>
+      </w:pPr>
+      <w:r>
+        <w:rPr>
+          <w:sz w:val="20"/>
+        </w:rPr>
+        <w:t xml:space="preserve">  document.write("Recuperación");</w:t>
+      </w:r>
+    </w:p>
+    <w:p>
+      <w:pPr>
+        <w:spacing w:after="0" w:before="0" w:line="240" w:lineRule="auto"/>
+        <w:ind w:left="170"/>
+        <w:shd w:val="clear" w:color="auto" w:fill="F2F2F2"/>
+      </w:pPr>
+      <w:r>
+        <w:rPr>
+          <w:sz w:val="20"/>
+        </w:rPr>
+        <w:t>} else {</w:t>
+      </w:r>
+    </w:p>
+    <w:p>
+      <w:pPr>
+        <w:spacing w:after="0" w:before="0" w:line="240" w:lineRule="auto"/>
+        <w:ind w:left="170"/>
+        <w:shd w:val="clear" w:color="auto" w:fill="F2F2F2"/>
+      </w:pPr>
+      <w:r>
+        <w:rPr>
+          <w:sz w:val="20"/>
+        </w:rPr>
+        <w:t xml:space="preserve">  document.write("Suspenso");</w:t>
+      </w:r>
+    </w:p>
+    <w:p>
+      <w:pPr>
+        <w:spacing w:after="0" w:before="0" w:line="240" w:lineRule="auto"/>
+        <w:ind w:left="170"/>
+        <w:shd w:val="clear" w:color="auto" w:fill="F2F2F2"/>
+      </w:pPr>
+      <w:r>
+        <w:rPr>
+          <w:sz w:val="20"/>
+        </w:rPr>
+        <w:t>}</w:t>
+      </w:r>
+    </w:p>
+    <w:p/>
+    <w:p>
+      <w:pPr>
+        <w:jc w:val="center"/>
+        <w:rPr>
+          <w:b/>
+          <w:bCs/>
+          <w:sz w:val="28"/>
+          <w:szCs w:val="28"/>
+        </w:rPr>
+      </w:pPr>
+      <w:r>
+        <w:rPr>
+          <w:b/>
+          <w:bCs/>
+          <w:sz w:val="28"/>
+          <w:szCs w:val="28"/>
+        </w:rPr>
+        <w:t xml:space="preserve">switch</w:t>
+      </w:r>
+    </w:p>
+    <w:p>
+      <w:pPr>
+        <w:spacing w:after="0" w:before="0" w:line="240" w:lineRule="auto"/>
+        <w:ind w:left="170"/>
+        <w:shd w:val="clear" w:color="auto" w:fill="F2F2F2"/>
+      </w:pPr>
+      <w:r>
+        <w:rPr>
+          <w:sz w:val="20"/>
+        </w:rPr>
+        <w:t>switch (topping) {</w:t>
+      </w:r>
+    </w:p>
+    <w:p>
+      <w:pPr>
+        <w:spacing w:after="0" w:before="0" w:line="240" w:lineRule="auto"/>
+        <w:ind w:left="170"/>
+        <w:shd w:val="clear" w:color="auto" w:fill="F2F2F2"/>
+      </w:pPr>
+      <w:r>
+        <w:rPr>
+          <w:sz w:val="20"/>
+        </w:rPr>
+        <w:t xml:space="preserve">  case "oreo":    precio += 1;    break;</w:t>
+      </w:r>
+    </w:p>
+    <w:p>
+      <w:pPr>
+        <w:spacing w:after="0" w:before="0" w:line="240" w:lineRule="auto"/>
+        <w:ind w:left="170"/>
+        <w:shd w:val="clear" w:color="auto" w:fill="F2F2F2"/>
+      </w:pPr>
+      <w:r>
+        <w:rPr>
+          <w:sz w:val="20"/>
+        </w:rPr>
+        <w:t xml:space="preserve">  case "kitkat":  precio += 1.5;  break;</w:t>
+      </w:r>
+    </w:p>
+    <w:p>
+      <w:pPr>
+        <w:spacing w:after="0" w:before="0" w:line="240" w:lineRule="auto"/>
+        <w:ind w:left="170"/>
+        <w:shd w:val="clear" w:color="auto" w:fill="F2F2F2"/>
+      </w:pPr>
+      <w:r>
+        <w:rPr>
+          <w:sz w:val="20"/>
+        </w:rPr>
+        <w:t xml:space="preserve">  default:        alert("No tenemos este topping");</w:t>
+      </w:r>
+    </w:p>
+    <w:p>
+      <w:pPr>
+        <w:spacing w:after="0" w:before="0" w:line="240" w:lineRule="auto"/>
+        <w:ind w:left="170"/>
+        <w:shd w:val="clear" w:color="auto" w:fill="F2F2F2"/>
+      </w:pPr>
+      <w:r>
+        <w:rPr>
+          <w:sz w:val="20"/>
+        </w:rPr>
+        <w:t>}</w:t>
+      </w:r>
+    </w:p>
+    <w:p/>
+    <w:p>
+      <w:r>
+        <w:rPr>
+          <w:b/>
+        </w:rPr>
+        <w:t>Regla:</w:t>
+      </w:r>
+      <w:r>
+        <w:rPr>
+          <w:b w:val="0"/>
+        </w:rPr>
+        <w:t xml:space="preserve"> sin break sigue ejecutando los case de debajo hasta encontrar un break. default es opcional y se ejecuta si no coincide ningún case.</w:t>
+      </w:r>
+    </w:p>
+    <w:p>
+      <w:pPr>
+        <w:jc w:val="center"/>
+        <w:rPr>
+          <w:b/>
+          <w:bCs/>
+          <w:sz w:val="28"/>
+          <w:szCs w:val="28"/>
+        </w:rPr>
+      </w:pPr>
+      <w:r>
+        <w:rPr>
+          <w:b/>
+          <w:bCs/>
+          <w:sz w:val="28"/>
+          <w:szCs w:val="28"/>
+        </w:rPr>
+        <w:t xml:space="preserve">Bucles</w:t>
+      </w:r>
+    </w:p>
+    <w:tbl>
+      <w:tblPr>
+        <w:tblW w:type="auto" w:w="0"/>
+        <w:jc w:val="center"/>
+        <w:tblLook w:firstColumn="1" w:firstRow="1" w:lastColumn="0" w:lastRow="0" w:noHBand="0" w:noVBand="1" w:val="04A0"/>
+        <w:tblBorders>
+          <w:top w:val="single" w:sz="4" w:space="0" w:color="7F7F7F"/>
+          <w:left w:val="single" w:sz="4" w:space="0" w:color="7F7F7F"/>
+          <w:bottom w:val="single" w:sz="4" w:space="0" w:color="7F7F7F"/>
+          <w:right w:val="single" w:sz="4" w:space="0" w:color="7F7F7F"/>
+          <w:insideH w:val="single" w:sz="4" w:space="0" w:color="7F7F7F"/>
+          <w:insideV w:val="single" w:sz="4" w:space="0" w:color="7F7F7F"/>
+        </w:tblBorders>
+      </w:tblPr>
+      <w:tblGrid>
+        <w:gridCol w:w="2835"/>
+        <w:gridCol w:w="2835"/>
+        <w:gridCol w:w="2835"/>
+      </w:tblGrid>
+      <w:tr>
+        <w:tc>
+          <w:tcPr>
+            <w:tcW w:type="dxa" w:w="2721"/>
+            <w:shd w:val="clear" w:color="auto" w:fill="CFEAF7"/>
+          </w:tcPr>
+          <w:p>
+            <w:pPr>
+              <w:spacing w:after="40" w:before="40"/>
+            </w:pPr>
+            <w:r/>
+            <w:r>
+              <w:rPr>
+                <w:b/>
+                <w:sz w:val="20"/>
+              </w:rPr>
+              <w:t>Bucle</w:t>
+            </w:r>
+          </w:p>
+        </w:tc>
+        <w:tc>
+          <w:tcPr>
+            <w:tcW w:type="dxa" w:w="3061"/>
+            <w:shd w:val="clear" w:color="auto" w:fill="CFEAF7"/>
+          </w:tcPr>
+          <w:p>
+            <w:pPr>
+              <w:spacing w:after="40" w:before="40"/>
+            </w:pPr>
+            <w:r/>
+            <w:r>
+              <w:rPr>
+                <w:b/>
+                <w:sz w:val="20"/>
+              </w:rPr>
+              <w:t>Cuándo</w:t>
+            </w:r>
+          </w:p>
+        </w:tc>
+        <w:tc>
+          <w:tcPr>
+            <w:tcW w:type="dxa" w:w="2721"/>
+            <w:shd w:val="clear" w:color="auto" w:fill="CFEAF7"/>
+          </w:tcPr>
+          <w:p>
+            <w:pPr>
+              <w:spacing w:after="40" w:before="40"/>
+            </w:pPr>
+            <w:r/>
+            <w:r>
+              <w:rPr>
+                <w:b/>
+                <w:sz w:val="20"/>
+              </w:rPr>
+              <w:t>Ojo</w:t>
+            </w:r>
+          </w:p>
+        </w:tc>
+      </w:tr>
+      <w:tr>
+        <w:tc>
+          <w:tcPr>
+            <w:tcW w:type="dxa" w:w="2721"/>
+          </w:tcPr>
+          <w:p>
+            <w:pPr>
+              <w:spacing w:after="40" w:before="40"/>
+            </w:pPr>
+            <w:r/>
+            <w:r>
+              <w:rPr>
+                <w:sz w:val="20"/>
+              </w:rPr>
+              <w:t>while (cond) { }</w:t>
+            </w:r>
+          </w:p>
+        </w:tc>
+        <w:tc>
+          <w:tcPr>
+            <w:tcW w:type="dxa" w:w="3061"/>
+          </w:tcPr>
+          <w:p>
+            <w:pPr>
+              <w:spacing w:after="40" w:before="40"/>
+            </w:pPr>
+            <w:r/>
+            <w:r>
+              <w:rPr>
+                <w:sz w:val="20"/>
+              </w:rPr>
+              <w:t>no sé cuántas vueltas</w:t>
+            </w:r>
+          </w:p>
+        </w:tc>
+        <w:tc>
+          <w:tcPr>
+            <w:tcW w:type="dxa" w:w="2721"/>
+          </w:tcPr>
+          <w:p>
+            <w:pPr>
+              <w:spacing w:after="40" w:before="40"/>
+            </w:pPr>
+            <w:r/>
+            <w:r>
+              <w:rPr>
+                <w:sz w:val="20"/>
+              </w:rPr>
+              <w:t>puede no ejecutarse ni una vez</w:t>
+            </w:r>
+          </w:p>
+        </w:tc>
+      </w:tr>
+      <w:tr>
+        <w:tc>
+          <w:tcPr>
+            <w:tcW w:type="dxa" w:w="2721"/>
+          </w:tcPr>
+          <w:p>
+            <w:pPr>
+              <w:spacing w:after="40" w:before="40"/>
+            </w:pPr>
+            <w:r/>
+            <w:r>
+              <w:rPr>
+                <w:sz w:val="20"/>
+              </w:rPr>
+              <w:t>do { } while (cond);</w:t>
+            </w:r>
+          </w:p>
+        </w:tc>
+        <w:tc>
+          <w:tcPr>
+            <w:tcW w:type="dxa" w:w="3061"/>
+          </w:tcPr>
+          <w:p>
+            <w:pPr>
+              <w:spacing w:after="40" w:before="40"/>
+            </w:pPr>
+            <w:r/>
+            <w:r>
+              <w:rPr>
+                <w:sz w:val="20"/>
+              </w:rPr>
+              <w:t>pedir un dato y repetir si es incorrecto</w:t>
+            </w:r>
+          </w:p>
+        </w:tc>
+        <w:tc>
+          <w:tcPr>
+            <w:tcW w:type="dxa" w:w="2721"/>
+          </w:tcPr>
+          <w:p>
+            <w:pPr>
+              <w:spacing w:after="40" w:before="40"/>
+            </w:pPr>
+            <w:r/>
+            <w:r>
+              <w:rPr>
+                <w:sz w:val="20"/>
+              </w:rPr>
+              <w:t>se ejecuta AL MENOS una vez</w:t>
+            </w:r>
+          </w:p>
+        </w:tc>
+      </w:tr>
+      <w:tr>
+        <w:tc>
+          <w:tcPr>
+            <w:tcW w:type="dxa" w:w="2721"/>
+          </w:tcPr>
+          <w:p>
+            <w:pPr>
+              <w:spacing w:after="40" w:before="40"/>
+            </w:pPr>
+            <w:r/>
+            <w:r>
+              <w:rPr>
+                <w:sz w:val="20"/>
+              </w:rPr>
+              <w:t>for (let i=0; i&lt;n; i++) { }</w:t>
+            </w:r>
+          </w:p>
+        </w:tc>
+        <w:tc>
+          <w:tcPr>
+            <w:tcW w:type="dxa" w:w="3061"/>
+          </w:tcPr>
+          <w:p>
+            <w:pPr>
+              <w:spacing w:after="40" w:before="40"/>
+            </w:pPr>
+            <w:r/>
+            <w:r>
+              <w:rPr>
+                <w:sz w:val="20"/>
+              </w:rPr>
+              <w:t>sé cuántas vueltas</w:t>
+            </w:r>
+          </w:p>
+        </w:tc>
+        <w:tc>
+          <w:tcPr>
+            <w:tcW w:type="dxa" w:w="2721"/>
+          </w:tcPr>
+          <w:p>
+            <w:pPr>
+              <w:spacing w:after="40" w:before="40"/>
+            </w:pPr>
+            <w:r/>
+            <w:r>
+              <w:rPr>
+                <w:sz w:val="20"/>
+              </w:rPr>
+              <w:t>break sale del bucle antes de tiempo</w:t>
+            </w:r>
+          </w:p>
+        </w:tc>
+      </w:tr>
+    </w:tbl>
+    <w:p/>
+    <w:p>
+      <w:pPr>
+        <w:jc w:val="center"/>
+        <w:rPr>
+          <w:b/>
+          <w:bCs/>
+          <w:sz w:val="28"/>
+          <w:szCs w:val="28"/>
+        </w:rPr>
+      </w:pPr>
+      <w:r>
+        <w:rPr>
+          <w:b/>
+          <w:bCs/>
+          <w:sz w:val="28"/>
+          <w:szCs w:val="28"/>
+        </w:rPr>
+        <w:t xml:space="preserve">Plantillas típicas</w:t>
+      </w:r>
+    </w:p>
+    <w:p>
+      <w:pPr>
+        <w:spacing w:after="0" w:before="0" w:line="240" w:lineRule="auto"/>
+        <w:ind w:left="170"/>
+        <w:shd w:val="clear" w:color="auto" w:fill="F2F2F2"/>
+      </w:pPr>
+      <w:r>
+        <w:rPr>
+          <w:sz w:val="20"/>
+        </w:rPr>
+        <w:t>for (let i = 0; i &lt;= 100; i += 2) { document.write(i + " "); }   // pares de 0 a 100</w:t>
+      </w:r>
+    </w:p>
+    <w:p>
+      <w:pPr>
+        <w:spacing w:after="0" w:before="0" w:line="240" w:lineRule="auto"/>
+        <w:ind w:left="170"/>
+        <w:shd w:val="clear" w:color="auto" w:fill="F2F2F2"/>
+      </w:pPr>
+      <w:r>
+        <w:rPr>
+          <w:sz w:val="20"/>
+        </w:rPr>
+        <w:t>for (let i = 100; i &gt;= 0; i--) { document.write(i + " "); }       // de 100 a 0</w:t>
+      </w:r>
+    </w:p>
+    <w:p>
+      <w:pPr>
+        <w:spacing w:after="0" w:before="0" w:line="240" w:lineRule="auto"/>
+        <w:ind w:left="170"/>
+        <w:shd w:val="clear" w:color="auto" w:fill="F2F2F2"/>
+      </w:pPr>
+      <w:r>
+        <w:rPr>
+          <w:sz w:val="20"/>
+        </w:rPr>
+        <w:t xml:space="preserve"> </w:t>
+      </w:r>
+    </w:p>
+    <w:p>
+      <w:pPr>
+        <w:spacing w:after="0" w:before="0" w:line="240" w:lineRule="auto"/>
+        <w:ind w:left="170"/>
+        <w:shd w:val="clear" w:color="auto" w:fill="F2F2F2"/>
+      </w:pPr>
+      <w:r>
+        <w:rPr>
+          <w:sz w:val="20"/>
+        </w:rPr>
+        <w:t>for (let i = 1; i &lt;= 10; i++) {                                   // tabla de multiplicar</w:t>
+      </w:r>
+    </w:p>
+    <w:p>
+      <w:pPr>
+        <w:spacing w:after="0" w:before="0" w:line="240" w:lineRule="auto"/>
+        <w:ind w:left="170"/>
+        <w:shd w:val="clear" w:color="auto" w:fill="F2F2F2"/>
+      </w:pPr>
+      <w:r>
+        <w:rPr>
+          <w:sz w:val="20"/>
+        </w:rPr>
+        <w:t xml:space="preserve">  document.write(`${n} x ${i} = ${n * i}&lt;br&gt;`);</w:t>
+      </w:r>
+    </w:p>
+    <w:p>
+      <w:pPr>
+        <w:spacing w:after="0" w:before="0" w:line="240" w:lineRule="auto"/>
+        <w:ind w:left="170"/>
+        <w:shd w:val="clear" w:color="auto" w:fill="F2F2F2"/>
+      </w:pPr>
+      <w:r>
+        <w:rPr>
+          <w:sz w:val="20"/>
+        </w:rPr>
+        <w:t>}</w:t>
+      </w:r>
+    </w:p>
+    <w:p>
+      <w:pPr>
+        <w:spacing w:after="0" w:before="0" w:line="240" w:lineRule="auto"/>
+        <w:ind w:left="170"/>
+        <w:shd w:val="clear" w:color="auto" w:fill="F2F2F2"/>
+      </w:pPr>
+      <w:r>
+        <w:rPr>
+          <w:sz w:val="20"/>
+        </w:rPr>
+        <w:t xml:space="preserve"> </w:t>
+      </w:r>
+    </w:p>
+    <w:p>
+      <w:pPr>
+        <w:spacing w:after="0" w:before="0" w:line="240" w:lineRule="auto"/>
+        <w:ind w:left="170"/>
+        <w:shd w:val="clear" w:color="auto" w:fill="F2F2F2"/>
+      </w:pPr>
+      <w:r>
+        <w:rPr>
+          <w:sz w:val="20"/>
+        </w:rPr>
+        <w:t>for (let i = 1; i &lt;= n; i++) {                                    // triángulo de asteriscos</w:t>
+      </w:r>
+    </w:p>
+    <w:p>
+      <w:pPr>
+        <w:spacing w:after="0" w:before="0" w:line="240" w:lineRule="auto"/>
+        <w:ind w:left="170"/>
+        <w:shd w:val="clear" w:color="auto" w:fill="F2F2F2"/>
+      </w:pPr>
+      <w:r>
+        <w:rPr>
+          <w:sz w:val="20"/>
+        </w:rPr>
+        <w:t xml:space="preserve">  let fila = "";</w:t>
+      </w:r>
+    </w:p>
+    <w:p>
+      <w:pPr>
+        <w:spacing w:after="0" w:before="0" w:line="240" w:lineRule="auto"/>
+        <w:ind w:left="170"/>
+        <w:shd w:val="clear" w:color="auto" w:fill="F2F2F2"/>
+      </w:pPr>
+      <w:r>
+        <w:rPr>
+          <w:sz w:val="20"/>
+        </w:rPr>
+        <w:t xml:space="preserve">  for (let j = 1; j &lt;= i; j++) fila += "* ";</w:t>
+      </w:r>
+    </w:p>
+    <w:p>
+      <w:pPr>
+        <w:spacing w:after="0" w:before="0" w:line="240" w:lineRule="auto"/>
+        <w:ind w:left="170"/>
+        <w:shd w:val="clear" w:color="auto" w:fill="F2F2F2"/>
+      </w:pPr>
+      <w:r>
+        <w:rPr>
+          <w:sz w:val="20"/>
+        </w:rPr>
+        <w:t xml:space="preserve">  document.write(fila + "&lt;br&gt;");</w:t>
+      </w:r>
+    </w:p>
+    <w:p>
+      <w:pPr>
+        <w:spacing w:after="0" w:before="0" w:line="240" w:lineRule="auto"/>
+        <w:ind w:left="170"/>
+        <w:shd w:val="clear" w:color="auto" w:fill="F2F2F2"/>
+      </w:pPr>
+      <w:r>
+        <w:rPr>
+          <w:sz w:val="20"/>
+        </w:rPr>
+        <w:t>}</w:t>
+      </w:r>
+    </w:p>
+    <w:p>
+      <w:pPr>
+        <w:spacing w:after="0" w:before="0" w:line="240" w:lineRule="auto"/>
+        <w:ind w:left="170"/>
+        <w:shd w:val="clear" w:color="auto" w:fill="F2F2F2"/>
+      </w:pPr>
+      <w:r>
+        <w:rPr>
+          <w:sz w:val="20"/>
+        </w:rPr>
+        <w:t xml:space="preserve"> </w:t>
+      </w:r>
+    </w:p>
+    <w:p>
+      <w:pPr>
+        <w:spacing w:after="0" w:before="0" w:line="240" w:lineRule="auto"/>
+        <w:ind w:left="170"/>
+        <w:shd w:val="clear" w:color="auto" w:fill="F2F2F2"/>
+      </w:pPr>
+      <w:r>
+        <w:rPr>
+          <w:sz w:val="20"/>
+        </w:rPr>
+        <w:t>for (let i = 5; i &gt;= 1; i--) {                                    // 54321 / 4321 / 321 / 21 / 1</w:t>
+      </w:r>
+    </w:p>
+    <w:p>
+      <w:pPr>
+        <w:spacing w:after="0" w:before="0" w:line="240" w:lineRule="auto"/>
+        <w:ind w:left="170"/>
+        <w:shd w:val="clear" w:color="auto" w:fill="F2F2F2"/>
+      </w:pPr>
+      <w:r>
+        <w:rPr>
+          <w:sz w:val="20"/>
+        </w:rPr>
+        <w:t xml:space="preserve">  let fila = "";</w:t>
+      </w:r>
+    </w:p>
+    <w:p>
+      <w:pPr>
+        <w:spacing w:after="0" w:before="0" w:line="240" w:lineRule="auto"/>
+        <w:ind w:left="170"/>
+        <w:shd w:val="clear" w:color="auto" w:fill="F2F2F2"/>
+      </w:pPr>
+      <w:r>
+        <w:rPr>
+          <w:sz w:val="20"/>
+        </w:rPr>
+        <w:t xml:space="preserve">  for (let j = i; j &gt;= 1; j--) fila += j;</w:t>
+      </w:r>
+    </w:p>
+    <w:p>
+      <w:pPr>
+        <w:spacing w:after="0" w:before="0" w:line="240" w:lineRule="auto"/>
+        <w:ind w:left="170"/>
+        <w:shd w:val="clear" w:color="auto" w:fill="F2F2F2"/>
+      </w:pPr>
+      <w:r>
+        <w:rPr>
+          <w:sz w:val="20"/>
+        </w:rPr>
+        <w:t xml:space="preserve">  document.write(fila + "&lt;br&gt;");</w:t>
+      </w:r>
+    </w:p>
+    <w:p>
+      <w:pPr>
+        <w:spacing w:after="0" w:before="0" w:line="240" w:lineRule="auto"/>
+        <w:ind w:left="170"/>
+        <w:shd w:val="clear" w:color="auto" w:fill="F2F2F2"/>
+      </w:pPr>
+      <w:r>
+        <w:rPr>
+          <w:sz w:val="20"/>
+        </w:rPr>
+        <w:t>}</w:t>
+      </w:r>
+    </w:p>
+    <w:p/>
+    <w:p/>
+    <w:p>
+      <w:pPr>
+        <w:pStyle w:val="Prrafodelista"/>
+        <w:numPr>
+          <w:ilvl w:val="0"/>
+          <w:numId w:val="1"/>
+        </w:numPr>
+        <w:jc w:val="center"/>
+        <w:rPr>
+          <w:b/>
+          <w:color w:val="0F9ED5" w:themeColor="accent4"/>
+          <w:sz w:val="32"/>
+          <w:szCs w:val="32"/>
+          <w14:textOutline w14:w="0" w14:cap="flat" w14:cmpd="sng" w14:algn="ctr">
+            <w14:noFill/>
+            <w14:prstDash w14:val="solid"/>
+            <w14:round/>
+          </w14:textOutline>
+          <w14:props3d w14:extrusionH="57150" w14:contourW="0" w14:prstMaterial="softEdge">
+            <w14:bevelT w14:w="25400" w14:h="38100" w14:prst="circle"/>
+          </w14:props3d>
+        </w:rPr>
+      </w:pPr>
+      <w:r>
+        <w:rPr>
+          <w:b/>
+          <w:color w:val="0F9ED5" w:themeColor="accent4"/>
+          <w:sz w:val="32"/>
+          <w:szCs w:val="32"/>
+          <w14:textOutline w14:w="0" w14:cap="flat" w14:cmpd="sng" w14:algn="ctr">
+            <w14:noFill/>
+            <w14:prstDash w14:val="solid"/>
+            <w14:round/>
+          </w14:textOutline>
+          <w14:props3d w14:extrusionH="57150" w14:contourW="0" w14:prstMaterial="softEdge">
+            <w14:bevelT w14:w="25400" w14:h="38100" w14:prst="circle"/>
+          </w14:props3d>
+        </w:rPr>
+        <w:lastRenderedPageBreak/>
+        <w:t xml:space="preserve">FUNCIONES</w:t>
+      </w:r>
+    </w:p>
+    <w:p>
+      <w:pPr>
+        <w:jc w:val="center"/>
+        <w:rPr>
+          <w:b/>
+          <w:bCs/>
+          <w:sz w:val="28"/>
+          <w:szCs w:val="28"/>
+        </w:rPr>
+      </w:pPr>
+      <w:r>
+        <w:rPr>
+          <w:b/>
+          <w:bCs/>
+          <w:sz w:val="28"/>
+          <w:szCs w:val="28"/>
+        </w:rPr>
+        <w:t xml:space="preserve">Las 3 formas de declararlas</w:t>
+      </w:r>
+    </w:p>
+    <w:p>
+      <w:pPr>
+        <w:spacing w:after="0" w:before="0" w:line="240" w:lineRule="auto"/>
+        <w:ind w:left="170"/>
+        <w:shd w:val="clear" w:color="auto" w:fill="F2F2F2"/>
+      </w:pPr>
+      <w:r>
+        <w:rPr>
+          <w:sz w:val="20"/>
+        </w:rPr>
+        <w:t>// 1ª  tradicional</w:t>
+      </w:r>
+    </w:p>
+    <w:p>
+      <w:pPr>
+        <w:spacing w:after="0" w:before="0" w:line="240" w:lineRule="auto"/>
+        <w:ind w:left="170"/>
+        <w:shd w:val="clear" w:color="auto" w:fill="F2F2F2"/>
+      </w:pPr>
+      <w:r>
+        <w:rPr>
+          <w:sz w:val="20"/>
+        </w:rPr>
+        <w:t>function triple(n = 0) { return n * 3; }</w:t>
+      </w:r>
+    </w:p>
+    <w:p>
+      <w:pPr>
+        <w:spacing w:after="0" w:before="0" w:line="240" w:lineRule="auto"/>
+        <w:ind w:left="170"/>
+        <w:shd w:val="clear" w:color="auto" w:fill="F2F2F2"/>
+      </w:pPr>
+      <w:r>
+        <w:rPr>
+          <w:sz w:val="20"/>
+        </w:rPr>
+        <w:t xml:space="preserve"> </w:t>
+      </w:r>
+    </w:p>
+    <w:p>
+      <w:pPr>
+        <w:spacing w:after="0" w:before="0" w:line="240" w:lineRule="auto"/>
+        <w:ind w:left="170"/>
+        <w:shd w:val="clear" w:color="auto" w:fill="F2F2F2"/>
+      </w:pPr>
+      <w:r>
+        <w:rPr>
+          <w:sz w:val="20"/>
+        </w:rPr>
+        <w:t>// 2ª  anónima (se guarda en una variable)</w:t>
+      </w:r>
+    </w:p>
+    <w:p>
+      <w:pPr>
+        <w:spacing w:after="0" w:before="0" w:line="240" w:lineRule="auto"/>
+        <w:ind w:left="170"/>
+        <w:shd w:val="clear" w:color="auto" w:fill="F2F2F2"/>
+      </w:pPr>
+      <w:r>
+        <w:rPr>
+          <w:sz w:val="20"/>
+        </w:rPr>
+        <w:t>let triple = function (n = 0) { return n * 3; };</w:t>
+      </w:r>
+    </w:p>
+    <w:p>
+      <w:pPr>
+        <w:spacing w:after="0" w:before="0" w:line="240" w:lineRule="auto"/>
+        <w:ind w:left="170"/>
+        <w:shd w:val="clear" w:color="auto" w:fill="F2F2F2"/>
+      </w:pPr>
+      <w:r>
+        <w:rPr>
+          <w:sz w:val="20"/>
+        </w:rPr>
+        <w:t xml:space="preserve"> </w:t>
+      </w:r>
+    </w:p>
+    <w:p>
+      <w:pPr>
+        <w:spacing w:after="0" w:before="0" w:line="240" w:lineRule="auto"/>
+        <w:ind w:left="170"/>
+        <w:shd w:val="clear" w:color="auto" w:fill="F2F2F2"/>
+      </w:pPr>
+      <w:r>
+        <w:rPr>
+          <w:sz w:val="20"/>
+        </w:rPr>
+        <w:t>// 3ª  flecha (ES6): sin la palabra function y con =&gt; entre parámetros y llave</w:t>
+      </w:r>
+    </w:p>
+    <w:p>
+      <w:pPr>
+        <w:spacing w:after="0" w:before="0" w:line="240" w:lineRule="auto"/>
+        <w:ind w:left="170"/>
+        <w:shd w:val="clear" w:color="auto" w:fill="F2F2F2"/>
+      </w:pPr>
+      <w:r>
+        <w:rPr>
+          <w:sz w:val="20"/>
+        </w:rPr>
+        <w:t>let triple = (n = 0) =&gt; { return n * 3; };</w:t>
+      </w:r>
+    </w:p>
+    <w:p>
+      <w:pPr>
+        <w:spacing w:after="0" w:before="0" w:line="240" w:lineRule="auto"/>
+        <w:ind w:left="170"/>
+        <w:shd w:val="clear" w:color="auto" w:fill="F2F2F2"/>
+      </w:pPr>
+      <w:r>
+        <w:rPr>
+          <w:sz w:val="20"/>
+        </w:rPr>
+        <w:t>let triple = n =&gt; n * 3;      // una sola expresión: return implícito</w:t>
+      </w:r>
+    </w:p>
+    <w:p/>
+    <w:p>
+      <w:r>
+        <w:rPr>
+          <w:b/>
+        </w:rPr>
+        <w:t>Regla:</w:t>
+      </w:r>
+      <w:r>
+        <w:rPr>
+          <w:b w:val="0"/>
+        </w:rPr>
+        <w:t xml:space="preserve"> la anónima y la flecha hay que declararlas ANTES de invocarlas. Si no hay return, la función devuelve undefined. Una función se invoca con su nombre y paréntesis: triple(5).</w:t>
+      </w:r>
+    </w:p>
+    <w:p>
+      <w:pPr>
+        <w:jc w:val="center"/>
+        <w:rPr>
+          <w:b/>
+          <w:bCs/>
+          <w:sz w:val="28"/>
+          <w:szCs w:val="28"/>
+        </w:rPr>
+      </w:pPr>
+      <w:r>
+        <w:rPr>
+          <w:b/>
+          <w:bCs/>
+          <w:sz w:val="28"/>
+          <w:szCs w:val="28"/>
+        </w:rPr>
+        <w:t xml:space="preserve">Parámetros por defecto</w:t>
+      </w:r>
+    </w:p>
+    <w:p>
+      <w:r>
+        <w:rPr>
+          <w:b w:val="0"/>
+        </w:rPr>
+        <w:t>Si no se pasa el parámetro toma el valor por defecto. Con triple(n = 0):</w:t>
+      </w:r>
+    </w:p>
+    <w:p>
+      <w:pPr>
+        <w:spacing w:after="0" w:before="0" w:line="240" w:lineRule="auto"/>
+        <w:ind w:left="170"/>
+        <w:shd w:val="clear" w:color="auto" w:fill="F2F2F2"/>
+      </w:pPr>
+      <w:r>
+        <w:rPr>
+          <w:sz w:val="20"/>
+        </w:rPr>
+        <w:t>triple(9)       // 27</w:t>
+      </w:r>
+    </w:p>
+    <w:p>
+      <w:pPr>
+        <w:spacing w:after="0" w:before="0" w:line="240" w:lineRule="auto"/>
+        <w:ind w:left="170"/>
+        <w:shd w:val="clear" w:color="auto" w:fill="F2F2F2"/>
+      </w:pPr>
+      <w:r>
+        <w:rPr>
+          <w:sz w:val="20"/>
+        </w:rPr>
+        <w:t>triple(4 + 6)   // 30</w:t>
+      </w:r>
+    </w:p>
+    <w:p>
+      <w:pPr>
+        <w:spacing w:after="0" w:before="0" w:line="240" w:lineRule="auto"/>
+        <w:ind w:left="170"/>
+        <w:shd w:val="clear" w:color="auto" w:fill="F2F2F2"/>
+      </w:pPr>
+      <w:r>
+        <w:rPr>
+          <w:sz w:val="20"/>
+        </w:rPr>
+        <w:t>triple()        // 0      (n vale 0 por defecto)</w:t>
+      </w:r>
+    </w:p>
+    <w:p>
+      <w:pPr>
+        <w:spacing w:after="0" w:before="0" w:line="240" w:lineRule="auto"/>
+        <w:ind w:left="170"/>
+        <w:shd w:val="clear" w:color="auto" w:fill="F2F2F2"/>
+      </w:pPr>
+      <w:r>
+        <w:rPr>
+          <w:sz w:val="20"/>
+        </w:rPr>
+        <w:t>triple("hola")  // NaN</w:t>
+      </w:r>
+    </w:p>
+    <w:p>
+      <w:pPr>
+        <w:spacing w:after="0" w:before="0" w:line="240" w:lineRule="auto"/>
+        <w:ind w:left="170"/>
+        <w:shd w:val="clear" w:color="auto" w:fill="F2F2F2"/>
+      </w:pPr>
+      <w:r>
+        <w:rPr>
+          <w:sz w:val="20"/>
+        </w:rPr>
+        <w:t>triple(2, 3)    // 6      (los argumentos que sobran se ignoran, NO falla)</w:t>
+      </w:r>
+    </w:p>
+    <w:p/>
+    <w:p>
+      <w:pPr>
+        <w:jc w:val="center"/>
+        <w:rPr>
+          <w:b/>
+          <w:bCs/>
+          <w:sz w:val="28"/>
+          <w:szCs w:val="28"/>
+        </w:rPr>
+      </w:pPr>
+      <w:r>
+        <w:rPr>
+          <w:b/>
+          <w:bCs/>
+          <w:sz w:val="28"/>
+          <w:szCs w:val="28"/>
+        </w:rPr>
+        <w:t xml:space="preserve">Plantillas típicas</w:t>
+      </w:r>
+    </w:p>
+    <w:p>
+      <w:pPr>
+        <w:spacing w:after="0" w:before="0" w:line="240" w:lineRule="auto"/>
+        <w:ind w:left="170"/>
+        <w:shd w:val="clear" w:color="auto" w:fill="F2F2F2"/>
+      </w:pPr>
+      <w:r>
+        <w:rPr>
+          <w:sz w:val="20"/>
+        </w:rPr>
+        <w:t>const parImpar = n =&gt; (n % 2 == 0) ? "par" : "impar";</w:t>
+      </w:r>
+    </w:p>
+    <w:p>
+      <w:pPr>
+        <w:spacing w:after="0" w:before="0" w:line="240" w:lineRule="auto"/>
+        <w:ind w:left="170"/>
+        <w:shd w:val="clear" w:color="auto" w:fill="F2F2F2"/>
+      </w:pPr>
+      <w:r>
+        <w:rPr>
+          <w:sz w:val="20"/>
+        </w:rPr>
+        <w:t xml:space="preserve"> </w:t>
+      </w:r>
+    </w:p>
+    <w:p>
+      <w:pPr>
+        <w:spacing w:after="0" w:before="0" w:line="240" w:lineRule="auto"/>
+        <w:ind w:left="170"/>
+        <w:shd w:val="clear" w:color="auto" w:fill="F2F2F2"/>
+      </w:pPr>
+      <w:r>
+        <w:rPr>
+          <w:sz w:val="20"/>
+        </w:rPr>
+        <w:t>const factorial = n =&gt; {            // factorial(5) → 120</w:t>
+      </w:r>
+    </w:p>
+    <w:p>
+      <w:pPr>
+        <w:spacing w:after="0" w:before="0" w:line="240" w:lineRule="auto"/>
+        <w:ind w:left="170"/>
+        <w:shd w:val="clear" w:color="auto" w:fill="F2F2F2"/>
+      </w:pPr>
+      <w:r>
+        <w:rPr>
+          <w:sz w:val="20"/>
+        </w:rPr>
+        <w:t xml:space="preserve">  let r = 1;</w:t>
+      </w:r>
+    </w:p>
+    <w:p>
+      <w:pPr>
+        <w:spacing w:after="0" w:before="0" w:line="240" w:lineRule="auto"/>
+        <w:ind w:left="170"/>
+        <w:shd w:val="clear" w:color="auto" w:fill="F2F2F2"/>
+      </w:pPr>
+      <w:r>
+        <w:rPr>
+          <w:sz w:val="20"/>
+        </w:rPr>
+        <w:t xml:space="preserve">  for (let i = 2; i &lt;= n; i++) r *= i;</w:t>
+      </w:r>
+    </w:p>
+    <w:p>
+      <w:pPr>
+        <w:spacing w:after="0" w:before="0" w:line="240" w:lineRule="auto"/>
+        <w:ind w:left="170"/>
+        <w:shd w:val="clear" w:color="auto" w:fill="F2F2F2"/>
+      </w:pPr>
+      <w:r>
+        <w:rPr>
+          <w:sz w:val="20"/>
+        </w:rPr>
+        <w:t xml:space="preserve">  return r;</w:t>
+      </w:r>
+    </w:p>
+    <w:p>
+      <w:pPr>
+        <w:spacing w:after="0" w:before="0" w:line="240" w:lineRule="auto"/>
+        <w:ind w:left="170"/>
+        <w:shd w:val="clear" w:color="auto" w:fill="F2F2F2"/>
+      </w:pPr>
+      <w:r>
+        <w:rPr>
+          <w:sz w:val="20"/>
+        </w:rPr>
+        <w:t>};</w:t>
+      </w:r>
+    </w:p>
+    <w:p>
+      <w:pPr>
+        <w:spacing w:after="0" w:before="0" w:line="240" w:lineRule="auto"/>
+        <w:ind w:left="170"/>
+        <w:shd w:val="clear" w:color="auto" w:fill="F2F2F2"/>
+      </w:pPr>
+      <w:r>
+        <w:rPr>
+          <w:sz w:val="20"/>
+        </w:rPr>
+        <w:t xml:space="preserve"> </w:t>
+      </w:r>
+    </w:p>
+    <w:p>
+      <w:pPr>
+        <w:spacing w:after="0" w:before="0" w:line="240" w:lineRule="auto"/>
+        <w:ind w:left="170"/>
+        <w:shd w:val="clear" w:color="auto" w:fill="F2F2F2"/>
+      </w:pPr>
+      <w:r>
+        <w:rPr>
+          <w:sz w:val="20"/>
+        </w:rPr>
+        <w:t>const sumatorio = n =&gt; {            // sumatorio(5) → 15</w:t>
+      </w:r>
+    </w:p>
+    <w:p>
+      <w:pPr>
+        <w:spacing w:after="0" w:before="0" w:line="240" w:lineRule="auto"/>
+        <w:ind w:left="170"/>
+        <w:shd w:val="clear" w:color="auto" w:fill="F2F2F2"/>
+      </w:pPr>
+      <w:r>
+        <w:rPr>
+          <w:sz w:val="20"/>
+        </w:rPr>
+        <w:t xml:space="preserve">  let s = 0;</w:t>
+      </w:r>
+    </w:p>
+    <w:p>
+      <w:pPr>
+        <w:spacing w:after="0" w:before="0" w:line="240" w:lineRule="auto"/>
+        <w:ind w:left="170"/>
+        <w:shd w:val="clear" w:color="auto" w:fill="F2F2F2"/>
+      </w:pPr>
+      <w:r>
+        <w:rPr>
+          <w:sz w:val="20"/>
+        </w:rPr>
+        <w:t xml:space="preserve">  for (let i = 1; i &lt;= n; i++) s += i;</w:t>
+      </w:r>
+    </w:p>
+    <w:p>
+      <w:pPr>
+        <w:spacing w:after="0" w:before="0" w:line="240" w:lineRule="auto"/>
+        <w:ind w:left="170"/>
+        <w:shd w:val="clear" w:color="auto" w:fill="F2F2F2"/>
+      </w:pPr>
+      <w:r>
+        <w:rPr>
+          <w:sz w:val="20"/>
+        </w:rPr>
+        <w:t xml:space="preserve">  return s;</w:t>
+      </w:r>
+    </w:p>
+    <w:p>
+      <w:pPr>
+        <w:spacing w:after="0" w:before="0" w:line="240" w:lineRule="auto"/>
+        <w:ind w:left="170"/>
+        <w:shd w:val="clear" w:color="auto" w:fill="F2F2F2"/>
+      </w:pPr>
+      <w:r>
+        <w:rPr>
+          <w:sz w:val="20"/>
+        </w:rPr>
+        <w:t>};</w:t>
+      </w:r>
+    </w:p>
+    <w:p>
+      <w:pPr>
+        <w:spacing w:after="0" w:before="0" w:line="240" w:lineRule="auto"/>
+        <w:ind w:left="170"/>
+        <w:shd w:val="clear" w:color="auto" w:fill="F2F2F2"/>
+      </w:pPr>
+      <w:r>
+        <w:rPr>
+          <w:sz w:val="20"/>
+        </w:rPr>
+        <w:t xml:space="preserve"> </w:t>
+      </w:r>
+    </w:p>
+    <w:p>
+      <w:pPr>
+        <w:spacing w:after="0" w:before="0" w:line="240" w:lineRule="auto"/>
+        <w:ind w:left="170"/>
+        <w:shd w:val="clear" w:color="auto" w:fill="F2F2F2"/>
+      </w:pPr>
+      <w:r>
+        <w:rPr>
+          <w:sz w:val="20"/>
+        </w:rPr>
+        <w:t>const separar = arr =&gt; {            // comprobar que es array, no vacío y solo números</w:t>
+      </w:r>
+    </w:p>
+    <w:p>
+      <w:pPr>
+        <w:spacing w:after="0" w:before="0" w:line="240" w:lineRule="auto"/>
+        <w:ind w:left="170"/>
+        <w:shd w:val="clear" w:color="auto" w:fill="F2F2F2"/>
+      </w:pPr>
+      <w:r>
+        <w:rPr>
+          <w:sz w:val="20"/>
+        </w:rPr>
+        <w:t xml:space="preserve">  if (!(arr instanceof Array) || arr.length == 0 ||</w:t>
+      </w:r>
+    </w:p>
+    <w:p>
+      <w:pPr>
+        <w:spacing w:after="0" w:before="0" w:line="240" w:lineRule="auto"/>
+        <w:ind w:left="170"/>
+        <w:shd w:val="clear" w:color="auto" w:fill="F2F2F2"/>
+      </w:pPr>
+      <w:r>
+        <w:rPr>
+          <w:sz w:val="20"/>
+        </w:rPr>
+        <w:t xml:space="preserve">      arr.filter(x =&gt; typeof x === "number").length != arr.length) {</w:t>
+      </w:r>
+    </w:p>
+    <w:p>
+      <w:pPr>
+        <w:spacing w:after="0" w:before="0" w:line="240" w:lineRule="auto"/>
+        <w:ind w:left="170"/>
+        <w:shd w:val="clear" w:color="auto" w:fill="F2F2F2"/>
+      </w:pPr>
+      <w:r>
+        <w:rPr>
+          <w:sz w:val="20"/>
+        </w:rPr>
+        <w:t xml:space="preserve">    document.write("Array no válido");</w:t>
+      </w:r>
+    </w:p>
+    <w:p>
+      <w:pPr>
+        <w:spacing w:after="0" w:before="0" w:line="240" w:lineRule="auto"/>
+        <w:ind w:left="170"/>
+        <w:shd w:val="clear" w:color="auto" w:fill="F2F2F2"/>
+      </w:pPr>
+      <w:r>
+        <w:rPr>
+          <w:sz w:val="20"/>
+        </w:rPr>
+        <w:t xml:space="preserve">    return;</w:t>
+      </w:r>
+    </w:p>
+    <w:p>
+      <w:pPr>
+        <w:spacing w:after="0" w:before="0" w:line="240" w:lineRule="auto"/>
+        <w:ind w:left="170"/>
+        <w:shd w:val="clear" w:color="auto" w:fill="F2F2F2"/>
+      </w:pPr>
+      <w:r>
+        <w:rPr>
+          <w:sz w:val="20"/>
+        </w:rPr>
+        <w:t xml:space="preserve">  }</w:t>
+      </w:r>
+    </w:p>
+    <w:p>
+      <w:pPr>
+        <w:spacing w:after="0" w:before="0" w:line="240" w:lineRule="auto"/>
+        <w:ind w:left="170"/>
+        <w:shd w:val="clear" w:color="auto" w:fill="F2F2F2"/>
+      </w:pPr>
+      <w:r>
+        <w:rPr>
+          <w:sz w:val="20"/>
+        </w:rPr>
+        <w:t xml:space="preserve">  document.write(arr.filter(n =&gt; n % 2 == 0) + " / " + arr.filter(n =&gt; n % 2 != 0));</w:t>
+      </w:r>
+    </w:p>
+    <w:p>
+      <w:pPr>
+        <w:spacing w:after="0" w:before="0" w:line="240" w:lineRule="auto"/>
+        <w:ind w:left="170"/>
+        <w:shd w:val="clear" w:color="auto" w:fill="F2F2F2"/>
+      </w:pPr>
+      <w:r>
+        <w:rPr>
+          <w:sz w:val="20"/>
+        </w:rPr>
+        <w:t>};</w:t>
+      </w:r>
+    </w:p>
+    <w:p/>
+    <w:p/>
+    <w:p>
+      <w:pPr>
+        <w:pStyle w:val="Prrafodelista"/>
+        <w:numPr>
+          <w:ilvl w:val="0"/>
+          <w:numId w:val="1"/>
+        </w:numPr>
+        <w:jc w:val="center"/>
+        <w:rPr>
+          <w:b/>
+          <w:color w:val="0F9ED5" w:themeColor="accent4"/>
+          <w:sz w:val="32"/>
+          <w:szCs w:val="32"/>
+          <w14:textOutline w14:w="0" w14:cap="flat" w14:cmpd="sng" w14:algn="ctr">
+            <w14:noFill/>
+            <w14:prstDash w14:val="solid"/>
+            <w14:round/>
+          </w14:textOutline>
+          <w14:props3d w14:extrusionH="57150" w14:contourW="0" w14:prstMaterial="softEdge">
+            <w14:bevelT w14:w="25400" w14:h="38100" w14:prst="circle"/>
+          </w14:props3d>
+        </w:rPr>
+      </w:pPr>
+      <w:r>
+        <w:rPr>
+          <w:b/>
+          <w:color w:val="0F9ED5" w:themeColor="accent4"/>
+          <w:sz w:val="32"/>
+          <w:szCs w:val="32"/>
+          <w14:textOutline w14:w="0" w14:cap="flat" w14:cmpd="sng" w14:algn="ctr">
+            <w14:noFill/>
+            <w14:prstDash w14:val="solid"/>
+            <w14:round/>
+          </w14:textOutline>
+          <w14:props3d w14:extrusionH="57150" w14:contourW="0" w14:prstMaterial="softEdge">
+            <w14:bevelT w14:w="25400" w14:h="38100" w14:prst="circle"/>
+          </w14:props3d>
+        </w:rPr>
+        <w:lastRenderedPageBreak/>
+        <w:t xml:space="preserve">ARRAYS: HUECOS, RECORRIDOS Y MÉTODOS</w:t>
+      </w:r>
+    </w:p>
+    <w:p>
+      <w:r>
+        <w:rPr>
+          <w:b w:val="0"/>
+        </w:rPr>
+        <w:t>Son dinámicos (cambian de tamaño), heterogéneos (cada elemento puede ser de un tipo) y la primera posición es la 0.</w:t>
+      </w:r>
+    </w:p>
+    <w:p>
+      <w:pPr>
+        <w:jc w:val="center"/>
+        <w:rPr>
+          <w:b/>
+          <w:bCs/>
+          <w:sz w:val="28"/>
+          <w:szCs w:val="28"/>
+        </w:rPr>
+      </w:pPr>
+      <w:r>
+        <w:rPr>
+          <w:b/>
+          <w:bCs/>
+          <w:sz w:val="28"/>
+          <w:szCs w:val="28"/>
+        </w:rPr>
+        <w:t xml:space="preserve">Valores indefinidos y delete</w:t>
+      </w:r>
+    </w:p>
+    <w:p>
+      <w:pPr>
+        <w:spacing w:after="0" w:before="0" w:line="240" w:lineRule="auto"/>
+        <w:ind w:left="170"/>
+        <w:shd w:val="clear" w:color="auto" w:fill="F2F2F2"/>
+      </w:pPr>
+      <w:r>
+        <w:rPr>
+          <w:sz w:val="20"/>
+        </w:rPr>
+        <w:t>let a = ["Saul", "Rocio"];</w:t>
+      </w:r>
+    </w:p>
+    <w:p>
+      <w:pPr>
+        <w:spacing w:after="0" w:before="0" w:line="240" w:lineRule="auto"/>
+        <w:ind w:left="170"/>
+        <w:shd w:val="clear" w:color="auto" w:fill="F2F2F2"/>
+      </w:pPr>
+      <w:r>
+        <w:rPr>
+          <w:sz w:val="20"/>
+        </w:rPr>
+        <w:t>a[3] = "Maria";</w:t>
+      </w:r>
+    </w:p>
+    <w:p>
+      <w:pPr>
+        <w:spacing w:after="0" w:before="0" w:line="240" w:lineRule="auto"/>
+        <w:ind w:left="170"/>
+        <w:shd w:val="clear" w:color="auto" w:fill="F2F2F2"/>
+      </w:pPr>
+      <w:r>
+        <w:rPr>
+          <w:sz w:val="20"/>
+        </w:rPr>
+        <w:t>console.log(a[2]);          // undefined  (queda un hueco; length = 4)</w:t>
+      </w:r>
+    </w:p>
+    <w:p>
+      <w:pPr>
+        <w:spacing w:after="0" w:before="0" w:line="240" w:lineRule="auto"/>
+        <w:ind w:left="170"/>
+        <w:shd w:val="clear" w:color="auto" w:fill="F2F2F2"/>
+      </w:pPr>
+      <w:r>
+        <w:rPr>
+          <w:sz w:val="20"/>
+        </w:rPr>
+        <w:t xml:space="preserve"> </w:t>
+      </w:r>
+    </w:p>
+    <w:p>
+      <w:pPr>
+        <w:spacing w:after="0" w:before="0" w:line="240" w:lineRule="auto"/>
+        <w:ind w:left="170"/>
+        <w:shd w:val="clear" w:color="auto" w:fill="F2F2F2"/>
+      </w:pPr>
+      <w:r>
+        <w:rPr>
+          <w:sz w:val="20"/>
+        </w:rPr>
+        <w:t>let dias = ["Lunes", "Martes", "Miercoles"];</w:t>
+      </w:r>
+    </w:p>
+    <w:p>
+      <w:pPr>
+        <w:spacing w:after="0" w:before="0" w:line="240" w:lineRule="auto"/>
+        <w:ind w:left="170"/>
+        <w:shd w:val="clear" w:color="auto" w:fill="F2F2F2"/>
+      </w:pPr>
+      <w:r>
+        <w:rPr>
+          <w:sz w:val="20"/>
+        </w:rPr>
+        <w:t>dias[3] = "Jueves";</w:t>
+      </w:r>
+    </w:p>
+    <w:p>
+      <w:pPr>
+        <w:spacing w:after="0" w:before="0" w:line="240" w:lineRule="auto"/>
+        <w:ind w:left="170"/>
+        <w:shd w:val="clear" w:color="auto" w:fill="F2F2F2"/>
+      </w:pPr>
+      <w:r>
+        <w:rPr>
+          <w:sz w:val="20"/>
+        </w:rPr>
+        <w:t>delete dias[2];             // deja un hueco, NO cambia la longitud (length = 4, dias[2] → undefined)</w:t>
+      </w:r>
+    </w:p>
+    <w:p>
+      <w:pPr>
+        <w:spacing w:after="0" w:before="0" w:line="240" w:lineRule="auto"/>
+        <w:ind w:left="170"/>
+        <w:shd w:val="clear" w:color="auto" w:fill="F2F2F2"/>
+      </w:pPr>
+      <w:r>
+        <w:rPr>
+          <w:sz w:val="20"/>
+        </w:rPr>
+        <w:t xml:space="preserve"> </w:t>
+      </w:r>
+    </w:p>
+    <w:p>
+      <w:pPr>
+        <w:spacing w:after="0" w:before="0" w:line="240" w:lineRule="auto"/>
+        <w:ind w:left="170"/>
+        <w:shd w:val="clear" w:color="auto" w:fill="F2F2F2"/>
+      </w:pPr>
+      <w:r>
+        <w:rPr>
+          <w:sz w:val="20"/>
+        </w:rPr>
+        <w:t>let b = [3, 4, "Hola", [99, 55, 33]];</w:t>
+      </w:r>
+    </w:p>
+    <w:p>
+      <w:pPr>
+        <w:spacing w:after="0" w:before="0" w:line="240" w:lineRule="auto"/>
+        <w:ind w:left="170"/>
+        <w:shd w:val="clear" w:color="auto" w:fill="F2F2F2"/>
+      </w:pPr>
+      <w:r>
+        <w:rPr>
+          <w:sz w:val="20"/>
+        </w:rPr>
+        <w:t>b[3][1]                     // 55    (array dentro de array)</w:t>
+      </w:r>
+    </w:p>
+    <w:p>
+      <w:pPr>
+        <w:spacing w:after="0" w:before="0" w:line="240" w:lineRule="auto"/>
+        <w:ind w:left="170"/>
+        <w:shd w:val="clear" w:color="auto" w:fill="F2F2F2"/>
+      </w:pPr>
+      <w:r>
+        <w:rPr>
+          <w:sz w:val="20"/>
+        </w:rPr>
+        <w:t>b[2][1]                     // "o"   (letra 1 del texto "Hola")</w:t>
+      </w:r>
+    </w:p>
+    <w:p/>
+    <w:p>
+      <w:pPr>
+        <w:jc w:val="center"/>
+        <w:rPr>
+          <w:b/>
+          <w:bCs/>
+          <w:sz w:val="28"/>
+          <w:szCs w:val="28"/>
+        </w:rPr>
+      </w:pPr>
+      <w:r>
+        <w:rPr>
+          <w:b/>
+          <w:bCs/>
+          <w:sz w:val="28"/>
+          <w:szCs w:val="28"/>
+        </w:rPr>
+        <w:t xml:space="preserve">Formas de recorrer</w:t>
+      </w:r>
+    </w:p>
+    <w:tbl>
+      <w:tblPr>
+        <w:tblW w:type="auto" w:w="0"/>
+        <w:jc w:val="center"/>
+        <w:tblLook w:firstColumn="1" w:firstRow="1" w:lastColumn="0" w:lastRow="0" w:noHBand="0" w:noVBand="1" w:val="04A0"/>
+        <w:tblBorders>
+          <w:top w:val="single" w:sz="4" w:space="0" w:color="7F7F7F"/>
+          <w:left w:val="single" w:sz="4" w:space="0" w:color="7F7F7F"/>
+          <w:bottom w:val="single" w:sz="4" w:space="0" w:color="7F7F7F"/>
+          <w:right w:val="single" w:sz="4" w:space="0" w:color="7F7F7F"/>
+          <w:insideH w:val="single" w:sz="4" w:space="0" w:color="7F7F7F"/>
+          <w:insideV w:val="single" w:sz="4" w:space="0" w:color="7F7F7F"/>
+        </w:tblBorders>
+      </w:tblPr>
+      <w:tblGrid>
+        <w:gridCol w:w="2835"/>
+        <w:gridCol w:w="2835"/>
+        <w:gridCol w:w="2835"/>
+      </w:tblGrid>
+      <w:tr>
+        <w:tc>
+          <w:tcPr>
+            <w:tcW w:type="dxa" w:w="3175"/>
+            <w:shd w:val="clear" w:color="auto" w:fill="CFEAF7"/>
+          </w:tcPr>
+          <w:p>
+            <w:pPr>
+              <w:spacing w:after="40" w:before="40"/>
+            </w:pPr>
+            <w:r/>
+            <w:r>
+              <w:rPr>
+                <w:b/>
+                <w:sz w:val="20"/>
+              </w:rPr>
+              <w:t>Recorrido</w:t>
+            </w:r>
+          </w:p>
+        </w:tc>
+        <w:tc>
+          <w:tcPr>
+            <w:tcW w:type="dxa" w:w="2665"/>
+            <w:shd w:val="clear" w:color="auto" w:fill="CFEAF7"/>
+          </w:tcPr>
+          <w:p>
+            <w:pPr>
+              <w:spacing w:after="40" w:before="40"/>
+            </w:pPr>
+            <w:r/>
+            <w:r>
+              <w:rPr>
+                <w:b/>
+                <w:sz w:val="20"/>
+              </w:rPr>
+              <w:t>Da</w:t>
+            </w:r>
+          </w:p>
+        </w:tc>
+        <w:tc>
+          <w:tcPr>
+            <w:tcW w:type="dxa" w:w="2665"/>
+            <w:shd w:val="clear" w:color="auto" w:fill="CFEAF7"/>
+          </w:tcPr>
+          <w:p>
+            <w:pPr>
+              <w:spacing w:after="40" w:before="40"/>
+            </w:pPr>
+            <w:r/>
+            <w:r>
+              <w:rPr>
+                <w:b/>
+                <w:sz w:val="20"/>
+              </w:rPr>
+              <w:t>¿Qué pasa con los huecos?</w:t>
+            </w:r>
+          </w:p>
+        </w:tc>
+      </w:tr>
+      <w:tr>
+        <w:tc>
+          <w:tcPr>
+            <w:tcW w:type="dxa" w:w="3175"/>
+          </w:tcPr>
+          <w:p>
+            <w:pPr>
+              <w:spacing w:after="40" w:before="40"/>
+            </w:pPr>
+            <w:r/>
+            <w:r>
+              <w:rPr>
+                <w:sz w:val="20"/>
+              </w:rPr>
+              <w:t>for (let i=0; i&lt;a.length; i++)</w:t>
+            </w:r>
+          </w:p>
+        </w:tc>
+        <w:tc>
+          <w:tcPr>
+            <w:tcW w:type="dxa" w:w="2665"/>
+          </w:tcPr>
+          <w:p>
+            <w:pPr>
+              <w:spacing w:after="40" w:before="40"/>
+            </w:pPr>
+            <w:r/>
+            <w:r>
+              <w:rPr>
+                <w:sz w:val="20"/>
+              </w:rPr>
+              <w:t>el índice i  (a[i] el valor)</w:t>
+            </w:r>
+          </w:p>
+        </w:tc>
+        <w:tc>
+          <w:tcPr>
+            <w:tcW w:type="dxa" w:w="2665"/>
+          </w:tcPr>
+          <w:p>
+            <w:pPr>
+              <w:spacing w:after="40" w:before="40"/>
+            </w:pPr>
+            <w:r/>
+            <w:r>
+              <w:rPr>
+                <w:sz w:val="20"/>
+              </w:rPr>
+              <w:t>los muestra como undefined</w:t>
+            </w:r>
+          </w:p>
+        </w:tc>
+      </w:tr>
+      <w:tr>
+        <w:tc>
+          <w:tcPr>
+            <w:tcW w:type="dxa" w:w="3175"/>
+          </w:tcPr>
+          <w:p>
+            <w:pPr>
+              <w:spacing w:after="40" w:before="40"/>
+            </w:pPr>
+            <w:r/>
+            <w:r>
+              <w:rPr>
+                <w:sz w:val="20"/>
+              </w:rPr>
+              <w:t>for (let i in a)</w:t>
+            </w:r>
+          </w:p>
+        </w:tc>
+        <w:tc>
+          <w:tcPr>
+            <w:tcW w:type="dxa" w:w="2665"/>
+          </w:tcPr>
+          <w:p>
+            <w:pPr>
+              <w:spacing w:after="40" w:before="40"/>
+            </w:pPr>
+            <w:r/>
+            <w:r>
+              <w:rPr>
+                <w:sz w:val="20"/>
+              </w:rPr>
+              <w:t>el índice (como texto)</w:t>
+            </w:r>
+          </w:p>
+        </w:tc>
+        <w:tc>
+          <w:tcPr>
+            <w:tcW w:type="dxa" w:w="2665"/>
+          </w:tcPr>
+          <w:p>
+            <w:pPr>
+              <w:spacing w:after="40" w:before="40"/>
+            </w:pPr>
+            <w:r/>
+            <w:r>
+              <w:rPr>
+                <w:sz w:val="20"/>
+              </w:rPr>
+              <w:t>SE SALTA los huecos</w:t>
+            </w:r>
+          </w:p>
+        </w:tc>
+      </w:tr>
+      <w:tr>
+        <w:tc>
+          <w:tcPr>
+            <w:tcW w:type="dxa" w:w="3175"/>
+          </w:tcPr>
+          <w:p>
+            <w:pPr>
+              <w:spacing w:after="40" w:before="40"/>
+            </w:pPr>
+            <w:r/>
+            <w:r>
+              <w:rPr>
+                <w:sz w:val="20"/>
+              </w:rPr>
+              <w:t>for (let v of a)</w:t>
+            </w:r>
+          </w:p>
+        </w:tc>
+        <w:tc>
+          <w:tcPr>
+            <w:tcW w:type="dxa" w:w="2665"/>
+          </w:tcPr>
+          <w:p>
+            <w:pPr>
+              <w:spacing w:after="40" w:before="40"/>
+            </w:pPr>
+            <w:r/>
+            <w:r>
+              <w:rPr>
+                <w:sz w:val="20"/>
+              </w:rPr>
+              <w:t>el valor</w:t>
+            </w:r>
+          </w:p>
+        </w:tc>
+        <w:tc>
+          <w:tcPr>
+            <w:tcW w:type="dxa" w:w="2665"/>
+          </w:tcPr>
+          <w:p>
+            <w:pPr>
+              <w:spacing w:after="40" w:before="40"/>
+            </w:pPr>
+            <w:r/>
+            <w:r>
+              <w:rPr>
+                <w:sz w:val="20"/>
+              </w:rPr>
+              <w:t>NO se salta los huecos (undefined)</w:t>
+            </w:r>
+          </w:p>
+        </w:tc>
+      </w:tr>
+      <w:tr>
+        <w:tc>
+          <w:tcPr>
+            <w:tcW w:type="dxa" w:w="3175"/>
+          </w:tcPr>
+          <w:p>
+            <w:pPr>
+              <w:spacing w:after="40" w:before="40"/>
+            </w:pPr>
+            <w:r/>
+            <w:r>
+              <w:rPr>
+                <w:sz w:val="20"/>
+              </w:rPr>
+              <w:t>a.forEach((e, i) =&gt; { })</w:t>
+            </w:r>
+          </w:p>
+        </w:tc>
+        <w:tc>
+          <w:tcPr>
+            <w:tcW w:type="dxa" w:w="2665"/>
+          </w:tcPr>
+          <w:p>
+            <w:pPr>
+              <w:spacing w:after="40" w:before="40"/>
+            </w:pPr>
+            <w:r/>
+            <w:r>
+              <w:rPr>
+                <w:sz w:val="20"/>
+              </w:rPr>
+              <w:t>elemento, índice, array</w:t>
+            </w:r>
+          </w:p>
+        </w:tc>
+        <w:tc>
+          <w:tcPr>
+            <w:tcW w:type="dxa" w:w="2665"/>
+          </w:tcPr>
+          <w:p>
+            <w:pPr>
+              <w:spacing w:after="40" w:before="40"/>
+            </w:pPr>
+            <w:r/>
+            <w:r>
+              <w:rPr>
+                <w:sz w:val="20"/>
+              </w:rPr>
+              <w:t>—</w:t>
+            </w:r>
+          </w:p>
+        </w:tc>
+      </w:tr>
+    </w:tbl>
+    <w:p/>
+    <w:p>
+      <w:pPr>
+        <w:spacing w:after="0" w:before="0" w:line="240" w:lineRule="auto"/>
+        <w:ind w:left="170"/>
+        <w:shd w:val="clear" w:color="auto" w:fill="F2F2F2"/>
+      </w:pPr>
+      <w:r>
+        <w:rPr>
+          <w:sz w:val="20"/>
+        </w:rPr>
+        <w:t>let notas = [5, 7, , , 5, 3, 8];</w:t>
+      </w:r>
+    </w:p>
+    <w:p>
+      <w:pPr>
+        <w:spacing w:after="0" w:before="0" w:line="240" w:lineRule="auto"/>
+        <w:ind w:left="170"/>
+        <w:shd w:val="clear" w:color="auto" w:fill="F2F2F2"/>
+      </w:pPr>
+      <w:r>
+        <w:rPr>
+          <w:sz w:val="20"/>
+        </w:rPr>
+        <w:t>for (let i = 0; i &lt; notas.length; i++) { if (notas[i] != undefined) console.log(notas[i]); }</w:t>
+      </w:r>
+    </w:p>
+    <w:p>
+      <w:pPr>
+        <w:spacing w:after="0" w:before="0" w:line="240" w:lineRule="auto"/>
+        <w:ind w:left="170"/>
+        <w:shd w:val="clear" w:color="auto" w:fill="F2F2F2"/>
+      </w:pPr>
+      <w:r>
+        <w:rPr>
+          <w:sz w:val="20"/>
+        </w:rPr>
+        <w:t>for (let i in notas) { console.log(`La nota ${i} es ${notas[i]}`); }   // 5 7 5 3 8</w:t>
+      </w:r>
+    </w:p>
+    <w:p>
+      <w:pPr>
+        <w:spacing w:after="0" w:before="0" w:line="240" w:lineRule="auto"/>
+        <w:ind w:left="170"/>
+        <w:shd w:val="clear" w:color="auto" w:fill="F2F2F2"/>
+      </w:pPr>
+      <w:r>
+        <w:rPr>
+          <w:sz w:val="20"/>
+        </w:rPr>
+        <w:t>for (let n of notas) { if (n != undefined) console.log(n); }</w:t>
+      </w:r>
+    </w:p>
+    <w:p/>
+    <w:p>
+      <w:pPr>
+        <w:jc w:val="center"/>
+        <w:rPr>
+          <w:b/>
+          <w:bCs/>
+          <w:sz w:val="28"/>
+          <w:szCs w:val="28"/>
+        </w:rPr>
+      </w:pPr>
+      <w:r>
+        <w:rPr>
+          <w:b/>
+          <w:bCs/>
+          <w:sz w:val="28"/>
+          <w:szCs w:val="28"/>
+        </w:rPr>
+        <w:t xml:space="preserve">Métodos</w:t>
+      </w:r>
+    </w:p>
+    <w:tbl>
+      <w:tblPr>
+        <w:tblW w:type="auto" w:w="0"/>
+        <w:jc w:val="center"/>
+        <w:tblLook w:firstColumn="1" w:firstRow="1" w:lastColumn="0" w:lastRow="0" w:noHBand="0" w:noVBand="1" w:val="04A0"/>
+        <w:tblBorders>
+          <w:top w:val="single" w:sz="4" w:space="0" w:color="7F7F7F"/>
+          <w:left w:val="single" w:sz="4" w:space="0" w:color="7F7F7F"/>
+          <w:bottom w:val="single" w:sz="4" w:space="0" w:color="7F7F7F"/>
+          <w:right w:val="single" w:sz="4" w:space="0" w:color="7F7F7F"/>
+          <w:insideH w:val="single" w:sz="4" w:space="0" w:color="7F7F7F"/>
+          <w:insideV w:val="single" w:sz="4" w:space="0" w:color="7F7F7F"/>
+        </w:tblBorders>
+      </w:tblPr>
+      <w:tblGrid>
+        <w:gridCol w:w="2835"/>
+        <w:gridCol w:w="2835"/>
+        <w:gridCol w:w="2835"/>
+      </w:tblGrid>
+      <w:tr>
+        <w:tc>
+          <w:tcPr>
+            <w:tcW w:type="dxa" w:w="2721"/>
+            <w:shd w:val="clear" w:color="auto" w:fill="CFEAF7"/>
+          </w:tcPr>
+          <w:p>
+            <w:pPr>
+              <w:spacing w:after="40" w:before="40"/>
+            </w:pPr>
+            <w:r/>
+            <w:r>
+              <w:rPr>
+                <w:b/>
+                <w:sz w:val="20"/>
+              </w:rPr>
+              <w:t>Método</w:t>
+            </w:r>
+          </w:p>
+        </w:tc>
+        <w:tc>
+          <w:tcPr>
+            <w:tcW w:type="dxa" w:w="3969"/>
+            <w:shd w:val="clear" w:color="auto" w:fill="CFEAF7"/>
+          </w:tcPr>
+          <w:p>
+            <w:pPr>
+              <w:spacing w:after="40" w:before="40"/>
+            </w:pPr>
+            <w:r/>
+            <w:r>
+              <w:rPr>
+                <w:b/>
+                <w:sz w:val="20"/>
+              </w:rPr>
+              <w:t>Hace</w:t>
+            </w:r>
+          </w:p>
+        </w:tc>
+        <w:tc>
+          <w:tcPr>
+            <w:tcW w:type="dxa" w:w="1814"/>
+            <w:shd w:val="clear" w:color="auto" w:fill="CFEAF7"/>
+          </w:tcPr>
+          <w:p>
+            <w:pPr>
+              <w:spacing w:after="40" w:before="40"/>
+            </w:pPr>
+            <w:r/>
+            <w:r>
+              <w:rPr>
+                <w:b/>
+                <w:sz w:val="20"/>
+              </w:rPr>
+              <w:t>¿Modifica el original?</w:t>
+            </w:r>
+          </w:p>
+        </w:tc>
+      </w:tr>
+      <w:tr>
+        <w:tc>
+          <w:tcPr>
+            <w:tcW w:type="dxa" w:w="2721"/>
+          </w:tcPr>
+          <w:p>
+            <w:pPr>
+              <w:spacing w:after="40" w:before="40"/>
+            </w:pPr>
+            <w:r/>
+            <w:r>
+              <w:rPr>
+                <w:sz w:val="20"/>
+              </w:rPr>
+              <w:t>a.length</w:t>
+            </w:r>
+          </w:p>
+        </w:tc>
+        <w:tc>
+          <w:tcPr>
+            <w:tcW w:type="dxa" w:w="3969"/>
+          </w:tcPr>
+          <w:p>
+            <w:pPr>
+              <w:spacing w:after="40" w:before="40"/>
+            </w:pPr>
+            <w:r/>
+            <w:r>
+              <w:rPr>
+                <w:sz w:val="20"/>
+              </w:rPr>
+              <w:t>nº de elementos (propiedad, sin paréntesis)</w:t>
+            </w:r>
+          </w:p>
+        </w:tc>
+        <w:tc>
+          <w:tcPr>
+            <w:tcW w:type="dxa" w:w="1814"/>
+          </w:tcPr>
+          <w:p>
+            <w:pPr>
+              <w:spacing w:after="40" w:before="40"/>
+            </w:pPr>
+            <w:r/>
+            <w:r>
+              <w:rPr>
+                <w:sz w:val="20"/>
+              </w:rPr>
+              <w:t>—</w:t>
+            </w:r>
+          </w:p>
+        </w:tc>
+      </w:tr>
+      <w:tr>
+        <w:tc>
+          <w:tcPr>
+            <w:tcW w:type="dxa" w:w="2721"/>
+          </w:tcPr>
+          <w:p>
+            <w:pPr>
+              <w:spacing w:after="40" w:before="40"/>
+            </w:pPr>
+            <w:r/>
+            <w:r>
+              <w:rPr>
+                <w:sz w:val="20"/>
+              </w:rPr>
+              <w:t>x instanceof Array</w:t>
+            </w:r>
+          </w:p>
+        </w:tc>
+        <w:tc>
+          <w:tcPr>
+            <w:tcW w:type="dxa" w:w="3969"/>
+          </w:tcPr>
+          <w:p>
+            <w:pPr>
+              <w:spacing w:after="40" w:before="40"/>
+            </w:pPr>
+            <w:r/>
+            <w:r>
+              <w:rPr>
+                <w:sz w:val="20"/>
+              </w:rPr>
+              <w:t>true si x es un array</w:t>
+            </w:r>
+          </w:p>
+        </w:tc>
+        <w:tc>
+          <w:tcPr>
+            <w:tcW w:type="dxa" w:w="1814"/>
+          </w:tcPr>
+          <w:p>
+            <w:pPr>
+              <w:spacing w:after="40" w:before="40"/>
+            </w:pPr>
+            <w:r/>
+            <w:r>
+              <w:rPr>
+                <w:sz w:val="20"/>
+              </w:rPr>
+              <w:t>—</w:t>
+            </w:r>
+          </w:p>
+        </w:tc>
+      </w:tr>
+      <w:tr>
+        <w:tc>
+          <w:tcPr>
+            <w:tcW w:type="dxa" w:w="2721"/>
+          </w:tcPr>
+          <w:p>
+            <w:pPr>
+              <w:spacing w:after="40" w:before="40"/>
+            </w:pPr>
+            <w:r/>
+            <w:r>
+              <w:rPr>
+                <w:sz w:val="20"/>
+              </w:rPr>
+              <w:t>push(x)</w:t>
+            </w:r>
+          </w:p>
+        </w:tc>
+        <w:tc>
+          <w:tcPr>
+            <w:tcW w:type="dxa" w:w="3969"/>
+          </w:tcPr>
+          <w:p>
+            <w:pPr>
+              <w:spacing w:after="40" w:before="40"/>
+            </w:pPr>
+            <w:r/>
+            <w:r>
+              <w:rPr>
+                <w:sz w:val="20"/>
+              </w:rPr>
+              <w:t>añade al FINAL</w:t>
+            </w:r>
+          </w:p>
+        </w:tc>
+        <w:tc>
+          <w:tcPr>
+            <w:tcW w:type="dxa" w:w="1814"/>
+          </w:tcPr>
+          <w:p>
+            <w:pPr>
+              <w:spacing w:after="40" w:before="40"/>
+            </w:pPr>
+            <w:r/>
+            <w:r>
+              <w:rPr>
+                <w:sz w:val="20"/>
+              </w:rPr>
+              <w:t>SÍ</w:t>
+            </w:r>
+          </w:p>
+        </w:tc>
+      </w:tr>
+      <w:tr>
+        <w:tc>
+          <w:tcPr>
+            <w:tcW w:type="dxa" w:w="2721"/>
+          </w:tcPr>
+          <w:p>
+            <w:pPr>
+              <w:spacing w:after="40" w:before="40"/>
+            </w:pPr>
+            <w:r/>
+            <w:r>
+              <w:rPr>
+                <w:sz w:val="20"/>
+              </w:rPr>
+              <w:t>pop()</w:t>
+            </w:r>
+          </w:p>
+        </w:tc>
+        <w:tc>
+          <w:tcPr>
+            <w:tcW w:type="dxa" w:w="3969"/>
+          </w:tcPr>
+          <w:p>
+            <w:pPr>
+              <w:spacing w:after="40" w:before="40"/>
+            </w:pPr>
+            <w:r/>
+            <w:r>
+              <w:rPr>
+                <w:sz w:val="20"/>
+              </w:rPr>
+              <w:t>quita el ÚLTIMO (y lo devuelve)</w:t>
+            </w:r>
+          </w:p>
+        </w:tc>
+        <w:tc>
+          <w:tcPr>
+            <w:tcW w:type="dxa" w:w="1814"/>
+          </w:tcPr>
+          <w:p>
+            <w:pPr>
+              <w:spacing w:after="40" w:before="40"/>
+            </w:pPr>
+            <w:r/>
+            <w:r>
+              <w:rPr>
+                <w:sz w:val="20"/>
+              </w:rPr>
+              <w:t>SÍ</w:t>
+            </w:r>
+          </w:p>
+        </w:tc>
+      </w:tr>
+      <w:tr>
+        <w:tc>
+          <w:tcPr>
+            <w:tcW w:type="dxa" w:w="2721"/>
+          </w:tcPr>
+          <w:p>
+            <w:pPr>
+              <w:spacing w:after="40" w:before="40"/>
+            </w:pPr>
+            <w:r/>
+            <w:r>
+              <w:rPr>
+                <w:sz w:val="20"/>
+              </w:rPr>
+              <w:t>unshift(x)</w:t>
+            </w:r>
+          </w:p>
+        </w:tc>
+        <w:tc>
+          <w:tcPr>
+            <w:tcW w:type="dxa" w:w="3969"/>
+          </w:tcPr>
+          <w:p>
+            <w:pPr>
+              <w:spacing w:after="40" w:before="40"/>
+            </w:pPr>
+            <w:r/>
+            <w:r>
+              <w:rPr>
+                <w:sz w:val="20"/>
+              </w:rPr>
+              <w:t>añade al INICIO</w:t>
+            </w:r>
+          </w:p>
+        </w:tc>
+        <w:tc>
+          <w:tcPr>
+            <w:tcW w:type="dxa" w:w="1814"/>
+          </w:tcPr>
+          <w:p>
+            <w:pPr>
+              <w:spacing w:after="40" w:before="40"/>
+            </w:pPr>
+            <w:r/>
+            <w:r>
+              <w:rPr>
+                <w:sz w:val="20"/>
+              </w:rPr>
+              <w:t>SÍ</w:t>
+            </w:r>
+          </w:p>
+        </w:tc>
+      </w:tr>
+      <w:tr>
+        <w:tc>
+          <w:tcPr>
+            <w:tcW w:type="dxa" w:w="2721"/>
+          </w:tcPr>
+          <w:p>
+            <w:pPr>
+              <w:spacing w:after="40" w:before="40"/>
+            </w:pPr>
+            <w:r/>
+            <w:r>
+              <w:rPr>
+                <w:sz w:val="20"/>
+              </w:rPr>
+              <w:t>shift()</w:t>
+            </w:r>
+          </w:p>
+        </w:tc>
+        <w:tc>
+          <w:tcPr>
+            <w:tcW w:type="dxa" w:w="3969"/>
+          </w:tcPr>
+          <w:p>
+            <w:pPr>
+              <w:spacing w:after="40" w:before="40"/>
+            </w:pPr>
+            <w:r/>
+            <w:r>
+              <w:rPr>
+                <w:sz w:val="20"/>
+              </w:rPr>
+              <w:t>quita el PRIMERO</w:t>
+            </w:r>
+          </w:p>
+        </w:tc>
+        <w:tc>
+          <w:tcPr>
+            <w:tcW w:type="dxa" w:w="1814"/>
+          </w:tcPr>
+          <w:p>
+            <w:pPr>
+              <w:spacing w:after="40" w:before="40"/>
+            </w:pPr>
+            <w:r/>
+            <w:r>
+              <w:rPr>
+                <w:sz w:val="20"/>
+              </w:rPr>
+              <w:t>SÍ</w:t>
+            </w:r>
+          </w:p>
+        </w:tc>
+      </w:tr>
+      <w:tr>
+        <w:tc>
+          <w:tcPr>
+            <w:tcW w:type="dxa" w:w="2721"/>
+          </w:tcPr>
+          <w:p>
+            <w:pPr>
+              <w:spacing w:after="40" w:before="40"/>
+            </w:pPr>
+            <w:r/>
+            <w:r>
+              <w:rPr>
+                <w:sz w:val="20"/>
+              </w:rPr>
+              <w:t>concat(b)</w:t>
+            </w:r>
+          </w:p>
+        </w:tc>
+        <w:tc>
+          <w:tcPr>
+            <w:tcW w:type="dxa" w:w="3969"/>
+          </w:tcPr>
+          <w:p>
+            <w:pPr>
+              <w:spacing w:after="40" w:before="40"/>
+            </w:pPr>
+            <w:r/>
+            <w:r>
+              <w:rPr>
+                <w:sz w:val="20"/>
+              </w:rPr>
+              <w:t>une dos arrays en uno nuevo</w:t>
+            </w:r>
+          </w:p>
+        </w:tc>
+        <w:tc>
+          <w:tcPr>
+            <w:tcW w:type="dxa" w:w="1814"/>
+          </w:tcPr>
+          <w:p>
+            <w:pPr>
+              <w:spacing w:after="40" w:before="40"/>
+            </w:pPr>
+            <w:r/>
+            <w:r>
+              <w:rPr>
+                <w:sz w:val="20"/>
+              </w:rPr>
+              <w:t>NO</w:t>
+            </w:r>
+          </w:p>
+        </w:tc>
+      </w:tr>
+      <w:tr>
+        <w:tc>
+          <w:tcPr>
+            <w:tcW w:type="dxa" w:w="2721"/>
+          </w:tcPr>
+          <w:p>
+            <w:pPr>
+              <w:spacing w:after="40" w:before="40"/>
+            </w:pPr>
+            <w:r/>
+            <w:r>
+              <w:rPr>
+                <w:sz w:val="20"/>
+              </w:rPr>
+              <w:t>slice(ini, fin)</w:t>
+            </w:r>
+          </w:p>
+        </w:tc>
+        <w:tc>
+          <w:tcPr>
+            <w:tcW w:type="dxa" w:w="3969"/>
+          </w:tcPr>
+          <w:p>
+            <w:pPr>
+              <w:spacing w:after="40" w:before="40"/>
+            </w:pPr>
+            <w:r/>
+            <w:r>
+              <w:rPr>
+                <w:sz w:val="20"/>
+              </w:rPr>
+              <w:t>subarray; fin NO incluido (opcional)</w:t>
+            </w:r>
+          </w:p>
+        </w:tc>
+        <w:tc>
+          <w:tcPr>
+            <w:tcW w:type="dxa" w:w="1814"/>
+          </w:tcPr>
+          <w:p>
+            <w:pPr>
+              <w:spacing w:after="40" w:before="40"/>
+            </w:pPr>
+            <w:r/>
+            <w:r>
+              <w:rPr>
+                <w:sz w:val="20"/>
+              </w:rPr>
+              <w:t>NO</w:t>
+            </w:r>
+          </w:p>
+        </w:tc>
+      </w:tr>
+      <w:tr>
+        <w:tc>
+          <w:tcPr>
+            <w:tcW w:type="dxa" w:w="2721"/>
+          </w:tcPr>
+          <w:p>
+            <w:pPr>
+              <w:spacing w:after="40" w:before="40"/>
+            </w:pPr>
+            <w:r/>
+            <w:r>
+              <w:rPr>
+                <w:sz w:val="20"/>
+              </w:rPr>
+              <w:t>splice(ini, nBorrar, nuevos…)</w:t>
+            </w:r>
+          </w:p>
+        </w:tc>
+        <w:tc>
+          <w:tcPr>
+            <w:tcW w:type="dxa" w:w="3969"/>
+          </w:tcPr>
+          <w:p>
+            <w:pPr>
+              <w:spacing w:after="40" w:before="40"/>
+            </w:pPr>
+            <w:r/>
+            <w:r>
+              <w:rPr>
+                <w:sz w:val="20"/>
+              </w:rPr>
+              <w:t>borra y/o inserta</w:t>
+            </w:r>
+          </w:p>
+        </w:tc>
+        <w:tc>
+          <w:tcPr>
+            <w:tcW w:type="dxa" w:w="1814"/>
+          </w:tcPr>
+          <w:p>
+            <w:pPr>
+              <w:spacing w:after="40" w:before="40"/>
+            </w:pPr>
+            <w:r/>
+            <w:r>
+              <w:rPr>
+                <w:sz w:val="20"/>
+              </w:rPr>
+              <w:t>SÍ</w:t>
+            </w:r>
+          </w:p>
+        </w:tc>
+      </w:tr>
+      <w:tr>
+        <w:tc>
+          <w:tcPr>
+            <w:tcW w:type="dxa" w:w="2721"/>
+          </w:tcPr>
+          <w:p>
+            <w:pPr>
+              <w:spacing w:after="40" w:before="40"/>
+            </w:pPr>
+            <w:r/>
+            <w:r>
+              <w:rPr>
+                <w:sz w:val="20"/>
+              </w:rPr>
+              <w:t>join(sep)</w:t>
+            </w:r>
+          </w:p>
+        </w:tc>
+        <w:tc>
+          <w:tcPr>
+            <w:tcW w:type="dxa" w:w="3969"/>
+          </w:tcPr>
+          <w:p>
+            <w:pPr>
+              <w:spacing w:after="40" w:before="40"/>
+            </w:pPr>
+            <w:r/>
+            <w:r>
+              <w:rPr>
+                <w:sz w:val="20"/>
+              </w:rPr>
+              <w:t>array → texto (por defecto con coma)</w:t>
+            </w:r>
+          </w:p>
+        </w:tc>
+        <w:tc>
+          <w:tcPr>
+            <w:tcW w:type="dxa" w:w="1814"/>
+          </w:tcPr>
+          <w:p>
+            <w:pPr>
+              <w:spacing w:after="40" w:before="40"/>
+            </w:pPr>
+            <w:r/>
+            <w:r>
+              <w:rPr>
+                <w:sz w:val="20"/>
+              </w:rPr>
+              <w:t>NO</w:t>
+            </w:r>
+          </w:p>
+        </w:tc>
+      </w:tr>
+      <w:tr>
+        <w:tc>
+          <w:tcPr>
+            <w:tcW w:type="dxa" w:w="2721"/>
+          </w:tcPr>
+          <w:p>
+            <w:pPr>
+              <w:spacing w:after="40" w:before="40"/>
+            </w:pPr>
+            <w:r/>
+            <w:r>
+              <w:rPr>
+                <w:sz w:val="20"/>
+              </w:rPr>
+              <w:t>indexOf(x) / lastIndexOf(x)</w:t>
+            </w:r>
+          </w:p>
+        </w:tc>
+        <w:tc>
+          <w:tcPr>
+            <w:tcW w:type="dxa" w:w="3969"/>
+          </w:tcPr>
+          <w:p>
+            <w:pPr>
+              <w:spacing w:after="40" w:before="40"/>
+            </w:pPr>
+            <w:r/>
+            <w:r>
+              <w:rPr>
+                <w:sz w:val="20"/>
+              </w:rPr>
+              <w:t>posición (-1 si no está)</w:t>
+            </w:r>
+          </w:p>
+        </w:tc>
+        <w:tc>
+          <w:tcPr>
+            <w:tcW w:type="dxa" w:w="1814"/>
+          </w:tcPr>
+          <w:p>
+            <w:pPr>
+              <w:spacing w:after="40" w:before="40"/>
+            </w:pPr>
+            <w:r/>
+            <w:r>
+              <w:rPr>
+                <w:sz w:val="20"/>
+              </w:rPr>
+              <w:t>NO</w:t>
+            </w:r>
+          </w:p>
+        </w:tc>
+      </w:tr>
+      <w:tr>
+        <w:tc>
+          <w:tcPr>
+            <w:tcW w:type="dxa" w:w="2721"/>
+          </w:tcPr>
+          <w:p>
+            <w:pPr>
+              <w:spacing w:after="40" w:before="40"/>
+            </w:pPr>
+            <w:r/>
+            <w:r>
+              <w:rPr>
+                <w:sz w:val="20"/>
+              </w:rPr>
+              <w:t>includes(x)</w:t>
+            </w:r>
+          </w:p>
+        </w:tc>
+        <w:tc>
+          <w:tcPr>
+            <w:tcW w:type="dxa" w:w="3969"/>
+          </w:tcPr>
+          <w:p>
+            <w:pPr>
+              <w:spacing w:after="40" w:before="40"/>
+            </w:pPr>
+            <w:r/>
+            <w:r>
+              <w:rPr>
+                <w:sz w:val="20"/>
+              </w:rPr>
+              <w:t>true / false</w:t>
+            </w:r>
+          </w:p>
+        </w:tc>
+        <w:tc>
+          <w:tcPr>
+            <w:tcW w:type="dxa" w:w="1814"/>
+          </w:tcPr>
+          <w:p>
+            <w:pPr>
+              <w:spacing w:after="40" w:before="40"/>
+            </w:pPr>
+            <w:r/>
+            <w:r>
+              <w:rPr>
+                <w:sz w:val="20"/>
+              </w:rPr>
+              <w:t>NO</w:t>
+            </w:r>
+          </w:p>
+        </w:tc>
+      </w:tr>
+      <w:tr>
+        <w:tc>
+          <w:tcPr>
+            <w:tcW w:type="dxa" w:w="2721"/>
+          </w:tcPr>
+          <w:p>
+            <w:pPr>
+              <w:spacing w:after="40" w:before="40"/>
+            </w:pPr>
+            <w:r/>
+            <w:r>
+              <w:rPr>
+                <w:sz w:val="20"/>
+              </w:rPr>
+              <w:t>reverse()</w:t>
+            </w:r>
+          </w:p>
+        </w:tc>
+        <w:tc>
+          <w:tcPr>
+            <w:tcW w:type="dxa" w:w="3969"/>
+          </w:tcPr>
+          <w:p>
+            <w:pPr>
+              <w:spacing w:after="40" w:before="40"/>
+            </w:pPr>
+            <w:r/>
+            <w:r>
+              <w:rPr>
+                <w:sz w:val="20"/>
+              </w:rPr>
+              <w:t>invierte el orden</w:t>
+            </w:r>
+          </w:p>
+        </w:tc>
+        <w:tc>
+          <w:tcPr>
+            <w:tcW w:type="dxa" w:w="1814"/>
+          </w:tcPr>
+          <w:p>
+            <w:pPr>
+              <w:spacing w:after="40" w:before="40"/>
+            </w:pPr>
+            <w:r/>
+            <w:r>
+              <w:rPr>
+                <w:sz w:val="20"/>
+              </w:rPr>
+              <w:t>SÍ</w:t>
+            </w:r>
+          </w:p>
+        </w:tc>
+      </w:tr>
+      <w:tr>
+        <w:tc>
+          <w:tcPr>
+            <w:tcW w:type="dxa" w:w="2721"/>
+          </w:tcPr>
+          <w:p>
+            <w:pPr>
+              <w:spacing w:after="40" w:before="40"/>
+            </w:pPr>
+            <w:r/>
+            <w:r>
+              <w:rPr>
+                <w:sz w:val="20"/>
+              </w:rPr>
+              <w:t>sort()</w:t>
+            </w:r>
+          </w:p>
+        </w:tc>
+        <w:tc>
+          <w:tcPr>
+            <w:tcW w:type="dxa" w:w="3969"/>
+          </w:tcPr>
+          <w:p>
+            <w:pPr>
+              <w:spacing w:after="40" w:before="40"/>
+            </w:pPr>
+            <w:r/>
+            <w:r>
+              <w:rPr>
+                <w:sz w:val="20"/>
+              </w:rPr>
+              <w:t>ordena (como TEXTO por defecto)</w:t>
+            </w:r>
+          </w:p>
+        </w:tc>
+        <w:tc>
+          <w:tcPr>
+            <w:tcW w:type="dxa" w:w="1814"/>
+          </w:tcPr>
+          <w:p>
+            <w:pPr>
+              <w:spacing w:after="40" w:before="40"/>
+            </w:pPr>
+            <w:r/>
+            <w:r>
+              <w:rPr>
+                <w:sz w:val="20"/>
+              </w:rPr>
+              <w:t>SÍ</w:t>
+            </w:r>
+          </w:p>
+        </w:tc>
+      </w:tr>
+      <w:tr>
+        <w:tc>
+          <w:tcPr>
+            <w:tcW w:type="dxa" w:w="2721"/>
+          </w:tcPr>
+          <w:p>
+            <w:pPr>
+              <w:spacing w:after="40" w:before="40"/>
+            </w:pPr>
+            <w:r/>
+            <w:r>
+              <w:rPr>
+                <w:sz w:val="20"/>
+              </w:rPr>
+              <w:t>filter(fn)</w:t>
+            </w:r>
+          </w:p>
+        </w:tc>
+        <w:tc>
+          <w:tcPr>
+            <w:tcW w:type="dxa" w:w="3969"/>
+          </w:tcPr>
+          <w:p>
+            <w:pPr>
+              <w:spacing w:after="40" w:before="40"/>
+            </w:pPr>
+            <w:r/>
+            <w:r>
+              <w:rPr>
+                <w:sz w:val="20"/>
+              </w:rPr>
+              <w:t>array nuevo con los que cumplen la condición</w:t>
+            </w:r>
+          </w:p>
+        </w:tc>
+        <w:tc>
+          <w:tcPr>
+            <w:tcW w:type="dxa" w:w="1814"/>
+          </w:tcPr>
+          <w:p>
+            <w:pPr>
+              <w:spacing w:after="40" w:before="40"/>
+            </w:pPr>
+            <w:r/>
+            <w:r>
+              <w:rPr>
+                <w:sz w:val="20"/>
+              </w:rPr>
+              <w:t>NO</w:t>
+            </w:r>
+          </w:p>
+        </w:tc>
+      </w:tr>
+      <w:tr>
+        <w:tc>
+          <w:tcPr>
+            <w:tcW w:type="dxa" w:w="2721"/>
+          </w:tcPr>
+          <w:p>
+            <w:pPr>
+              <w:spacing w:after="40" w:before="40"/>
+            </w:pPr>
+            <w:r/>
+            <w:r>
+              <w:rPr>
+                <w:sz w:val="20"/>
+              </w:rPr>
+              <w:t>map(fn)</w:t>
+            </w:r>
+          </w:p>
+        </w:tc>
+        <w:tc>
+          <w:tcPr>
+            <w:tcW w:type="dxa" w:w="3969"/>
+          </w:tcPr>
+          <w:p>
+            <w:pPr>
+              <w:spacing w:after="40" w:before="40"/>
+            </w:pPr>
+            <w:r/>
+            <w:r>
+              <w:rPr>
+                <w:sz w:val="20"/>
+              </w:rPr>
+              <w:t>array nuevo con cada elemento transformado</w:t>
+            </w:r>
+          </w:p>
+        </w:tc>
+        <w:tc>
+          <w:tcPr>
+            <w:tcW w:type="dxa" w:w="1814"/>
+          </w:tcPr>
+          <w:p>
+            <w:pPr>
+              <w:spacing w:after="40" w:before="40"/>
+            </w:pPr>
+            <w:r/>
+            <w:r>
+              <w:rPr>
+                <w:sz w:val="20"/>
+              </w:rPr>
+              <w:t>NO</w:t>
+            </w:r>
+          </w:p>
+        </w:tc>
+      </w:tr>
+    </w:tbl>
+    <w:p/>
+    <w:p>
+      <w:pPr>
+        <w:spacing w:after="0" w:before="0" w:line="240" w:lineRule="auto"/>
+        <w:ind w:left="170"/>
+        <w:shd w:val="clear" w:color="auto" w:fill="F2F2F2"/>
+      </w:pPr>
+      <w:r>
+        <w:rPr>
+          <w:sz w:val="20"/>
+        </w:rPr>
+        <w:t>let nombres = ["Juana", "Pedro", "Miguel", "Ana", "Pepa"];</w:t>
+      </w:r>
+    </w:p>
+    <w:p>
+      <w:pPr>
+        <w:spacing w:after="0" w:before="0" w:line="240" w:lineRule="auto"/>
+        <w:ind w:left="170"/>
+        <w:shd w:val="clear" w:color="auto" w:fill="F2F2F2"/>
+      </w:pPr>
+      <w:r>
+        <w:rPr>
+          <w:sz w:val="20"/>
+        </w:rPr>
+        <w:t>nombres.slice(1, 3);                  // ["Pedro", "Miguel"]   (posición 3 no entra)</w:t>
+      </w:r>
+    </w:p>
+    <w:p>
+      <w:pPr>
+        <w:spacing w:after="0" w:before="0" w:line="240" w:lineRule="auto"/>
+        <w:ind w:left="170"/>
+        <w:shd w:val="clear" w:color="auto" w:fill="F2F2F2"/>
+      </w:pPr>
+      <w:r>
+        <w:rPr>
+          <w:sz w:val="20"/>
+        </w:rPr>
+        <w:t xml:space="preserve"> </w:t>
+      </w:r>
+    </w:p>
+    <w:p>
+      <w:pPr>
+        <w:spacing w:after="0" w:before="0" w:line="240" w:lineRule="auto"/>
+        <w:ind w:left="170"/>
+        <w:shd w:val="clear" w:color="auto" w:fill="F2F2F2"/>
+      </w:pPr>
+      <w:r>
+        <w:rPr>
+          <w:sz w:val="20"/>
+        </w:rPr>
+        <w:t>let colores = ["blanco", "negro", "azul", "lila"];</w:t>
+      </w:r>
+    </w:p>
+    <w:p>
+      <w:pPr>
+        <w:spacing w:after="0" w:before="0" w:line="240" w:lineRule="auto"/>
+        <w:ind w:left="170"/>
+        <w:shd w:val="clear" w:color="auto" w:fill="F2F2F2"/>
+      </w:pPr>
+      <w:r>
+        <w:rPr>
+          <w:sz w:val="20"/>
+        </w:rPr>
+        <w:t>colores.splice(2, 0, "verde");        // inserta "verde" en la posición 2 sin borrar nada</w:t>
+      </w:r>
+    </w:p>
+    <w:p>
+      <w:pPr>
+        <w:spacing w:after="0" w:before="0" w:line="240" w:lineRule="auto"/>
+        <w:ind w:left="170"/>
+        <w:shd w:val="clear" w:color="auto" w:fill="F2F2F2"/>
+      </w:pPr>
+      <w:r>
+        <w:rPr>
+          <w:sz w:val="20"/>
+        </w:rPr>
+        <w:t>colores.splice(3, 1);                 // borra 1 elemento desde la posición 3 (el azul)</w:t>
+      </w:r>
+    </w:p>
+    <w:p>
+      <w:pPr>
+        <w:spacing w:after="0" w:before="0" w:line="240" w:lineRule="auto"/>
+        <w:ind w:left="170"/>
+        <w:shd w:val="clear" w:color="auto" w:fill="F2F2F2"/>
+      </w:pPr>
+      <w:r>
+        <w:rPr>
+          <w:sz w:val="20"/>
+        </w:rPr>
+        <w:t xml:space="preserve"> </w:t>
+      </w:r>
+    </w:p>
+    <w:p>
+      <w:pPr>
+        <w:spacing w:after="0" w:before="0" w:line="240" w:lineRule="auto"/>
+        <w:ind w:left="170"/>
+        <w:shd w:val="clear" w:color="auto" w:fill="F2F2F2"/>
+      </w:pPr>
+      <w:r>
+        <w:rPr>
+          <w:sz w:val="20"/>
+        </w:rPr>
+        <w:t>[10, 9, 1].sort();                    // [1, 10, 9]  ¡ordena como texto!</w:t>
+      </w:r>
+    </w:p>
+    <w:p>
+      <w:pPr>
+        <w:spacing w:after="0" w:before="0" w:line="240" w:lineRule="auto"/>
+        <w:ind w:left="170"/>
+        <w:shd w:val="clear" w:color="auto" w:fill="F2F2F2"/>
+      </w:pPr>
+      <w:r>
+        <w:rPr>
+          <w:sz w:val="20"/>
+        </w:rPr>
+        <w:t>[10, 9, 1].sort((a, b) =&gt; a - b);     // [1, 9, 10]  numérico</w:t>
+      </w:r>
+    </w:p>
+    <w:p>
+      <w:pPr>
+        <w:spacing w:after="0" w:before="0" w:line="240" w:lineRule="auto"/>
+        <w:ind w:left="170"/>
+        <w:shd w:val="clear" w:color="auto" w:fill="F2F2F2"/>
+      </w:pPr>
+      <w:r>
+        <w:rPr>
+          <w:sz w:val="20"/>
+        </w:rPr>
+        <w:t>"hello".split("").reverse().join(""); // "olleh"     (invertir una palabra)</w:t>
+      </w:r>
+    </w:p>
+    <w:p/>
+    <w:p>
+      <w:pPr>
+        <w:jc w:val="center"/>
+        <w:rPr>
+          <w:b/>
+          <w:bCs/>
+          <w:sz w:val="28"/>
+          <w:szCs w:val="28"/>
+        </w:rPr>
+      </w:pPr>
+      <w:r>
+        <w:rPr>
+          <w:b/>
+          <w:bCs/>
+          <w:sz w:val="28"/>
+          <w:szCs w:val="28"/>
+        </w:rPr>
+        <w:t xml:space="preserve">Plantillas típicas</w:t>
+      </w:r>
+    </w:p>
+    <w:p>
+      <w:pPr>
+        <w:spacing w:after="0" w:before="0" w:line="240" w:lineRule="auto"/>
+        <w:ind w:left="170"/>
+        <w:shd w:val="clear" w:color="auto" w:fill="F2F2F2"/>
+      </w:pPr>
+      <w:r>
+        <w:rPr>
+          <w:sz w:val="20"/>
+        </w:rPr>
+        <w:t>const numeros = [2, 3, 4, 5, 0];</w:t>
+      </w:r>
+    </w:p>
+    <w:p>
+      <w:pPr>
+        <w:spacing w:after="0" w:before="0" w:line="240" w:lineRule="auto"/>
+        <w:ind w:left="170"/>
+        <w:shd w:val="clear" w:color="auto" w:fill="F2F2F2"/>
+      </w:pPr>
+      <w:r>
+        <w:rPr>
+          <w:sz w:val="20"/>
+        </w:rPr>
+        <w:t>let suma = 0;</w:t>
+      </w:r>
+    </w:p>
+    <w:p>
+      <w:pPr>
+        <w:spacing w:after="0" w:before="0" w:line="240" w:lineRule="auto"/>
+        <w:ind w:left="170"/>
+        <w:shd w:val="clear" w:color="auto" w:fill="F2F2F2"/>
+      </w:pPr>
+      <w:r>
+        <w:rPr>
+          <w:sz w:val="20"/>
+        </w:rPr>
+        <w:t>numeros.forEach(n =&gt; suma += n);                  // suma</w:t>
+      </w:r>
+    </w:p>
+    <w:p>
+      <w:pPr>
+        <w:spacing w:after="0" w:before="0" w:line="240" w:lineRule="auto"/>
+        <w:ind w:left="170"/>
+        <w:shd w:val="clear" w:color="auto" w:fill="F2F2F2"/>
+      </w:pPr>
+      <w:r>
+        <w:rPr>
+          <w:sz w:val="20"/>
+        </w:rPr>
+        <w:t>let media = suma / numeros.length;                // media</w:t>
+      </w:r>
+    </w:p>
+    <w:p>
+      <w:pPr>
+        <w:spacing w:after="0" w:before="0" w:line="240" w:lineRule="auto"/>
+        <w:ind w:left="170"/>
+        <w:shd w:val="clear" w:color="auto" w:fill="F2F2F2"/>
+      </w:pPr>
+      <w:r>
+        <w:rPr>
+          <w:sz w:val="20"/>
+        </w:rPr>
+        <w:t>const pares = numeros.filter(n =&gt; n % 2 === 0);   // [2, 4, 0]</w:t>
+      </w:r>
+    </w:p>
+    <w:p>
+      <w:pPr>
+        <w:spacing w:after="0" w:before="0" w:line="240" w:lineRule="auto"/>
+        <w:ind w:left="170"/>
+        <w:shd w:val="clear" w:color="auto" w:fill="F2F2F2"/>
+      </w:pPr>
+      <w:r>
+        <w:rPr>
+          <w:sz w:val="20"/>
+        </w:rPr>
+        <w:t>const triples = numeros.map(n =&gt; n * 3);          // [6, 9, 12, 15, 0]</w:t>
+      </w:r>
+    </w:p>
+    <w:p>
+      <w:pPr>
+        <w:spacing w:after="0" w:before="0" w:line="240" w:lineRule="auto"/>
+        <w:ind w:left="170"/>
+        <w:shd w:val="clear" w:color="auto" w:fill="F2F2F2"/>
+      </w:pPr>
+      <w:r>
+        <w:rPr>
+          <w:sz w:val="20"/>
+        </w:rPr>
+        <w:t xml:space="preserve"> </w:t>
+      </w:r>
+    </w:p>
+    <w:p>
+      <w:pPr>
+        <w:spacing w:after="0" w:before="0" w:line="240" w:lineRule="auto"/>
+        <w:ind w:left="170"/>
+        <w:shd w:val="clear" w:color="auto" w:fill="F2F2F2"/>
+      </w:pPr>
+      <w:r>
+        <w:rPr>
+          <w:sz w:val="20"/>
+        </w:rPr>
+        <w:t>// filtrar y transformar encadenando</w:t>
+      </w:r>
+    </w:p>
+    <w:p>
+      <w:pPr>
+        <w:spacing w:after="0" w:before="0" w:line="240" w:lineRule="auto"/>
+        <w:ind w:left="170"/>
+        <w:shd w:val="clear" w:color="auto" w:fill="F2F2F2"/>
+      </w:pPr>
+      <w:r>
+        <w:rPr>
+          <w:sz w:val="20"/>
+        </w:rPr>
+        <w:t>usuarios.filter(u =&gt; u.edad &gt;= 18).map(u =&gt; `${u.nombre} (${u.edad} años)`);</w:t>
+      </w:r>
+    </w:p>
+    <w:p>
+      <w:pPr>
+        <w:spacing w:after="0" w:before="0" w:line="240" w:lineRule="auto"/>
+        <w:ind w:left="170"/>
+        <w:shd w:val="clear" w:color="auto" w:fill="F2F2F2"/>
+      </w:pPr>
+      <w:r>
+        <w:rPr>
+          <w:sz w:val="20"/>
+        </w:rPr>
+        <w:t xml:space="preserve"> </w:t>
+      </w:r>
+    </w:p>
+    <w:p>
+      <w:pPr>
+        <w:spacing w:after="0" w:before="0" w:line="240" w:lineRule="auto"/>
+        <w:ind w:left="170"/>
+        <w:shd w:val="clear" w:color="auto" w:fill="F2F2F2"/>
+      </w:pPr>
+      <w:r>
+        <w:rPr>
+          <w:sz w:val="20"/>
+        </w:rPr>
+        <w:t>// contar vocales</w:t>
+      </w:r>
+    </w:p>
+    <w:p>
+      <w:pPr>
+        <w:spacing w:after="0" w:before="0" w:line="240" w:lineRule="auto"/>
+        <w:ind w:left="170"/>
+        <w:shd w:val="clear" w:color="auto" w:fill="F2F2F2"/>
+      </w:pPr>
+      <w:r>
+        <w:rPr>
+          <w:sz w:val="20"/>
+        </w:rPr>
+        <w:t>let cont = 0;</w:t>
+      </w:r>
+    </w:p>
+    <w:p>
+      <w:pPr>
+        <w:spacing w:after="0" w:before="0" w:line="240" w:lineRule="auto"/>
+        <w:ind w:left="170"/>
+        <w:shd w:val="clear" w:color="auto" w:fill="F2F2F2"/>
+      </w:pPr>
+      <w:r>
+        <w:rPr>
+          <w:sz w:val="20"/>
+        </w:rPr>
+        <w:t>palabra.toLowerCase().split("").forEach(l =&gt; { if ("aeiou".includes(l)) cont++; });</w:t>
+      </w:r>
+    </w:p>
+    <w:p/>
+    <w:p/>
+    <w:p>
+      <w:pPr>
+        <w:pStyle w:val="Prrafodelista"/>
+        <w:numPr>
+          <w:ilvl w:val="0"/>
+          <w:numId w:val="1"/>
+        </w:numPr>
+        <w:jc w:val="center"/>
+        <w:rPr>
+          <w:b/>
+          <w:color w:val="0F9ED5" w:themeColor="accent4"/>
+          <w:sz w:val="32"/>
+          <w:szCs w:val="32"/>
+          <w14:textOutline w14:w="0" w14:cap="flat" w14:cmpd="sng" w14:algn="ctr">
+            <w14:noFill/>
+            <w14:prstDash w14:val="solid"/>
+            <w14:round/>
+          </w14:textOutline>
+          <w14:props3d w14:extrusionH="57150" w14:contourW="0" w14:prstMaterial="softEdge">
+            <w14:bevelT w14:w="25400" w14:h="38100" w14:prst="circle"/>
+          </w14:props3d>
+        </w:rPr>
+      </w:pPr>
+      <w:r>
+        <w:rPr>
+          <w:b/>
+          <w:color w:val="0F9ED5" w:themeColor="accent4"/>
+          <w:sz w:val="32"/>
+          <w:szCs w:val="32"/>
+          <w14:textOutline w14:w="0" w14:cap="flat" w14:cmpd="sng" w14:algn="ctr">
+            <w14:noFill/>
+            <w14:prstDash w14:val="solid"/>
+            <w14:round/>
+          </w14:textOutline>
+          <w14:props3d w14:extrusionH="57150" w14:contourW="0" w14:prstMaterial="softEdge">
+            <w14:bevelT w14:w="25400" w14:h="38100" w14:prst="circle"/>
+          </w14:props3d>
+        </w:rPr>
+        <w:lastRenderedPageBreak/>
+        <w:t xml:space="preserve">OBJETOS LITERALES: ACCEDER, AÑADIR, BORRAR Y RECORRER</w:t>
+      </w:r>
+    </w:p>
+    <w:p>
+      <w:pPr>
+        <w:spacing w:after="0" w:before="0" w:line="240" w:lineRule="auto"/>
+        <w:ind w:left="170"/>
+        <w:shd w:val="clear" w:color="auto" w:fill="F2F2F2"/>
+      </w:pPr>
+      <w:r>
+        <w:rPr>
+          <w:sz w:val="20"/>
+        </w:rPr>
+        <w:t>let perro = { nombre: "Scott", color: "Cafe", edad: 5, macho: true };</w:t>
+      </w:r>
+    </w:p>
+    <w:p>
+      <w:pPr>
+        <w:spacing w:after="0" w:before="0" w:line="240" w:lineRule="auto"/>
+        <w:ind w:left="170"/>
+        <w:shd w:val="clear" w:color="auto" w:fill="F2F2F2"/>
+      </w:pPr>
+      <w:r>
+        <w:rPr>
+          <w:sz w:val="20"/>
+        </w:rPr>
+        <w:t xml:space="preserve"> </w:t>
+      </w:r>
+    </w:p>
+    <w:p>
+      <w:pPr>
+        <w:spacing w:after="0" w:before="0" w:line="240" w:lineRule="auto"/>
+        <w:ind w:left="170"/>
+        <w:shd w:val="clear" w:color="auto" w:fill="F2F2F2"/>
+      </w:pPr>
+      <w:r>
+        <w:rPr>
+          <w:sz w:val="20"/>
+        </w:rPr>
+        <w:t>perro.nombre;                 // "Scott"</w:t>
+      </w:r>
+    </w:p>
+    <w:p>
+      <w:pPr>
+        <w:spacing w:after="0" w:before="0" w:line="240" w:lineRule="auto"/>
+        <w:ind w:left="170"/>
+        <w:shd w:val="clear" w:color="auto" w:fill="F2F2F2"/>
+      </w:pPr>
+      <w:r>
+        <w:rPr>
+          <w:sz w:val="20"/>
+        </w:rPr>
+        <w:t>perro["nombre"];              // "Scott"   (también con corchetes)</w:t>
+      </w:r>
+    </w:p>
+    <w:p>
+      <w:pPr>
+        <w:spacing w:after="0" w:before="0" w:line="240" w:lineRule="auto"/>
+        <w:ind w:left="170"/>
+        <w:shd w:val="clear" w:color="auto" w:fill="F2F2F2"/>
+      </w:pPr>
+      <w:r>
+        <w:rPr>
+          <w:sz w:val="20"/>
+        </w:rPr>
+        <w:t>perro.tamaño = "Grande";      // añadir propiedad nueva</w:t>
+      </w:r>
+    </w:p>
+    <w:p>
+      <w:pPr>
+        <w:spacing w:after="0" w:before="0" w:line="240" w:lineRule="auto"/>
+        <w:ind w:left="170"/>
+        <w:shd w:val="clear" w:color="auto" w:fill="F2F2F2"/>
+      </w:pPr>
+      <w:r>
+        <w:rPr>
+          <w:sz w:val="20"/>
+        </w:rPr>
+        <w:t>perro.edad = 8;               // modificar</w:t>
+      </w:r>
+    </w:p>
+    <w:p>
+      <w:pPr>
+        <w:spacing w:after="0" w:before="0" w:line="240" w:lineRule="auto"/>
+        <w:ind w:left="170"/>
+        <w:shd w:val="clear" w:color="auto" w:fill="F2F2F2"/>
+      </w:pPr>
+      <w:r>
+        <w:rPr>
+          <w:sz w:val="20"/>
+        </w:rPr>
+        <w:t>delete perro.color;           // eliminar</w:t>
+      </w:r>
+    </w:p>
+    <w:p>
+      <w:pPr>
+        <w:spacing w:after="0" w:before="0" w:line="240" w:lineRule="auto"/>
+        <w:ind w:left="170"/>
+        <w:shd w:val="clear" w:color="auto" w:fill="F2F2F2"/>
+      </w:pPr>
+      <w:r>
+        <w:rPr>
+          <w:sz w:val="20"/>
+        </w:rPr>
+        <w:t xml:space="preserve"> </w:t>
+      </w:r>
+    </w:p>
+    <w:p>
+      <w:pPr>
+        <w:spacing w:after="0" w:before="0" w:line="240" w:lineRule="auto"/>
+        <w:ind w:left="170"/>
+        <w:shd w:val="clear" w:color="auto" w:fill="F2F2F2"/>
+      </w:pPr>
+      <w:r>
+        <w:rPr>
+          <w:sz w:val="20"/>
+        </w:rPr>
+        <w:t>for (let prop in perro) {                                  // recorrer propiedades</w:t>
+      </w:r>
+    </w:p>
+    <w:p>
+      <w:pPr>
+        <w:spacing w:after="0" w:before="0" w:line="240" w:lineRule="auto"/>
+        <w:ind w:left="170"/>
+        <w:shd w:val="clear" w:color="auto" w:fill="F2F2F2"/>
+      </w:pPr>
+      <w:r>
+        <w:rPr>
+          <w:sz w:val="20"/>
+        </w:rPr>
+        <w:t xml:space="preserve">  if (typeof perro[prop] != "function")                    // (para no mostrar los métodos)</w:t>
+      </w:r>
+    </w:p>
+    <w:p>
+      <w:pPr>
+        <w:spacing w:after="0" w:before="0" w:line="240" w:lineRule="auto"/>
+        <w:ind w:left="170"/>
+        <w:shd w:val="clear" w:color="auto" w:fill="F2F2F2"/>
+      </w:pPr>
+      <w:r>
+        <w:rPr>
+          <w:sz w:val="20"/>
+        </w:rPr>
+        <w:t xml:space="preserve">    console.log(`${prop} tiene el valor ${perro[prop]}`);</w:t>
+      </w:r>
+    </w:p>
+    <w:p>
+      <w:pPr>
+        <w:spacing w:after="0" w:before="0" w:line="240" w:lineRule="auto"/>
+        <w:ind w:left="170"/>
+        <w:shd w:val="clear" w:color="auto" w:fill="F2F2F2"/>
+      </w:pPr>
+      <w:r>
+        <w:rPr>
+          <w:sz w:val="20"/>
+        </w:rPr>
+        <w:t>}</w:t>
+      </w:r>
+    </w:p>
+    <w:p/>
+    <w:p>
+      <w:r>
+        <w:rPr>
+          <w:b/>
+        </w:rPr>
+        <w:t>this</w:t>
+      </w:r>
+      <w:r>
+        <w:rPr>
+          <w:b w:val="0"/>
+        </w:rPr>
+        <w:t xml:space="preserve"> es el objeto dueño del método. En los métodos de un objeto usa function() { }, no flecha: con flecha, this no apunta al objeto.</w:t>
+      </w:r>
+    </w:p>
+    <w:p>
+      <w:pPr>
+        <w:spacing w:after="0" w:before="0" w:line="240" w:lineRule="auto"/>
+        <w:ind w:left="170"/>
+        <w:shd w:val="clear" w:color="auto" w:fill="F2F2F2"/>
+      </w:pPr>
+      <w:r>
+        <w:rPr>
+          <w:sz w:val="20"/>
+        </w:rPr>
+        <w:t>let factura = {</w:t>
+      </w:r>
+    </w:p>
+    <w:p>
+      <w:pPr>
+        <w:spacing w:after="0" w:before="0" w:line="240" w:lineRule="auto"/>
+        <w:ind w:left="170"/>
+        <w:shd w:val="clear" w:color="auto" w:fill="F2F2F2"/>
+      </w:pPr>
+      <w:r>
+        <w:rPr>
+          <w:sz w:val="20"/>
+        </w:rPr>
+        <w:t xml:space="preserve">  numero: 1, cliente: "Ana", divisa: "€", subtotal: 100, iva: 21,</w:t>
+      </w:r>
+    </w:p>
+    <w:p>
+      <w:pPr>
+        <w:spacing w:after="0" w:before="0" w:line="240" w:lineRule="auto"/>
+        <w:ind w:left="170"/>
+        <w:shd w:val="clear" w:color="auto" w:fill="F2F2F2"/>
+      </w:pPr>
+      <w:r>
+        <w:rPr>
+          <w:sz w:val="20"/>
+        </w:rPr>
+        <w:t xml:space="preserve">  total: function () { return this.subtotal + this.iva; }</w:t>
+      </w:r>
+    </w:p>
+    <w:p>
+      <w:pPr>
+        <w:spacing w:after="0" w:before="0" w:line="240" w:lineRule="auto"/>
+        <w:ind w:left="170"/>
+        <w:shd w:val="clear" w:color="auto" w:fill="F2F2F2"/>
+      </w:pPr>
+      <w:r>
+        <w:rPr>
+          <w:sz w:val="20"/>
+        </w:rPr>
+        <w:t>};</w:t>
+      </w:r>
+    </w:p>
+    <w:p>
+      <w:pPr>
+        <w:spacing w:after="0" w:before="0" w:line="240" w:lineRule="auto"/>
+        <w:ind w:left="170"/>
+        <w:shd w:val="clear" w:color="auto" w:fill="F2F2F2"/>
+      </w:pPr>
+      <w:r>
+        <w:rPr>
+          <w:sz w:val="20"/>
+        </w:rPr>
+        <w:t>console.log(`La factura ${factura.numero} tiene un importe de ${factura.total()} ${factura.divisa}`);</w:t>
+      </w:r>
+    </w:p>
+    <w:p/>
+    <w:p>
+      <w:pPr>
+        <w:jc w:val="center"/>
+        <w:rPr>
+          <w:b/>
+          <w:bCs/>
+          <w:sz w:val="28"/>
+          <w:szCs w:val="28"/>
+        </w:rPr>
+      </w:pPr>
+      <w:r>
+        <w:rPr>
+          <w:b/>
+          <w:bCs/>
+          <w:sz w:val="28"/>
+          <w:szCs w:val="28"/>
+        </w:rPr>
+        <w:t xml:space="preserve">Plantillas típicas</w:t>
+      </w:r>
+    </w:p>
+    <w:p>
+      <w:pPr>
+        <w:spacing w:after="0" w:before="0" w:line="240" w:lineRule="auto"/>
+        <w:ind w:left="170"/>
+        <w:shd w:val="clear" w:color="auto" w:fill="F2F2F2"/>
+      </w:pPr>
+      <w:r>
+        <w:rPr>
+          <w:sz w:val="20"/>
+        </w:rPr>
+        <w:t>// sumar los valores de un objeto (si está vacío da 0)</w:t>
+      </w:r>
+    </w:p>
+    <w:p>
+      <w:pPr>
+        <w:spacing w:after="0" w:before="0" w:line="240" w:lineRule="auto"/>
+        <w:ind w:left="170"/>
+        <w:shd w:val="clear" w:color="auto" w:fill="F2F2F2"/>
+      </w:pPr>
+      <w:r>
+        <w:rPr>
+          <w:sz w:val="20"/>
+        </w:rPr>
+        <w:t>let salarios = { John: 100, Ann: 160, Peter: 130 };</w:t>
+      </w:r>
+    </w:p>
+    <w:p>
+      <w:pPr>
+        <w:spacing w:after="0" w:before="0" w:line="240" w:lineRule="auto"/>
+        <w:ind w:left="170"/>
+        <w:shd w:val="clear" w:color="auto" w:fill="F2F2F2"/>
+      </w:pPr>
+      <w:r>
+        <w:rPr>
+          <w:sz w:val="20"/>
+        </w:rPr>
+        <w:t>let total = 0;</w:t>
+      </w:r>
+    </w:p>
+    <w:p>
+      <w:pPr>
+        <w:spacing w:after="0" w:before="0" w:line="240" w:lineRule="auto"/>
+        <w:ind w:left="170"/>
+        <w:shd w:val="clear" w:color="auto" w:fill="F2F2F2"/>
+      </w:pPr>
+      <w:r>
+        <w:rPr>
+          <w:sz w:val="20"/>
+        </w:rPr>
+        <w:t>for (let p in salarios) total += salarios[p];          // 390</w:t>
+      </w:r>
+    </w:p>
+    <w:p>
+      <w:pPr>
+        <w:spacing w:after="0" w:before="0" w:line="240" w:lineRule="auto"/>
+        <w:ind w:left="170"/>
+        <w:shd w:val="clear" w:color="auto" w:fill="F2F2F2"/>
+      </w:pPr>
+      <w:r>
+        <w:rPr>
+          <w:sz w:val="20"/>
+        </w:rPr>
+        <w:t xml:space="preserve"> </w:t>
+      </w:r>
+    </w:p>
+    <w:p>
+      <w:pPr>
+        <w:spacing w:after="0" w:before="0" w:line="240" w:lineRule="auto"/>
+        <w:ind w:left="170"/>
+        <w:shd w:val="clear" w:color="auto" w:fill="F2F2F2"/>
+      </w:pPr>
+      <w:r>
+        <w:rPr>
+          <w:sz w:val="20"/>
+        </w:rPr>
+        <w:t>// objeto dentro de objeto</w:t>
+      </w:r>
+    </w:p>
+    <w:p>
+      <w:pPr>
+        <w:spacing w:after="0" w:before="0" w:line="240" w:lineRule="auto"/>
+        <w:ind w:left="170"/>
+        <w:shd w:val="clear" w:color="auto" w:fill="F2F2F2"/>
+      </w:pPr>
+      <w:r>
+        <w:rPr>
+          <w:sz w:val="20"/>
+        </w:rPr>
+        <w:t>producto.categoria.nombre;</w:t>
+      </w:r>
+    </w:p>
+    <w:p>
+      <w:pPr>
+        <w:spacing w:after="0" w:before="0" w:line="240" w:lineRule="auto"/>
+        <w:ind w:left="170"/>
+        <w:shd w:val="clear" w:color="auto" w:fill="F2F2F2"/>
+      </w:pPr>
+      <w:r>
+        <w:rPr>
+          <w:sz w:val="20"/>
+        </w:rPr>
+        <w:t xml:space="preserve"> </w:t>
+      </w:r>
+    </w:p>
+    <w:p>
+      <w:pPr>
+        <w:spacing w:after="0" w:before="0" w:line="240" w:lineRule="auto"/>
+        <w:ind w:left="170"/>
+        <w:shd w:val="clear" w:color="auto" w:fill="F2F2F2"/>
+      </w:pPr>
+      <w:r>
+        <w:rPr>
+          <w:sz w:val="20"/>
+        </w:rPr>
+        <w:t>// array de objetos → nuevo array de objetos (OJO: el objeto va entre paréntesis en la flecha)</w:t>
+      </w:r>
+    </w:p>
+    <w:p>
+      <w:pPr>
+        <w:spacing w:after="0" w:before="0" w:line="240" w:lineRule="auto"/>
+        <w:ind w:left="170"/>
+        <w:shd w:val="clear" w:color="auto" w:fill="F2F2F2"/>
+      </w:pPr>
+      <w:r>
+        <w:rPr>
+          <w:sz w:val="20"/>
+        </w:rPr>
+        <w:t>productos.map(p =&gt; ({ nombre: p.nombre, total: (p.cantidad * p.precio).toFixed(2) }));</w:t>
+      </w:r>
+    </w:p>
+    <w:p>
+      <w:pPr>
+        <w:spacing w:after="0" w:before="0" w:line="240" w:lineRule="auto"/>
+        <w:ind w:left="170"/>
+        <w:shd w:val="clear" w:color="auto" w:fill="F2F2F2"/>
+      </w:pPr>
+      <w:r>
+        <w:rPr>
+          <w:sz w:val="20"/>
+        </w:rPr>
+        <w:t xml:space="preserve"> </w:t>
+      </w:r>
+    </w:p>
+    <w:p>
+      <w:pPr>
+        <w:spacing w:after="0" w:before="0" w:line="240" w:lineRule="auto"/>
+        <w:ind w:left="170"/>
+        <w:shd w:val="clear" w:color="auto" w:fill="F2F2F2"/>
+      </w:pPr>
+      <w:r>
+        <w:rPr>
+          <w:sz w:val="20"/>
+        </w:rPr>
+        <w:t>// filtrar por una propiedad</w:t>
+      </w:r>
+    </w:p>
+    <w:p>
+      <w:pPr>
+        <w:spacing w:after="0" w:before="0" w:line="240" w:lineRule="auto"/>
+        <w:ind w:left="170"/>
+        <w:shd w:val="clear" w:color="auto" w:fill="F2F2F2"/>
+      </w:pPr>
+      <w:r>
+        <w:rPr>
+          <w:sz w:val="20"/>
+        </w:rPr>
+        <w:t>personas.filter(p =&gt; p.ciudad == "Sevilla");</w:t>
+      </w:r>
+    </w:p>
+    <w:p/>
+    <w:p/>
+    <w:p>
+      <w:pPr>
+        <w:pStyle w:val="Prrafodelista"/>
+        <w:numPr>
+          <w:ilvl w:val="0"/>
+          <w:numId w:val="1"/>
+        </w:numPr>
+        <w:jc w:val="center"/>
+        <w:rPr>
+          <w:b/>
+          <w:color w:val="0F9ED5" w:themeColor="accent4"/>
+          <w:sz w:val="32"/>
+          <w:szCs w:val="32"/>
+          <w14:textOutline w14:w="0" w14:cap="flat" w14:cmpd="sng" w14:algn="ctr">
+            <w14:noFill/>
+            <w14:prstDash w14:val="solid"/>
+            <w14:round/>
+          </w14:textOutline>
+          <w14:props3d w14:extrusionH="57150" w14:contourW="0" w14:prstMaterial="softEdge">
+            <w14:bevelT w14:w="25400" w14:h="38100" w14:prst="circle"/>
+          </w14:props3d>
+        </w:rPr>
+      </w:pPr>
+      <w:r>
+        <w:rPr>
+          <w:b/>
+          <w:color w:val="0F9ED5" w:themeColor="accent4"/>
+          <w:sz w:val="32"/>
+          <w:szCs w:val="32"/>
+          <w14:textOutline w14:w="0" w14:cap="flat" w14:cmpd="sng" w14:algn="ctr">
+            <w14:noFill/>
+            <w14:prstDash w14:val="solid"/>
+            <w14:round/>
+          </w14:textOutline>
+          <w14:props3d w14:extrusionH="57150" w14:contourW="0" w14:prstMaterial="softEdge">
+            <w14:bevelT w14:w="25400" w14:h="38100" w14:prst="circle"/>
+          </w14:props3d>
+        </w:rPr>
+        <w:lastRenderedPageBreak/>
+        <w:t xml:space="preserve">OBJETOS DEL NAVEGADOR: LOCATION, HISTORY, NAVIGATOR, SCREEN</w:t>
+      </w:r>
+    </w:p>
+    <w:p>
+      <w:pPr>
+        <w:jc w:val="center"/>
+        <w:rPr>
+          <w:b/>
+          <w:bCs/>
+          <w:sz w:val="28"/>
+          <w:szCs w:val="28"/>
+        </w:rPr>
+      </w:pPr>
+      <w:r>
+        <w:rPr>
+          <w:b/>
+          <w:bCs/>
+          <w:sz w:val="28"/>
+          <w:szCs w:val="28"/>
+        </w:rPr>
+        <w:t xml:space="preserve">location (la URL de la página)</w:t>
+      </w:r>
+    </w:p>
+    <w:p>
+      <w:r>
+        <w:rPr>
+          <w:b w:val="0"/>
+        </w:rPr>
+        <w:t>Para https://www.digitallearning.es:80/formacion.html?topic=cursos</w:t>
+      </w:r>
+    </w:p>
+    <w:tbl>
+      <w:tblPr>
+        <w:tblW w:type="auto" w:w="0"/>
+        <w:jc w:val="center"/>
+        <w:tblLook w:firstColumn="1" w:firstRow="1" w:lastColumn="0" w:lastRow="0" w:noHBand="0" w:noVBand="1" w:val="04A0"/>
+        <w:tblBorders>
+          <w:top w:val="single" w:sz="4" w:space="0" w:color="7F7F7F"/>
+          <w:left w:val="single" w:sz="4" w:space="0" w:color="7F7F7F"/>
+          <w:bottom w:val="single" w:sz="4" w:space="0" w:color="7F7F7F"/>
+          <w:right w:val="single" w:sz="4" w:space="0" w:color="7F7F7F"/>
+          <w:insideH w:val="single" w:sz="4" w:space="0" w:color="7F7F7F"/>
+          <w:insideV w:val="single" w:sz="4" w:space="0" w:color="7F7F7F"/>
+        </w:tblBorders>
+      </w:tblPr>
+      <w:tblGrid>
+        <w:gridCol w:w="4252"/>
+        <w:gridCol w:w="4252"/>
+      </w:tblGrid>
+      <w:tr>
+        <w:tc>
+          <w:tcPr>
+            <w:tcW w:type="dxa" w:w="3118"/>
+            <w:shd w:val="clear" w:color="auto" w:fill="CFEAF7"/>
+          </w:tcPr>
+          <w:p>
+            <w:pPr>
+              <w:spacing w:after="40" w:before="40"/>
+            </w:pPr>
+            <w:r/>
+            <w:r>
+              <w:rPr>
+                <w:b/>
+                <w:sz w:val="20"/>
+              </w:rPr>
+              <w:t>Propiedad / método</w:t>
+            </w:r>
+          </w:p>
+        </w:tc>
+        <w:tc>
+          <w:tcPr>
+            <w:tcW w:type="dxa" w:w="5386"/>
+            <w:shd w:val="clear" w:color="auto" w:fill="CFEAF7"/>
+          </w:tcPr>
+          <w:p>
+            <w:pPr>
+              <w:spacing w:after="40" w:before="40"/>
+            </w:pPr>
+            <w:r/>
+            <w:r>
+              <w:rPr>
+                <w:b/>
+                <w:sz w:val="20"/>
+              </w:rPr>
+              <w:t>Valor</w:t>
+            </w:r>
+          </w:p>
+        </w:tc>
+      </w:tr>
+      <w:tr>
+        <w:tc>
+          <w:tcPr>
+            <w:tcW w:type="dxa" w:w="3118"/>
+          </w:tcPr>
+          <w:p>
+            <w:pPr>
+              <w:spacing w:after="40" w:before="40"/>
+            </w:pPr>
+            <w:r/>
+            <w:r>
+              <w:rPr>
+                <w:sz w:val="20"/>
+              </w:rPr>
+              <w:t>href</w:t>
+            </w:r>
+          </w:p>
+        </w:tc>
+        <w:tc>
+          <w:tcPr>
+            <w:tcW w:type="dxa" w:w="5386"/>
+          </w:tcPr>
+          <w:p>
+            <w:pPr>
+              <w:spacing w:after="40" w:before="40"/>
+            </w:pPr>
+            <w:r/>
+            <w:r>
+              <w:rPr>
+                <w:sz w:val="20"/>
+              </w:rPr>
+              <w:t>la URL completa (la más importante)</w:t>
+            </w:r>
+          </w:p>
+        </w:tc>
+      </w:tr>
+      <w:tr>
+        <w:tc>
+          <w:tcPr>
+            <w:tcW w:type="dxa" w:w="3118"/>
+          </w:tcPr>
+          <w:p>
+            <w:pPr>
+              <w:spacing w:after="40" w:before="40"/>
+            </w:pPr>
+            <w:r/>
+            <w:r>
+              <w:rPr>
+                <w:sz w:val="20"/>
+              </w:rPr>
+              <w:t>protocol</w:t>
+            </w:r>
+          </w:p>
+        </w:tc>
+        <w:tc>
+          <w:tcPr>
+            <w:tcW w:type="dxa" w:w="5386"/>
+          </w:tcPr>
+          <w:p>
+            <w:pPr>
+              <w:spacing w:after="40" w:before="40"/>
+            </w:pPr>
+            <w:r/>
+            <w:r>
+              <w:rPr>
+                <w:sz w:val="20"/>
+              </w:rPr>
+              <w:t>https:</w:t>
+            </w:r>
+          </w:p>
+        </w:tc>
+      </w:tr>
+      <w:tr>
+        <w:tc>
+          <w:tcPr>
+            <w:tcW w:type="dxa" w:w="3118"/>
+          </w:tcPr>
+          <w:p>
+            <w:pPr>
+              <w:spacing w:after="40" w:before="40"/>
+            </w:pPr>
+            <w:r/>
+            <w:r>
+              <w:rPr>
+                <w:sz w:val="20"/>
+              </w:rPr>
+              <w:t>host / hostname</w:t>
+            </w:r>
+          </w:p>
+        </w:tc>
+        <w:tc>
+          <w:tcPr>
+            <w:tcW w:type="dxa" w:w="5386"/>
+          </w:tcPr>
+          <w:p>
+            <w:pPr>
+              <w:spacing w:after="40" w:before="40"/>
+            </w:pPr>
+            <w:r/>
+            <w:r>
+              <w:rPr>
+                <w:sz w:val="20"/>
+              </w:rPr>
+              <w:t>www.digitallearning.es</w:t>
+            </w:r>
+          </w:p>
+        </w:tc>
+      </w:tr>
+      <w:tr>
+        <w:tc>
+          <w:tcPr>
+            <w:tcW w:type="dxa" w:w="3118"/>
+          </w:tcPr>
+          <w:p>
+            <w:pPr>
+              <w:spacing w:after="40" w:before="40"/>
+            </w:pPr>
+            <w:r/>
+            <w:r>
+              <w:rPr>
+                <w:sz w:val="20"/>
+              </w:rPr>
+              <w:t>port</w:t>
+            </w:r>
+          </w:p>
+        </w:tc>
+        <w:tc>
+          <w:tcPr>
+            <w:tcW w:type="dxa" w:w="5386"/>
+          </w:tcPr>
+          <w:p>
+            <w:pPr>
+              <w:spacing w:after="40" w:before="40"/>
+            </w:pPr>
+            <w:r/>
+            <w:r>
+              <w:rPr>
+                <w:sz w:val="20"/>
+              </w:rPr>
+              <w:t>80</w:t>
+            </w:r>
+          </w:p>
+        </w:tc>
+      </w:tr>
+      <w:tr>
+        <w:tc>
+          <w:tcPr>
+            <w:tcW w:type="dxa" w:w="3118"/>
+          </w:tcPr>
+          <w:p>
+            <w:pPr>
+              <w:spacing w:after="40" w:before="40"/>
+            </w:pPr>
+            <w:r/>
+            <w:r>
+              <w:rPr>
+                <w:sz w:val="20"/>
+              </w:rPr>
+              <w:t>pathname</w:t>
+            </w:r>
+          </w:p>
+        </w:tc>
+        <w:tc>
+          <w:tcPr>
+            <w:tcW w:type="dxa" w:w="5386"/>
+          </w:tcPr>
+          <w:p>
+            <w:pPr>
+              <w:spacing w:after="40" w:before="40"/>
+            </w:pPr>
+            <w:r/>
+            <w:r>
+              <w:rPr>
+                <w:sz w:val="20"/>
+              </w:rPr>
+              <w:t>/formacion.html</w:t>
+            </w:r>
+          </w:p>
+        </w:tc>
+      </w:tr>
+      <w:tr>
+        <w:tc>
+          <w:tcPr>
+            <w:tcW w:type="dxa" w:w="3118"/>
+          </w:tcPr>
+          <w:p>
+            <w:pPr>
+              <w:spacing w:after="40" w:before="40"/>
+            </w:pPr>
+            <w:r/>
+            <w:r>
+              <w:rPr>
+                <w:sz w:val="20"/>
+              </w:rPr>
+              <w:t>search</w:t>
+            </w:r>
+          </w:p>
+        </w:tc>
+        <w:tc>
+          <w:tcPr>
+            <w:tcW w:type="dxa" w:w="5386"/>
+          </w:tcPr>
+          <w:p>
+            <w:pPr>
+              <w:spacing w:after="40" w:before="40"/>
+            </w:pPr>
+            <w:r/>
+            <w:r>
+              <w:rPr>
+                <w:sz w:val="20"/>
+              </w:rPr>
+              <w:t>?topic=cursos</w:t>
+            </w:r>
+          </w:p>
+        </w:tc>
+      </w:tr>
+      <w:tr>
+        <w:tc>
+          <w:tcPr>
+            <w:tcW w:type="dxa" w:w="3118"/>
+          </w:tcPr>
+          <w:p>
+            <w:pPr>
+              <w:spacing w:after="40" w:before="40"/>
+            </w:pPr>
+            <w:r/>
+            <w:r>
+              <w:rPr>
+                <w:sz w:val="20"/>
+              </w:rPr>
+              <w:t>reload() / assign(url) / replace(url)</w:t>
+            </w:r>
+          </w:p>
+        </w:tc>
+        <w:tc>
+          <w:tcPr>
+            <w:tcW w:type="dxa" w:w="5386"/>
+          </w:tcPr>
+          <w:p>
+            <w:pPr>
+              <w:spacing w:after="40" w:before="40"/>
+            </w:pPr>
+            <w:r/>
+            <w:r>
+              <w:rPr>
+                <w:sz w:val="20"/>
+              </w:rPr>
+              <w:t>recarga / carga otra página / carga otra sin guardar la actual en el historial</w:t>
+            </w:r>
+          </w:p>
+        </w:tc>
+      </w:tr>
+    </w:tbl>
+    <w:p/>
+    <w:p>
+      <w:pPr>
+        <w:jc w:val="center"/>
+        <w:rPr>
+          <w:b/>
+          <w:bCs/>
+          <w:sz w:val="28"/>
+          <w:szCs w:val="28"/>
+        </w:rPr>
+      </w:pPr>
+      <w:r>
+        <w:rPr>
+          <w:b/>
+          <w:bCs/>
+          <w:sz w:val="28"/>
+          <w:szCs w:val="28"/>
+        </w:rPr>
+        <w:t xml:space="preserve">history, navigator y screen</w:t>
+      </w:r>
+    </w:p>
+    <w:tbl>
+      <w:tblPr>
+        <w:tblW w:type="auto" w:w="0"/>
+        <w:jc w:val="center"/>
+        <w:tblLook w:firstColumn="1" w:firstRow="1" w:lastColumn="0" w:lastRow="0" w:noHBand="0" w:noVBand="1" w:val="04A0"/>
+        <w:tblBorders>
+          <w:top w:val="single" w:sz="4" w:space="0" w:color="7F7F7F"/>
+          <w:left w:val="single" w:sz="4" w:space="0" w:color="7F7F7F"/>
+          <w:bottom w:val="single" w:sz="4" w:space="0" w:color="7F7F7F"/>
+          <w:right w:val="single" w:sz="4" w:space="0" w:color="7F7F7F"/>
+          <w:insideH w:val="single" w:sz="4" w:space="0" w:color="7F7F7F"/>
+          <w:insideV w:val="single" w:sz="4" w:space="0" w:color="7F7F7F"/>
+        </w:tblBorders>
+      </w:tblPr>
+      <w:tblGrid>
+        <w:gridCol w:w="4252"/>
+        <w:gridCol w:w="4252"/>
+      </w:tblGrid>
+      <w:tr>
+        <w:tc>
+          <w:tcPr>
+            <w:tcW w:type="dxa" w:w="1701"/>
+            <w:shd w:val="clear" w:color="auto" w:fill="CFEAF7"/>
+          </w:tcPr>
+          <w:p>
+            <w:pPr>
+              <w:spacing w:after="40" w:before="40"/>
+            </w:pPr>
+            <w:r/>
+            <w:r>
+              <w:rPr>
+                <w:b/>
+                <w:sz w:val="20"/>
+              </w:rPr>
+              <w:t>Objeto</w:t>
+            </w:r>
+          </w:p>
+        </w:tc>
+        <w:tc>
+          <w:tcPr>
+            <w:tcW w:type="dxa" w:w="6803"/>
+            <w:shd w:val="clear" w:color="auto" w:fill="CFEAF7"/>
+          </w:tcPr>
+          <w:p>
+            <w:pPr>
+              <w:spacing w:after="40" w:before="40"/>
+            </w:pPr>
+            <w:r/>
+            <w:r>
+              <w:rPr>
+                <w:b/>
+                <w:sz w:val="20"/>
+              </w:rPr>
+              <w:t>Lo que hay que saber</w:t>
+            </w:r>
+          </w:p>
+        </w:tc>
+      </w:tr>
+      <w:tr>
+        <w:tc>
+          <w:tcPr>
+            <w:tcW w:type="dxa" w:w="1701"/>
+          </w:tcPr>
+          <w:p>
+            <w:pPr>
+              <w:spacing w:after="40" w:before="40"/>
+            </w:pPr>
+            <w:r/>
+            <w:r>
+              <w:rPr>
+                <w:sz w:val="20"/>
+              </w:rPr>
+              <w:t>history</w:t>
+            </w:r>
+          </w:p>
+        </w:tc>
+        <w:tc>
+          <w:tcPr>
+            <w:tcW w:type="dxa" w:w="6803"/>
+          </w:tcPr>
+          <w:p>
+            <w:pPr>
+              <w:spacing w:after="40" w:before="40"/>
+            </w:pPr>
+            <w:r/>
+            <w:r>
+              <w:rPr>
+                <w:sz w:val="20"/>
+              </w:rPr>
+              <w:t>back() página anterior · forward() siguiente · go(-1) anterior, go(1) siguiente, go() recarga · length = nº de páginas</w:t>
+            </w:r>
+          </w:p>
+        </w:tc>
+      </w:tr>
+      <w:tr>
+        <w:tc>
+          <w:tcPr>
+            <w:tcW w:type="dxa" w:w="1701"/>
+          </w:tcPr>
+          <w:p>
+            <w:pPr>
+              <w:spacing w:after="40" w:before="40"/>
+            </w:pPr>
+            <w:r/>
+            <w:r>
+              <w:rPr>
+                <w:sz w:val="20"/>
+              </w:rPr>
+              <w:t>navigator</w:t>
+            </w:r>
+          </w:p>
+        </w:tc>
+        <w:tc>
+          <w:tcPr>
+            <w:tcW w:type="dxa" w:w="6803"/>
+          </w:tcPr>
+          <w:p>
+            <w:pPr>
+              <w:spacing w:after="40" w:before="40"/>
+            </w:pPr>
+            <w:r/>
+            <w:r>
+              <w:rPr>
+                <w:sz w:val="20"/>
+              </w:rPr>
+              <w:t>userAgent · language (es-ES) · platform · cookieEnabled · onLine</w:t>
+            </w:r>
+          </w:p>
+        </w:tc>
+      </w:tr>
+      <w:tr>
+        <w:tc>
+          <w:tcPr>
+            <w:tcW w:type="dxa" w:w="1701"/>
+          </w:tcPr>
+          <w:p>
+            <w:pPr>
+              <w:spacing w:after="40" w:before="40"/>
+            </w:pPr>
+            <w:r/>
+            <w:r>
+              <w:rPr>
+                <w:sz w:val="20"/>
+              </w:rPr>
+              <w:t>screen</w:t>
+            </w:r>
+          </w:p>
+        </w:tc>
+        <w:tc>
+          <w:tcPr>
+            <w:tcW w:type="dxa" w:w="6803"/>
+          </w:tcPr>
+          <w:p>
+            <w:pPr>
+              <w:spacing w:after="40" w:before="40"/>
+            </w:pPr>
+            <w:r/>
+            <w:r>
+              <w:rPr>
+                <w:sz w:val="20"/>
+              </w:rPr>
+              <w:t>width y height (pantalla) · availWidth y availHeight (sin la barra de tareas) · colorDepth · pixelDepth</w:t>
+            </w:r>
+          </w:p>
+        </w:tc>
+      </w:tr>
+      <w:tr>
+        <w:tc>
+          <w:tcPr>
+            <w:tcW w:type="dxa" w:w="1701"/>
+          </w:tcPr>
+          <w:p>
+            <w:pPr>
+              <w:spacing w:after="40" w:before="40"/>
+            </w:pPr>
+            <w:r/>
+            <w:r>
+              <w:rPr>
+                <w:sz w:val="20"/>
+              </w:rPr>
+              <w:t>window</w:t>
+            </w:r>
+          </w:p>
+        </w:tc>
+        <w:tc>
+          <w:tcPr>
+            <w:tcW w:type="dxa" w:w="6803"/>
+          </w:tcPr>
+          <w:p>
+            <w:pPr>
+              <w:spacing w:after="40" w:before="40"/>
+            </w:pPr>
+            <w:r/>
+            <w:r>
+              <w:rPr>
+                <w:sz w:val="20"/>
+              </w:rPr>
+              <w:t>innerWidth / innerHeight (zona de la página) · outerWidth / outerHeight (toda la ventana) · scrollX / scrollY · opener · closed · scrollBy(x,y) / scrollTo(x,y)</w:t>
+            </w:r>
+          </w:p>
+        </w:tc>
+      </w:tr>
+    </w:tbl>
+    <w:p/>
+    <w:p>
+      <w:pPr>
+        <w:spacing w:after="0" w:before="0" w:line="240" w:lineRule="auto"/>
+        <w:ind w:left="170"/>
+        <w:shd w:val="clear" w:color="auto" w:fill="F2F2F2"/>
+      </w:pPr>
+      <w:r>
+        <w:rPr>
+          <w:sz w:val="20"/>
+        </w:rPr>
+        <w:t>console.log(location.href);</w:t>
+      </w:r>
+    </w:p>
+    <w:p>
+      <w:pPr>
+        <w:spacing w:after="0" w:before="0" w:line="240" w:lineRule="auto"/>
+        <w:ind w:left="170"/>
+        <w:shd w:val="clear" w:color="auto" w:fill="F2F2F2"/>
+      </w:pPr>
+      <w:r>
+        <w:rPr>
+          <w:sz w:val="20"/>
+        </w:rPr>
+        <w:t>console.log(navigator.userAgent);</w:t>
+      </w:r>
+    </w:p>
+    <w:p>
+      <w:pPr>
+        <w:spacing w:after="0" w:before="0" w:line="240" w:lineRule="auto"/>
+        <w:ind w:left="170"/>
+        <w:shd w:val="clear" w:color="auto" w:fill="F2F2F2"/>
+      </w:pPr>
+      <w:r>
+        <w:rPr>
+          <w:sz w:val="20"/>
+        </w:rPr>
+        <w:t>history.go(-(history.length - 1));   // ir a la primera página del historial</w:t>
+      </w:r>
+    </w:p>
+    <w:p/>
+    <w:p>
+      <w:pPr>
+        <w:jc w:val="center"/>
+        <w:rPr>
+          <w:b/>
+          <w:bCs/>
+          <w:sz w:val="28"/>
+          <w:szCs w:val="28"/>
+        </w:rPr>
+      </w:pPr>
+      <w:r>
+        <w:rPr>
+          <w:b/>
+          <w:bCs/>
+          <w:sz w:val="28"/>
+          <w:szCs w:val="28"/>
+        </w:rPr>
+        <w:t xml:space="preserve">Parámetros de window.open (el 3º, separados por comas)</w:t>
+      </w:r>
+    </w:p>
+    <w:tbl>
+      <w:tblPr>
+        <w:tblW w:type="auto" w:w="0"/>
+        <w:jc w:val="center"/>
+        <w:tblLook w:firstColumn="1" w:firstRow="1" w:lastColumn="0" w:lastRow="0" w:noHBand="0" w:noVBand="1" w:val="04A0"/>
+        <w:tblBorders>
+          <w:top w:val="single" w:sz="4" w:space="0" w:color="7F7F7F"/>
+          <w:left w:val="single" w:sz="4" w:space="0" w:color="7F7F7F"/>
+          <w:bottom w:val="single" w:sz="4" w:space="0" w:color="7F7F7F"/>
+          <w:right w:val="single" w:sz="4" w:space="0" w:color="7F7F7F"/>
+          <w:insideH w:val="single" w:sz="4" w:space="0" w:color="7F7F7F"/>
+          <w:insideV w:val="single" w:sz="4" w:space="0" w:color="7F7F7F"/>
+        </w:tblBorders>
+      </w:tblPr>
+      <w:tblGrid>
+        <w:gridCol w:w="4252"/>
+        <w:gridCol w:w="4252"/>
+      </w:tblGrid>
+      <w:tr>
+        <w:tc>
+          <w:tcPr>
+            <w:tcW w:type="dxa" w:w="3118"/>
+            <w:shd w:val="clear" w:color="auto" w:fill="CFEAF7"/>
+          </w:tcPr>
+          <w:p>
+            <w:pPr>
+              <w:spacing w:after="40" w:before="40"/>
+            </w:pPr>
+            <w:r/>
+            <w:r>
+              <w:rPr>
+                <w:b/>
+                <w:sz w:val="20"/>
+              </w:rPr>
+              <w:t>Parámetro</w:t>
+            </w:r>
+          </w:p>
+        </w:tc>
+        <w:tc>
+          <w:tcPr>
+            <w:tcW w:type="dxa" w:w="5386"/>
+            <w:shd w:val="clear" w:color="auto" w:fill="CFEAF7"/>
+          </w:tcPr>
+          <w:p>
+            <w:pPr>
+              <w:spacing w:after="40" w:before="40"/>
+            </w:pPr>
+            <w:r/>
+            <w:r>
+              <w:rPr>
+                <w:b/>
+                <w:sz w:val="20"/>
+              </w:rPr>
+              <w:t>Significado</w:t>
+            </w:r>
+          </w:p>
+        </w:tc>
+      </w:tr>
+      <w:tr>
+        <w:tc>
+          <w:tcPr>
+            <w:tcW w:type="dxa" w:w="3118"/>
+          </w:tcPr>
+          <w:p>
+            <w:pPr>
+              <w:spacing w:after="40" w:before="40"/>
+            </w:pPr>
+            <w:r/>
+            <w:r>
+              <w:rPr>
+                <w:sz w:val="20"/>
+              </w:rPr>
+              <w:t>width / height</w:t>
+            </w:r>
+          </w:p>
+        </w:tc>
+        <w:tc>
+          <w:tcPr>
+            <w:tcW w:type="dxa" w:w="5386"/>
+          </w:tcPr>
+          <w:p>
+            <w:pPr>
+              <w:spacing w:after="40" w:before="40"/>
+            </w:pPr>
+            <w:r/>
+            <w:r>
+              <w:rPr>
+                <w:sz w:val="20"/>
+              </w:rPr>
+              <w:t>ancho y alto en píxeles</w:t>
+            </w:r>
+          </w:p>
+        </w:tc>
+      </w:tr>
+      <w:tr>
+        <w:tc>
+          <w:tcPr>
+            <w:tcW w:type="dxa" w:w="3118"/>
+          </w:tcPr>
+          <w:p>
+            <w:pPr>
+              <w:spacing w:after="40" w:before="40"/>
+            </w:pPr>
+            <w:r/>
+            <w:r>
+              <w:rPr>
+                <w:sz w:val="20"/>
+              </w:rPr>
+              <w:t>top / left</w:t>
+            </w:r>
+          </w:p>
+        </w:tc>
+        <w:tc>
+          <w:tcPr>
+            <w:tcW w:type="dxa" w:w="5386"/>
+          </w:tcPr>
+          <w:p>
+            <w:pPr>
+              <w:spacing w:after="40" w:before="40"/>
+            </w:pPr>
+            <w:r/>
+            <w:r>
+              <w:rPr>
+                <w:sz w:val="20"/>
+              </w:rPr>
+              <w:t>distancia al borde superior / izquierdo de la pantalla</w:t>
+            </w:r>
+          </w:p>
+        </w:tc>
+      </w:tr>
+      <w:tr>
+        <w:tc>
+          <w:tcPr>
+            <w:tcW w:type="dxa" w:w="3118"/>
+          </w:tcPr>
+          <w:p>
+            <w:pPr>
+              <w:spacing w:after="40" w:before="40"/>
+            </w:pPr>
+            <w:r/>
+            <w:r>
+              <w:rPr>
+                <w:sz w:val="20"/>
+              </w:rPr>
+              <w:t>toolbar, location, status, menubar</w:t>
+            </w:r>
+          </w:p>
+        </w:tc>
+        <w:tc>
+          <w:tcPr>
+            <w:tcW w:type="dxa" w:w="5386"/>
+          </w:tcPr>
+          <w:p>
+            <w:pPr>
+              <w:spacing w:after="40" w:before="40"/>
+            </w:pPr>
+            <w:r/>
+            <w:r>
+              <w:rPr>
+                <w:sz w:val="20"/>
+              </w:rPr>
+              <w:t>mostrar o no barra de herramientas, de direcciones, de estado y de menú (yes/no o 1/0)</w:t>
+            </w:r>
+          </w:p>
+        </w:tc>
+      </w:tr>
+      <w:tr>
+        <w:tc>
+          <w:tcPr>
+            <w:tcW w:type="dxa" w:w="3118"/>
+          </w:tcPr>
+          <w:p>
+            <w:pPr>
+              <w:spacing w:after="40" w:before="40"/>
+            </w:pPr>
+            <w:r/>
+            <w:r>
+              <w:rPr>
+                <w:sz w:val="20"/>
+              </w:rPr>
+              <w:t>scrollbars, resizable</w:t>
+            </w:r>
+          </w:p>
+        </w:tc>
+        <w:tc>
+          <w:tcPr>
+            <w:tcW w:type="dxa" w:w="5386"/>
+          </w:tcPr>
+          <w:p>
+            <w:pPr>
+              <w:spacing w:after="40" w:before="40"/>
+            </w:pPr>
+            <w:r/>
+            <w:r>
+              <w:rPr>
+                <w:sz w:val="20"/>
+              </w:rPr>
+              <w:t>barras de scroll y si se puede redimensionar</w:t>
+            </w:r>
+          </w:p>
+        </w:tc>
+      </w:tr>
+    </w:tbl>
+    <w:p/>
+    <w:p>
+      <w:pPr>
+        <w:spacing w:after="0" w:before="0" w:line="240" w:lineRule="auto"/>
+        <w:ind w:left="170"/>
+        <w:shd w:val="clear" w:color="auto" w:fill="F2F2F2"/>
+      </w:pPr>
+      <w:r>
+        <w:rPr>
+          <w:sz w:val="20"/>
+        </w:rPr>
+        <w:t>window.open("", "segunda", "width=300,height=200,top=100,left=100,resizable=0");</w:t>
+      </w:r>
+    </w:p>
+    <w:p/>
     <w:sectPr>
       <w:pgSz w:w="11906" w:h="16838"/>
       <w:pgMar w:top="1417" w:right="1701" w:bottom="1417" w:left="1701" w:header="708" w:footer="708" w:gutter="0"/>
